--- a/template-commerce.docx
+++ b/template-commerce.docx
@@ -1,12 +1,11 @@
 
 <file path=word/document.xml><?xml version="1.0" encoding="utf-8"?>
-<w:document xmlns:o="urn:schemas-microsoft-com:office:office" xmlns:r="http://schemas.openxmlformats.org/officeDocument/2006/relationships" xmlns:v="urn:schemas-microsoft-com:vml" xmlns:w="http://schemas.openxmlformats.org/wordprocessingml/2006/main" xmlns:w10="urn:schemas-microsoft-com:office:word" xmlns:wp="http://schemas.openxmlformats.org/drawingml/2006/wordprocessingDrawing" xmlns:pic="http://schemas.openxmlformats.org/drawingml/2006/picture" xmlns:wps="http://schemas.microsoft.com/office/word/2010/wordprocessingShape" xmlns:wpg="http://schemas.microsoft.com/office/word/2010/wordprocessingGroup" xmlns:mc="http://schemas.openxmlformats.org/markup-compatibility/2006" xmlns:wp14="http://schemas.microsoft.com/office/word/2010/wordprocessingDrawing" xmlns:w14="http://schemas.microsoft.com/office/word/2010/wordml" xmlns:w15="http://schemas.microsoft.com/office/word/2012/wordml" mc:Ignorable="w14 wp14 w15">
+<w:document xmlns:wpc="http://schemas.microsoft.com/office/word/2010/wordprocessingCanvas" xmlns:cx="http://schemas.microsoft.com/office/drawing/2014/chartex" xmlns:cx1="http://schemas.microsoft.com/office/drawing/2015/9/8/chartex" xmlns:cx2="http://schemas.microsoft.com/office/drawing/2015/10/21/chartex" xmlns:cx3="http://schemas.microsoft.com/office/drawing/2016/5/9/chartex" xmlns:cx4="http://schemas.microsoft.com/office/drawing/2016/5/10/chartex" xmlns:cx5="http://schemas.microsoft.com/office/drawing/2016/5/11/chartex" xmlns:cx6="http://schemas.microsoft.com/office/drawing/2016/5/12/chartex" xmlns:cx7="http://schemas.microsoft.com/office/drawing/2016/5/13/chartex" xmlns:cx8="http://schemas.microsoft.com/office/drawing/2016/5/14/chartex" xmlns:mc="http://schemas.openxmlformats.org/markup-compatibility/2006" xmlns:m="http://schemas.openxmlformats.org/officeDocument/2006/math" xmlns:aink="http://schemas.microsoft.com/office/drawing/2016/ink" xmlns:am3d="http://schemas.microsoft.com/office/drawing/2017/model3d" xmlns:oel="http://schemas.microsoft.com/office/2019/extlst" xmlns:r="http://schemas.openxmlformats.org/officeDocument/2006/relationships" xmlns:wp14="http://schemas.microsoft.com/office/word/2010/wordprocessingDrawing" xmlns:wp="http://schemas.openxmlformats.org/drawingml/2006/wordprocessingDrawing" xmlns:wpg="http://schemas.microsoft.com/office/word/2010/wordprocessingGroup" xmlns:wpi="http://schemas.microsoft.com/office/word/2010/wordprocessingInk" xmlns:wps="http://schemas.microsoft.com/office/word/2010/wordprocessingShape" xmlns:o="urn:schemas-microsoft-com:office:office" xmlns:v="urn:schemas-microsoft-com:vml" xmlns:w10="urn:schemas-microsoft-com:office:word" xmlns:w="http://schemas.openxmlformats.org/wordprocessingml/2006/main" xmlns:w14="http://schemas.microsoft.com/office/word/2010/wordml" xmlns:w15="http://schemas.microsoft.com/office/word/2012/wordml" xmlns:w16cex="http://schemas.microsoft.com/office/word/2018/wordml/cex" xmlns:w16cid="http://schemas.microsoft.com/office/word/2016/wordml/cid" xmlns:w16="http://schemas.microsoft.com/office/word/2018/wordml" xmlns:w16sdtdh="http://schemas.microsoft.com/office/word/2020/wordml/sdtdatahash" xmlns:w16sdtfl="http://schemas.microsoft.com/office/word/2024/wordml/sdtformatlock" xmlns:w16se="http://schemas.microsoft.com/office/word/2015/wordml/symex" xmlns:w16du="http://schemas.microsoft.com/office/word/2023/wordml/word16du" xmlns:wne="http://schemas.microsoft.com/office/word/2006/wordml" mc:Ignorable="w14 w15 w16se w16cid w16 w16cex w16sdtdh w16sdtfl w16du wp14">
   <w:body>
     <w:p>
       <w:pPr>
         <w:pStyle w:val="Heading1"/>
-        <w:spacing w:before="69" w:after="0"/>
-        <w:rPr/>
+        <w:spacing w:before="69"/>
       </w:pPr>
       <w:r>
         <w:rPr>
@@ -17,8 +16,7 @@
     </w:p>
     <w:p>
       <w:pPr>
-        <w:pStyle w:val="Normal"/>
-        <w:ind w:start="3" w:end="3"/>
+        <w:ind w:left="3" w:right="3"/>
         <w:jc w:val="center"/>
         <w:rPr>
           <w:b/>
@@ -112,41 +110,31 @@
     <w:p>
       <w:pPr>
         <w:pStyle w:val="BodyText"/>
-        <w:ind w:start="0"/>
+        <w:ind w:left="0"/>
         <w:rPr>
           <w:b/>
           <w:sz w:val="20"/>
         </w:rPr>
       </w:pPr>
-      <w:r>
-        <w:rPr>
-          <w:b/>
-          <w:sz w:val="20"/>
-        </w:rPr>
-      </w:r>
     </w:p>
     <w:p>
       <w:pPr>
         <w:sectPr>
-          <w:type w:val="nextPage"/>
           <w:pgSz w:w="11906" w:h="16838"/>
-          <w:pgMar w:left="1559" w:right="708" w:gutter="0" w:header="0" w:top="1380" w:footer="0" w:bottom="280"/>
-          <w:pgNumType w:fmt="decimal"/>
-          <w:formProt w:val="false"/>
-          <w:textDirection w:val="lrTb"/>
-          <w:docGrid w:type="default" w:linePitch="100" w:charSpace="0"/>
+          <w:pgMar w:top="1380" w:right="708" w:bottom="280" w:left="1559" w:header="0" w:footer="0" w:gutter="0"/>
+          <w:cols w:space="720"/>
+          <w:formProt w:val="0"/>
+          <w:docGrid w:linePitch="100"/>
         </w:sectPr>
       </w:pPr>
     </w:p>
     <w:p>
       <w:pPr>
         <w:pStyle w:val="BodyText"/>
-        <w:spacing w:before="103" w:after="0"/>
-        <w:ind w:start="144"/>
-        <w:rPr/>
-      </w:pPr>
-      <w:r>
-        <w:rPr/>
+        <w:spacing w:before="103"/>
+        <w:ind w:left="144"/>
+      </w:pPr>
+      <w:r>
         <w:t xml:space="preserve">г. </w:t>
       </w:r>
       <w:r>
@@ -156,8 +144,10 @@
         <w:t xml:space="preserve">Избербаш </w:t>
       </w:r>
       <w:r>
-        <w:rPr/>
-        <w:t xml:space="preserve">                                                                               {current_date}</w:t>
+        <w:t xml:space="preserve">                                                                               </w:t>
+      </w:r>
+      <w:r>
+        <w:t>{current_date}</w:t>
       </w:r>
     </w:p>
     <w:p>
@@ -165,21 +155,19 @@
         <w:sectPr>
           <w:type w:val="continuous"/>
           <w:pgSz w:w="11906" w:h="16838"/>
-          <w:pgMar w:left="1559" w:right="708" w:gutter="0" w:header="0" w:top="1380" w:footer="0" w:bottom="280"/>
-          <w:cols w:num="2" w:equalWidth="false" w:sep="false">
+          <w:pgMar w:top="1380" w:right="708" w:bottom="280" w:left="1559" w:header="0" w:footer="0" w:gutter="0"/>
+          <w:cols w:num="2" w:space="720" w:equalWidth="0">
             <w:col w:w="1431" w:space="5646"/>
             <w:col w:w="2561"/>
           </w:cols>
-          <w:formProt w:val="false"/>
-          <w:textDirection w:val="lrTb"/>
-          <w:docGrid w:type="default" w:linePitch="100" w:charSpace="0"/>
+          <w:formProt w:val="0"/>
+          <w:docGrid w:linePitch="100"/>
         </w:sectPr>
       </w:pPr>
     </w:p>
     <w:p>
       <w:pPr>
-        <w:pStyle w:val="Normal"/>
-        <w:ind w:firstLine="708" w:start="145" w:end="145"/>
+        <w:ind w:left="145" w:right="145" w:firstLine="708"/>
         <w:jc w:val="both"/>
         <w:rPr>
           <w:sz w:val="24"/>
@@ -292,8 +280,7 @@
     </w:p>
     <w:p>
       <w:pPr>
-        <w:pStyle w:val="Normal"/>
-        <w:ind w:start="145"/>
+        <w:ind w:left="145"/>
         <w:jc w:val="both"/>
         <w:rPr>
           <w:sz w:val="24"/>
@@ -369,119 +356,147 @@
     <w:p>
       <w:pPr>
         <w:pStyle w:val="BodyText"/>
-        <w:spacing w:before="70" w:after="0"/>
-        <w:ind w:start="0"/>
-        <w:rPr/>
-      </w:pPr>
-      <w:r>
-        <w:rPr/>
-      </w:r>
+        <w:spacing w:before="70"/>
+        <w:ind w:left="0"/>
+      </w:pPr>
     </w:p>
     <w:p>
       <w:pPr>
         <w:pStyle w:val="BodyText"/>
-        <w:spacing w:lineRule="auto" w:line="434" w:before="1" w:after="0"/>
-        <w:ind w:firstLine="29" w:start="252" w:end="1211"/>
-        <w:rPr/>
-      </w:pPr>
-      <w:r>
-        <w:rPr/>
+        <w:spacing w:before="1" w:line="434" w:lineRule="auto"/>
+        <w:ind w:left="252" w:right="1211" w:firstLine="29"/>
+      </w:pPr>
+      <w:r>
         <w:t>Фамилия Имя Отчество: {fullname}</w:t>
       </w:r>
     </w:p>
     <w:p>
       <w:pPr>
         <w:pStyle w:val="BodyText"/>
-        <w:spacing w:lineRule="auto" w:line="434" w:before="1" w:after="0"/>
-        <w:ind w:firstLine="29" w:start="252" w:end="1211"/>
-        <w:rPr/>
-      </w:pPr>
-      <w:r>
-        <w:rPr/>
+        <w:spacing w:before="1" w:line="434" w:lineRule="auto"/>
+        <w:ind w:left="252" w:right="1211" w:firstLine="29"/>
+      </w:pPr>
+      <w:r>
         <w:t>Дата рождения: {birthdate}</w:t>
       </w:r>
     </w:p>
     <w:p>
       <w:pPr>
         <w:pStyle w:val="BodyText"/>
-        <w:spacing w:before="53" w:after="0"/>
-        <w:ind w:start="252"/>
-        <w:rPr/>
-      </w:pPr>
-      <w:r>
-        <w:rPr/>
+        <w:spacing w:before="53"/>
+        <w:ind w:left="252"/>
+      </w:pPr>
+      <w:r>
         <w:t>Паспорт серия и номер: {passport}</w:t>
       </w:r>
     </w:p>
     <w:p>
       <w:pPr>
         <w:pStyle w:val="BodyText"/>
-        <w:spacing w:before="79" w:after="0"/>
-        <w:ind w:start="0"/>
-        <w:rPr/>
-      </w:pPr>
-      <w:r>
-        <w:rPr/>
-      </w:r>
+        <w:spacing w:before="79"/>
+        <w:ind w:left="0"/>
+      </w:pPr>
     </w:p>
     <w:p>
       <w:pPr>
         <w:pStyle w:val="BodyText"/>
-        <w:ind w:start="252"/>
-        <w:rPr/>
-      </w:pPr>
-      <w:r>
-        <w:rPr/>
-        <w:t>Выдан когда и кем: {passport_issue_date} {passport_issued_by}</w:t>
+        <w:ind w:left="252"/>
+        <w:rPr>
+          <w:lang w:val="en-US"/>
+        </w:rPr>
+      </w:pPr>
+      <w:r>
+        <w:t>Выдан</w:t>
+      </w:r>
+      <w:r>
+        <w:rPr>
+          <w:lang w:val="en-US"/>
+        </w:rPr>
+        <w:t xml:space="preserve"> </w:t>
+      </w:r>
+      <w:r>
+        <w:t>когда</w:t>
+      </w:r>
+      <w:r>
+        <w:rPr>
+          <w:lang w:val="en-US"/>
+        </w:rPr>
+        <w:t xml:space="preserve"> </w:t>
+      </w:r>
+      <w:r>
+        <w:t>и</w:t>
+      </w:r>
+      <w:r>
+        <w:rPr>
+          <w:lang w:val="en-US"/>
+        </w:rPr>
+        <w:t xml:space="preserve"> </w:t>
+      </w:r>
+      <w:r>
+        <w:t>кем</w:t>
+      </w:r>
+      <w:r>
+        <w:rPr>
+          <w:lang w:val="en-US"/>
+        </w:rPr>
+        <w:t>: {passport_issue_date} {passport_issued_by}</w:t>
       </w:r>
     </w:p>
     <w:p>
       <w:pPr>
         <w:pStyle w:val="BodyText"/>
-        <w:spacing w:before="197" w:after="0"/>
-        <w:ind w:start="252"/>
-        <w:rPr/>
-      </w:pPr>
-      <w:r>
-        <w:rPr/>
-        <w:t>Код подразделения: {passport_division_code}</w:t>
+        <w:spacing w:before="197"/>
+        <w:ind w:left="252"/>
+        <w:rPr>
+          <w:lang w:val="en-US"/>
+        </w:rPr>
+      </w:pPr>
+      <w:r>
+        <w:t>Код</w:t>
+      </w:r>
+      <w:r>
+        <w:rPr>
+          <w:lang w:val="en-US"/>
+        </w:rPr>
+        <w:t xml:space="preserve"> </w:t>
+      </w:r>
+      <w:r>
+        <w:t>подразделения</w:t>
+      </w:r>
+      <w:r>
+        <w:rPr>
+          <w:lang w:val="en-US"/>
+        </w:rPr>
+        <w:t>: {passport_division_code}</w:t>
       </w:r>
     </w:p>
     <w:p>
       <w:pPr>
         <w:pStyle w:val="BodyText"/>
-        <w:ind w:start="0"/>
-        <w:rPr/>
-      </w:pPr>
-      <w:r>
-        <w:rPr/>
-      </w:r>
+        <w:ind w:left="0"/>
+        <w:rPr>
+          <w:lang w:val="en-US"/>
+        </w:rPr>
+      </w:pPr>
     </w:p>
     <w:p>
       <w:pPr>
         <w:pStyle w:val="BodyText"/>
-        <w:ind w:start="252"/>
-        <w:rPr/>
-      </w:pPr>
-      <w:r>
-        <w:rPr/>
+        <w:ind w:left="252"/>
+      </w:pPr>
+      <w:r>
         <w:t xml:space="preserve">Зарегистрирован: {registration_address} </w:t>
       </w:r>
     </w:p>
     <w:p>
       <w:pPr>
         <w:pStyle w:val="BodyText"/>
-        <w:ind w:start="252"/>
-        <w:rPr/>
-      </w:pPr>
-      <w:r>
-        <w:rPr/>
-      </w:r>
-    </w:p>
-    <w:p>
-      <w:pPr>
-        <w:pStyle w:val="Normal"/>
-        <w:ind w:start="145"/>
+        <w:ind w:left="252"/>
+      </w:pPr>
+    </w:p>
+    <w:p>
+      <w:pPr>
+        <w:ind w:left="145"/>
         <w:rPr>
           <w:b/>
           <w:sz w:val="24"/>
@@ -621,30 +636,20 @@
     <w:p>
       <w:pPr>
         <w:pStyle w:val="BodyText"/>
-        <w:ind w:start="0"/>
+        <w:ind w:left="0"/>
         <w:rPr>
           <w:b/>
         </w:rPr>
       </w:pPr>
-      <w:r>
+    </w:p>
+    <w:p>
+      <w:pPr>
+        <w:pStyle w:val="BodyText"/>
+        <w:ind w:left="0"/>
         <w:rPr>
           <w:b/>
         </w:rPr>
-      </w:r>
-    </w:p>
-    <w:p>
-      <w:pPr>
-        <w:pStyle w:val="BodyText"/>
-        <w:ind w:start="0"/>
-        <w:rPr>
-          <w:b/>
-        </w:rPr>
-      </w:pPr>
-      <w:r>
-        <w:rPr>
-          <w:b/>
-        </w:rPr>
-      </w:r>
+      </w:pPr>
     </w:p>
     <w:p>
       <w:pPr>
@@ -654,14 +659,11 @@
           <w:numId w:val="1"/>
         </w:numPr>
         <w:tabs>
-          <w:tab w:val="clear" w:pos="720"/>
-          <w:tab w:val="left" w:pos="853" w:leader="none"/>
+          <w:tab w:val="left" w:pos="853"/>
         </w:tabs>
         <w:jc w:val="center"/>
-        <w:rPr/>
-      </w:pPr>
-      <w:r>
-        <w:rPr/>
+      </w:pPr>
+      <w:r>
         <w:t>ПРЕДМЕТ</w:t>
       </w:r>
       <w:r>
@@ -680,16 +682,11 @@
     <w:p>
       <w:pPr>
         <w:pStyle w:val="BodyText"/>
-        <w:ind w:start="0"/>
+        <w:ind w:left="0"/>
         <w:rPr>
           <w:b/>
         </w:rPr>
       </w:pPr>
-      <w:r>
-        <w:rPr>
-          <w:b/>
-        </w:rPr>
-      </w:r>
     </w:p>
     <w:p>
       <w:pPr>
@@ -699,10 +696,9 @@
           <w:numId w:val="1"/>
         </w:numPr>
         <w:tabs>
-          <w:tab w:val="clear" w:pos="720"/>
-          <w:tab w:val="left" w:pos="853" w:leader="none"/>
-        </w:tabs>
-        <w:ind w:hanging="0" w:start="145" w:end="140"/>
+          <w:tab w:val="left" w:pos="853"/>
+        </w:tabs>
+        <w:ind w:right="140" w:firstLine="0"/>
         <w:rPr>
           <w:sz w:val="24"/>
         </w:rPr>
@@ -730,12 +726,8 @@
     <w:p>
       <w:pPr>
         <w:pStyle w:val="BodyText"/>
-        <w:ind w:start="0"/>
-        <w:rPr/>
-      </w:pPr>
-      <w:r>
-        <w:rPr/>
-      </w:r>
+        <w:ind w:left="0"/>
+      </w:pPr>
     </w:p>
     <w:p>
       <w:pPr>
@@ -745,11 +737,10 @@
           <w:numId w:val="1"/>
         </w:numPr>
         <w:tabs>
-          <w:tab w:val="clear" w:pos="720"/>
-          <w:tab w:val="left" w:pos="853" w:leader="none"/>
-        </w:tabs>
-        <w:spacing w:before="1" w:after="0"/>
-        <w:ind w:hanging="0" w:start="145" w:end="146"/>
+          <w:tab w:val="left" w:pos="853"/>
+        </w:tabs>
+        <w:spacing w:before="1"/>
+        <w:ind w:right="146" w:firstLine="0"/>
         <w:rPr>
           <w:sz w:val="24"/>
         </w:rPr>
@@ -881,41 +872,30 @@
     <w:p>
       <w:pPr>
         <w:pStyle w:val="BodyText"/>
-        <w:spacing w:before="18" w:after="0"/>
-        <w:ind w:start="0"/>
-        <w:rPr/>
-      </w:pPr>
-      <w:r>
-        <w:rPr/>
-      </w:r>
+        <w:spacing w:before="18"/>
+        <w:ind w:left="0"/>
+      </w:pPr>
     </w:p>
     <w:p>
       <w:pPr>
         <w:pStyle w:val="BodyText"/>
-        <w:ind w:start="972"/>
-        <w:rPr/>
-      </w:pPr>
-      <w:r>
-        <w:rPr/>
+        <w:ind w:left="972"/>
+      </w:pPr>
+      <w:r>
         <w:t>Корпус: {building}</w:t>
       </w:r>
     </w:p>
     <w:p>
       <w:pPr>
         <w:pStyle w:val="BodyText"/>
-        <w:spacing w:before="16" w:after="0"/>
-        <w:ind w:start="0"/>
-        <w:rPr/>
-      </w:pPr>
-      <w:r>
-        <w:rPr/>
-      </w:r>
+        <w:spacing w:before="16"/>
+        <w:ind w:left="0"/>
+      </w:pPr>
     </w:p>
     <w:p>
       <w:pPr>
         <w:pStyle w:val="BodyText"/>
-        <w:ind w:start="972"/>
-        <w:rPr/>
+        <w:ind w:left="972"/>
       </w:pPr>
       <w:r>
         <w:rPr>
@@ -927,34 +907,25 @@
     <w:p>
       <w:pPr>
         <w:pStyle w:val="BodyText"/>
-        <w:spacing w:before="260" w:after="0"/>
-        <w:ind w:start="972"/>
-        <w:rPr/>
-      </w:pPr>
-      <w:r>
-        <w:rPr/>
+        <w:spacing w:before="260"/>
+        <w:ind w:left="972"/>
+      </w:pPr>
+      <w:r>
         <w:t>Этаж: {floor}</w:t>
       </w:r>
     </w:p>
     <w:p>
       <w:pPr>
         <w:pStyle w:val="BodyText"/>
-        <w:ind w:start="972"/>
-        <w:rPr/>
-      </w:pPr>
-      <w:r>
-        <w:rPr/>
-      </w:r>
+        <w:ind w:left="972"/>
+      </w:pPr>
     </w:p>
     <w:p>
       <w:pPr>
         <w:pStyle w:val="BodyText"/>
-        <w:spacing w:before="0" w:after="0"/>
-        <w:ind w:start="972"/>
-        <w:rPr/>
-      </w:pPr>
-      <w:r>
-        <w:rPr/>
+        <w:ind w:left="972"/>
+      </w:pPr>
+      <w:r>
         <w:t>Общая проектная площадь, кв.м.: {area}</w:t>
       </w:r>
     </w:p>
@@ -963,23 +934,19 @@
         <w:sectPr>
           <w:type w:val="continuous"/>
           <w:pgSz w:w="11906" w:h="16838"/>
-          <w:pgMar w:left="1559" w:right="708" w:gutter="0" w:header="0" w:top="1380" w:footer="0" w:bottom="280"/>
-          <w:formProt w:val="false"/>
-          <w:textDirection w:val="lrTb"/>
-          <w:docGrid w:type="default" w:linePitch="100" w:charSpace="0"/>
+          <w:pgMar w:top="1380" w:right="708" w:bottom="280" w:left="1559" w:header="0" w:footer="0" w:gutter="0"/>
+          <w:cols w:space="720"/>
+          <w:formProt w:val="0"/>
+          <w:docGrid w:linePitch="100"/>
         </w:sectPr>
       </w:pPr>
     </w:p>
     <w:p>
       <w:pPr>
         <w:pStyle w:val="BodyText"/>
-        <w:spacing w:before="79" w:after="0"/>
-        <w:ind w:start="0"/>
-        <w:rPr/>
-      </w:pPr>
-      <w:r>
-        <w:rPr/>
-      </w:r>
+        <w:spacing w:before="79"/>
+        <w:ind w:left="0"/>
+      </w:pPr>
     </w:p>
     <w:p>
       <w:pPr>
@@ -989,11 +956,10 @@
           <w:numId w:val="1"/>
         </w:numPr>
         <w:tabs>
-          <w:tab w:val="clear" w:pos="720"/>
-          <w:tab w:val="left" w:pos="853" w:leader="none"/>
-        </w:tabs>
-        <w:spacing w:before="1" w:after="0"/>
-        <w:ind w:hanging="0" w:start="145" w:end="138"/>
+          <w:tab w:val="left" w:pos="853"/>
+        </w:tabs>
+        <w:spacing w:before="1"/>
+        <w:ind w:right="138" w:firstLine="0"/>
         <w:rPr>
           <w:sz w:val="24"/>
         </w:rPr>
@@ -1132,7 +1098,13 @@
         <w:rPr>
           <w:sz w:val="24"/>
         </w:rPr>
-        <w:t xml:space="preserve">принадлежащем на праве собственности Гамзатову Магомедарипу Магомедгаджиеву правами на использование которого для строительства Застройщик обладает на основании договора подряда от 15.09.2025. </w:t>
+        <w:t xml:space="preserve">принадлежащем на праве собственности </w:t>
+      </w:r>
+      <w:r>
+        <w:rPr>
+          <w:sz w:val="24"/>
+        </w:rPr>
+        <w:t xml:space="preserve">Гамзатову Магомедарипу Магомедгаджиеву правами на использование которого для строительства Застройщик обладает на основании договора подряда от 15.09.2025. </w:t>
       </w:r>
       <w:r>
         <w:rPr>
@@ -1146,7 +1118,7 @@
         <w:rPr>
           <w:sz w:val="24"/>
         </w:rPr>
-        <w:t xml:space="preserve"> от 28.11.2022 № 05</w:t>
+        <w:t xml:space="preserve"> от 16.10.2025 № 05</w:t>
       </w:r>
       <w:r>
         <w:rPr>
@@ -1159,27 +1131,26 @@
         <w:rPr>
           <w:sz w:val="24"/>
         </w:rPr>
-        <w:t>05304000-20-2022, выдано Отделом архитектуры и строительства г. Избербаш РД.</w:t>
-      </w:r>
-    </w:p>
-    <w:p>
-      <w:pPr>
-        <w:pStyle w:val="Normal"/>
-        <w:tabs>
-          <w:tab w:val="clear" w:pos="720"/>
-          <w:tab w:val="left" w:pos="853" w:leader="none"/>
-        </w:tabs>
-        <w:spacing w:before="1" w:after="0"/>
-        <w:ind w:start="145" w:end="138"/>
-        <w:rPr>
-          <w:sz w:val="24"/>
-        </w:rPr>
-      </w:pPr>
-      <w:r>
-        <w:rPr>
-          <w:sz w:val="24"/>
-        </w:rPr>
-      </w:r>
+        <w:t xml:space="preserve">05304000-19-2025, </w:t>
+      </w:r>
+      <w:r>
+        <w:rPr>
+          <w:sz w:val="24"/>
+        </w:rPr>
+        <w:t>выдано Отделом архитектуры и строительства г. Избербаш РД.</w:t>
+      </w:r>
+    </w:p>
+    <w:p>
+      <w:pPr>
+        <w:tabs>
+          <w:tab w:val="left" w:pos="853"/>
+        </w:tabs>
+        <w:spacing w:before="1"/>
+        <w:ind w:left="145" w:right="138"/>
+        <w:rPr>
+          <w:sz w:val="24"/>
+        </w:rPr>
+      </w:pPr>
     </w:p>
     <w:p>
       <w:pPr>
@@ -1189,10 +1160,9 @@
           <w:numId w:val="1"/>
         </w:numPr>
         <w:tabs>
-          <w:tab w:val="clear" w:pos="720"/>
-          <w:tab w:val="left" w:pos="853" w:leader="none"/>
-        </w:tabs>
-        <w:ind w:hanging="0" w:start="145" w:end="142"/>
+          <w:tab w:val="left" w:pos="853"/>
+        </w:tabs>
+        <w:ind w:right="142" w:firstLine="0"/>
         <w:rPr>
           <w:sz w:val="24"/>
         </w:rPr>
@@ -1207,22 +1177,14 @@
     <w:p>
       <w:pPr>
         <w:pStyle w:val="BodyText"/>
-        <w:ind w:start="0"/>
-        <w:rPr/>
-      </w:pPr>
-      <w:r>
-        <w:rPr/>
-      </w:r>
+        <w:ind w:left="0"/>
+      </w:pPr>
     </w:p>
     <w:p>
       <w:pPr>
         <w:pStyle w:val="BodyText"/>
-        <w:ind w:start="0"/>
-        <w:rPr/>
-      </w:pPr>
-      <w:r>
-        <w:rPr/>
-      </w:r>
+        <w:ind w:left="0"/>
+      </w:pPr>
     </w:p>
     <w:p>
       <w:pPr>
@@ -1232,14 +1194,11 @@
           <w:numId w:val="1"/>
         </w:numPr>
         <w:tabs>
-          <w:tab w:val="clear" w:pos="720"/>
-          <w:tab w:val="left" w:pos="853" w:leader="none"/>
+          <w:tab w:val="left" w:pos="853"/>
         </w:tabs>
         <w:jc w:val="center"/>
-        <w:rPr/>
-      </w:pPr>
-      <w:r>
-        <w:rPr/>
+      </w:pPr>
+      <w:r>
         <w:t>ЦЕНА</w:t>
       </w:r>
       <w:r>
@@ -1249,7 +1208,6 @@
         <w:t xml:space="preserve"> </w:t>
       </w:r>
       <w:r>
-        <w:rPr/>
         <w:t>ДОГОВОРА.</w:t>
       </w:r>
       <w:r>
@@ -1259,7 +1217,6 @@
         <w:t xml:space="preserve"> </w:t>
       </w:r>
       <w:r>
-        <w:rPr/>
         <w:t>ПОРЯДОК</w:t>
       </w:r>
       <w:r>
@@ -1278,16 +1235,11 @@
     <w:p>
       <w:pPr>
         <w:pStyle w:val="BodyText"/>
-        <w:ind w:start="0"/>
+        <w:ind w:left="0"/>
         <w:rPr>
           <w:b/>
         </w:rPr>
       </w:pPr>
-      <w:r>
-        <w:rPr>
-          <w:b/>
-        </w:rPr>
-      </w:r>
     </w:p>
     <w:p>
       <w:pPr>
@@ -1297,11 +1249,10 @@
           <w:numId w:val="1"/>
         </w:numPr>
         <w:tabs>
-          <w:tab w:val="clear" w:pos="720"/>
-          <w:tab w:val="left" w:pos="852" w:leader="none"/>
-        </w:tabs>
-        <w:spacing w:lineRule="exact" w:line="272"/>
-        <w:ind w:hanging="707" w:start="852"/>
+          <w:tab w:val="left" w:pos="852"/>
+        </w:tabs>
+        <w:spacing w:line="272" w:lineRule="exact"/>
+        <w:ind w:left="852" w:hanging="707"/>
         <w:rPr>
           <w:sz w:val="24"/>
         </w:rPr>
@@ -1323,12 +1274,10 @@
     <w:p>
       <w:pPr>
         <w:pStyle w:val="BodyText"/>
-        <w:spacing w:before="14" w:after="0"/>
-        <w:ind w:start="144" w:end="2034"/>
-        <w:rPr/>
-      </w:pPr>
-      <w:r>
-        <w:rPr/>
+        <w:spacing w:before="14"/>
+        <w:ind w:left="144" w:right="2034"/>
+      </w:pPr>
+      <w:r>
         <w:t>размере</w:t>
       </w:r>
       <w:r>
@@ -1338,7 +1287,6 @@
         <w:t xml:space="preserve"> </w:t>
       </w:r>
       <w:r>
-        <w:rPr/>
         <w:t xml:space="preserve"> {price} рублей,</w:t>
       </w:r>
       <w:r>
@@ -1348,7 +1296,6 @@
         <w:t xml:space="preserve"> </w:t>
       </w:r>
       <w:r>
-        <w:rPr/>
         <w:t>исходя</w:t>
       </w:r>
       <w:r>
@@ -1358,7 +1305,6 @@
         <w:t xml:space="preserve"> </w:t>
       </w:r>
       <w:r>
-        <w:rPr/>
         <w:t>из</w:t>
       </w:r>
       <w:r>
@@ -1368,7 +1314,6 @@
         <w:t xml:space="preserve"> </w:t>
       </w:r>
       <w:r>
-        <w:rPr/>
         <w:t>стоимости</w:t>
       </w:r>
       <w:r>
@@ -1378,7 +1323,6 @@
         <w:t xml:space="preserve"> </w:t>
       </w:r>
       <w:r>
-        <w:rPr/>
         <w:t>одного</w:t>
       </w:r>
       <w:r>
@@ -1388,23 +1332,21 @@
         <w:t xml:space="preserve"> </w:t>
       </w:r>
       <w:r>
-        <w:rPr/>
         <w:t>квадратного метра в размере {price_per_square} рублей.</w:t>
       </w:r>
     </w:p>
     <w:p>
       <w:pPr>
         <w:sectPr>
-          <w:headerReference w:type="even" r:id="rId2"/>
-          <w:headerReference w:type="default" r:id="rId3"/>
-          <w:headerReference w:type="first" r:id="rId4"/>
-          <w:type w:val="nextPage"/>
+          <w:headerReference w:type="even" r:id="rId7"/>
+          <w:headerReference w:type="default" r:id="rId8"/>
+          <w:headerReference w:type="first" r:id="rId9"/>
           <w:pgSz w:w="11906" w:h="16838"/>
-          <w:pgMar w:left="1559" w:right="708" w:gutter="0" w:header="757" w:top="1160" w:footer="0" w:bottom="280"/>
-          <w:pgNumType w:start="2" w:fmt="decimal"/>
-          <w:formProt w:val="false"/>
-          <w:textDirection w:val="lrTb"/>
-          <w:docGrid w:type="default" w:linePitch="100" w:charSpace="0"/>
+          <w:pgMar w:top="1160" w:right="708" w:bottom="280" w:left="1559" w:header="757" w:footer="0" w:gutter="0"/>
+          <w:pgNumType w:start="2"/>
+          <w:cols w:space="720"/>
+          <w:formProt w:val="0"/>
+          <w:docGrid w:linePitch="100"/>
         </w:sectPr>
       </w:pPr>
     </w:p>
@@ -1416,11 +1358,10 @@
           <w:numId w:val="1"/>
         </w:numPr>
         <w:tabs>
-          <w:tab w:val="clear" w:pos="720"/>
-          <w:tab w:val="left" w:pos="505" w:leader="none"/>
-        </w:tabs>
-        <w:spacing w:lineRule="exact" w:line="266"/>
-        <w:ind w:hanging="360" w:start="505"/>
+          <w:tab w:val="left" w:pos="505"/>
+        </w:tabs>
+        <w:spacing w:line="266" w:lineRule="exact"/>
+        <w:ind w:left="505" w:hanging="360"/>
         <w:rPr>
           <w:sz w:val="24"/>
         </w:rPr>
@@ -1435,7 +1376,6 @@
     <w:p>
       <w:pPr>
         <w:pStyle w:val="BodyText"/>
-        <w:spacing w:before="0" w:after="0"/>
         <w:rPr>
           <w:spacing w:val="-2"/>
         </w:rPr>
@@ -1444,7 +1384,6 @@
         <w:br w:type="column"/>
       </w:r>
       <w:r>
-        <w:rPr/>
         <w:t xml:space="preserve">Инвестор обязуется оплатить цену Договора в полном объеме в течение 3 </w:t>
       </w:r>
       <w:r>
@@ -1459,25 +1398,22 @@
         <w:sectPr>
           <w:type w:val="continuous"/>
           <w:pgSz w:w="11906" w:h="16838"/>
-          <w:pgMar w:left="1559" w:right="708" w:gutter="0" w:header="757" w:top="1160" w:footer="0" w:bottom="280"/>
-          <w:cols w:num="2" w:equalWidth="false" w:sep="false">
+          <w:pgMar w:top="1160" w:right="708" w:bottom="280" w:left="1559" w:header="757" w:footer="0" w:gutter="0"/>
+          <w:cols w:num="2" w:space="720" w:equalWidth="0">
             <w:col w:w="544" w:space="162"/>
             <w:col w:w="8932"/>
           </w:cols>
-          <w:formProt w:val="false"/>
-          <w:textDirection w:val="lrTb"/>
-          <w:docGrid w:type="default" w:linePitch="100" w:charSpace="0"/>
+          <w:formProt w:val="0"/>
+          <w:docGrid w:linePitch="100"/>
         </w:sectPr>
       </w:pPr>
     </w:p>
     <w:p>
       <w:pPr>
         <w:pStyle w:val="BodyText"/>
-        <w:ind w:start="0"/>
-        <w:rPr/>
-      </w:pPr>
-      <w:r>
-        <w:rPr/>
+        <w:ind w:left="0"/>
+      </w:pPr>
+      <w:r>
         <w:t xml:space="preserve">с даты подписания настоящего Договора на расчетный счет </w:t>
       </w:r>
       <w:r>
@@ -1490,23 +1426,15 @@
     <w:p>
       <w:pPr>
         <w:pStyle w:val="BodyText"/>
-        <w:ind w:start="0"/>
-        <w:rPr/>
-      </w:pPr>
-      <w:r>
-        <w:rPr/>
-      </w:r>
+        <w:ind w:left="0"/>
+      </w:pPr>
     </w:p>
     <w:p>
       <w:pPr>
         <w:pStyle w:val="BodyText"/>
-        <w:spacing w:before="168" w:after="0"/>
-        <w:ind w:start="0"/>
-        <w:rPr/>
-      </w:pPr>
-      <w:r>
-        <w:rPr/>
-      </w:r>
+        <w:spacing w:before="168"/>
+        <w:ind w:left="0"/>
+      </w:pPr>
     </w:p>
     <w:p>
       <w:pPr>
@@ -1516,14 +1444,11 @@
           <w:numId w:val="1"/>
         </w:numPr>
         <w:tabs>
-          <w:tab w:val="clear" w:pos="720"/>
-          <w:tab w:val="left" w:pos="853" w:leader="none"/>
+          <w:tab w:val="left" w:pos="853"/>
         </w:tabs>
         <w:jc w:val="center"/>
-        <w:rPr/>
-      </w:pPr>
-      <w:r>
-        <w:rPr/>
+      </w:pPr>
+      <w:r>
         <w:t>ПОРЯДОК</w:t>
       </w:r>
       <w:r>
@@ -1533,7 +1458,6 @@
         <w:t xml:space="preserve"> </w:t>
       </w:r>
       <w:r>
-        <w:rPr/>
         <w:t>ПЕРЕДАЧИ</w:t>
       </w:r>
       <w:r>
@@ -1552,16 +1476,11 @@
     <w:p>
       <w:pPr>
         <w:pStyle w:val="BodyText"/>
-        <w:ind w:start="0"/>
+        <w:ind w:left="0"/>
         <w:rPr>
           <w:b/>
         </w:rPr>
       </w:pPr>
-      <w:r>
-        <w:rPr>
-          <w:b/>
-        </w:rPr>
-      </w:r>
     </w:p>
     <w:p>
       <w:pPr>
@@ -1571,10 +1490,9 @@
           <w:numId w:val="1"/>
         </w:numPr>
         <w:tabs>
-          <w:tab w:val="clear" w:pos="720"/>
-          <w:tab w:val="left" w:pos="853" w:leader="none"/>
-        </w:tabs>
-        <w:ind w:hanging="0" w:start="145" w:end="149"/>
+          <w:tab w:val="left" w:pos="853"/>
+        </w:tabs>
+        <w:ind w:right="149" w:firstLine="0"/>
         <w:rPr>
           <w:sz w:val="24"/>
         </w:rPr>
@@ -1594,10 +1512,9 @@
           <w:numId w:val="1"/>
         </w:numPr>
         <w:tabs>
-          <w:tab w:val="clear" w:pos="720"/>
-          <w:tab w:val="left" w:pos="853" w:leader="none"/>
-        </w:tabs>
-        <w:ind w:hanging="0" w:start="145" w:end="151"/>
+          <w:tab w:val="left" w:pos="853"/>
+        </w:tabs>
+        <w:ind w:right="151" w:firstLine="0"/>
         <w:rPr>
           <w:sz w:val="24"/>
         </w:rPr>
@@ -1617,10 +1534,9 @@
           <w:numId w:val="1"/>
         </w:numPr>
         <w:tabs>
-          <w:tab w:val="clear" w:pos="720"/>
-          <w:tab w:val="left" w:pos="853" w:leader="none"/>
-        </w:tabs>
-        <w:ind w:hanging="708" w:start="853"/>
+          <w:tab w:val="left" w:pos="853"/>
+        </w:tabs>
+        <w:ind w:left="853"/>
         <w:rPr>
           <w:sz w:val="24"/>
         </w:rPr>
@@ -1764,10 +1680,9 @@
           <w:numId w:val="1"/>
         </w:numPr>
         <w:tabs>
-          <w:tab w:val="clear" w:pos="720"/>
-          <w:tab w:val="left" w:pos="853" w:leader="none"/>
-        </w:tabs>
-        <w:ind w:hanging="708" w:start="853"/>
+          <w:tab w:val="left" w:pos="853"/>
+        </w:tabs>
+        <w:ind w:left="853"/>
         <w:rPr>
           <w:sz w:val="24"/>
         </w:rPr>
@@ -1892,10 +1807,9 @@
           <w:numId w:val="1"/>
         </w:numPr>
         <w:tabs>
-          <w:tab w:val="clear" w:pos="720"/>
-          <w:tab w:val="left" w:pos="853" w:leader="none"/>
-        </w:tabs>
-        <w:ind w:hanging="0" w:start="145" w:end="142"/>
+          <w:tab w:val="left" w:pos="853"/>
+        </w:tabs>
+        <w:ind w:right="142" w:firstLine="0"/>
         <w:rPr>
           <w:sz w:val="24"/>
         </w:rPr>
@@ -1915,10 +1829,9 @@
           <w:numId w:val="1"/>
         </w:numPr>
         <w:tabs>
-          <w:tab w:val="clear" w:pos="720"/>
-          <w:tab w:val="left" w:pos="853" w:leader="none"/>
-        </w:tabs>
-        <w:ind w:hanging="0" w:start="145" w:end="150"/>
+          <w:tab w:val="left" w:pos="853"/>
+        </w:tabs>
+        <w:ind w:right="150" w:firstLine="0"/>
         <w:rPr>
           <w:sz w:val="24"/>
         </w:rPr>
@@ -1938,11 +1851,10 @@
           <w:numId w:val="1"/>
         </w:numPr>
         <w:tabs>
-          <w:tab w:val="clear" w:pos="720"/>
-          <w:tab w:val="left" w:pos="853" w:leader="none"/>
-        </w:tabs>
-        <w:spacing w:before="1" w:after="0"/>
-        <w:ind w:hanging="0" w:start="145" w:end="144"/>
+          <w:tab w:val="left" w:pos="853"/>
+        </w:tabs>
+        <w:spacing w:before="1"/>
+        <w:ind w:right="144" w:firstLine="0"/>
         <w:rPr>
           <w:sz w:val="24"/>
         </w:rPr>
@@ -1975,10 +1887,9 @@
           <w:numId w:val="1"/>
         </w:numPr>
         <w:tabs>
-          <w:tab w:val="clear" w:pos="720"/>
-          <w:tab w:val="left" w:pos="853" w:leader="none"/>
-        </w:tabs>
-        <w:ind w:hanging="0" w:start="145" w:end="146"/>
+          <w:tab w:val="left" w:pos="853"/>
+        </w:tabs>
+        <w:ind w:right="146" w:firstLine="0"/>
         <w:rPr>
           <w:sz w:val="24"/>
         </w:rPr>
@@ -2011,10 +1922,9 @@
           <w:numId w:val="1"/>
         </w:numPr>
         <w:tabs>
-          <w:tab w:val="clear" w:pos="720"/>
-          <w:tab w:val="left" w:pos="853" w:leader="none"/>
-        </w:tabs>
-        <w:ind w:hanging="0" w:start="145" w:end="141"/>
+          <w:tab w:val="left" w:pos="853"/>
+        </w:tabs>
+        <w:ind w:right="141" w:firstLine="0"/>
         <w:rPr>
           <w:sz w:val="24"/>
         </w:rPr>
@@ -2034,11 +1944,9 @@
           <w:numId w:val="1"/>
         </w:numPr>
         <w:tabs>
-          <w:tab w:val="clear" w:pos="720"/>
-          <w:tab w:val="left" w:pos="853" w:leader="none"/>
-        </w:tabs>
-        <w:spacing w:before="0" w:after="0"/>
-        <w:ind w:hanging="0" w:start="145" w:end="147"/>
+          <w:tab w:val="left" w:pos="853"/>
+        </w:tabs>
+        <w:ind w:right="147" w:firstLine="0"/>
         <w:rPr>
           <w:sz w:val="24"/>
         </w:rPr>
@@ -2172,23 +2080,22 @@
         <w:sectPr>
           <w:type w:val="continuous"/>
           <w:pgSz w:w="11906" w:h="16838"/>
-          <w:pgMar w:left="1559" w:right="708" w:gutter="0" w:header="757" w:top="1160" w:footer="0" w:bottom="280"/>
-          <w:formProt w:val="false"/>
-          <w:textDirection w:val="lrTb"/>
-          <w:docGrid w:type="default" w:linePitch="100" w:charSpace="0"/>
+          <w:pgMar w:top="1160" w:right="708" w:bottom="280" w:left="1559" w:header="757" w:footer="0" w:gutter="0"/>
+          <w:cols w:space="720"/>
+          <w:formProt w:val="0"/>
+          <w:docGrid w:linePitch="100"/>
         </w:sectPr>
       </w:pPr>
     </w:p>
     <w:p>
       <w:pPr>
         <w:pStyle w:val="BodyText"/>
-        <w:spacing w:before="80" w:after="0"/>
-        <w:ind w:start="145" w:end="149"/>
+        <w:spacing w:before="80"/>
+        <w:ind w:right="149"/>
         <w:jc w:val="both"/>
-        <w:rPr/>
-      </w:pPr>
-      <w:r>
-        <w:rPr/>
+      </w:pPr>
+      <w:r>
+        <w:lastRenderedPageBreak/>
         <w:t>передаче Помещения. При этом риск случайной гибели Помещения и бремя содержания (включая оплату коммунальных услуг и иных эксплуатационных расходов) признается перешедшим к Инвестору со дня составления Застройщиком одностороннего акта.</w:t>
       </w:r>
     </w:p>
@@ -2200,10 +2107,9 @@
           <w:numId w:val="1"/>
         </w:numPr>
         <w:tabs>
-          <w:tab w:val="clear" w:pos="720"/>
-          <w:tab w:val="left" w:pos="853" w:leader="none"/>
-        </w:tabs>
-        <w:ind w:hanging="0" w:start="145" w:end="147"/>
+          <w:tab w:val="left" w:pos="853"/>
+        </w:tabs>
+        <w:ind w:right="147" w:firstLine="0"/>
         <w:rPr>
           <w:sz w:val="24"/>
         </w:rPr>
@@ -2366,10 +2272,9 @@
           <w:numId w:val="1"/>
         </w:numPr>
         <w:tabs>
-          <w:tab w:val="clear" w:pos="720"/>
-          <w:tab w:val="left" w:pos="853" w:leader="none"/>
-        </w:tabs>
-        <w:ind w:hanging="0" w:start="145" w:end="146"/>
+          <w:tab w:val="left" w:pos="853"/>
+        </w:tabs>
+        <w:ind w:right="146" w:firstLine="0"/>
         <w:rPr>
           <w:sz w:val="24"/>
         </w:rPr>
@@ -2396,11 +2301,10 @@
           <w:numId w:val="1"/>
         </w:numPr>
         <w:tabs>
-          <w:tab w:val="clear" w:pos="720"/>
-          <w:tab w:val="left" w:pos="853" w:leader="none"/>
-        </w:tabs>
-        <w:spacing w:lineRule="auto" w:line="259"/>
-        <w:ind w:hanging="0" w:start="145" w:end="145"/>
+          <w:tab w:val="left" w:pos="853"/>
+        </w:tabs>
+        <w:spacing w:line="259" w:lineRule="auto"/>
+        <w:ind w:right="145" w:firstLine="0"/>
         <w:rPr>
           <w:sz w:val="24"/>
         </w:rPr>
@@ -2422,23 +2326,15 @@
     <w:p>
       <w:pPr>
         <w:pStyle w:val="BodyText"/>
-        <w:ind w:start="0"/>
-        <w:rPr/>
-      </w:pPr>
-      <w:r>
-        <w:rPr/>
-      </w:r>
+        <w:ind w:left="0"/>
+      </w:pPr>
     </w:p>
     <w:p>
       <w:pPr>
         <w:pStyle w:val="BodyText"/>
-        <w:spacing w:before="159" w:after="0"/>
-        <w:ind w:start="0"/>
-        <w:rPr/>
-      </w:pPr>
-      <w:r>
-        <w:rPr/>
-      </w:r>
+        <w:spacing w:before="159"/>
+        <w:ind w:left="0"/>
+      </w:pPr>
     </w:p>
     <w:p>
       <w:pPr>
@@ -2448,15 +2344,12 @@
           <w:numId w:val="1"/>
         </w:numPr>
         <w:tabs>
-          <w:tab w:val="clear" w:pos="720"/>
-          <w:tab w:val="left" w:pos="853" w:leader="none"/>
-        </w:tabs>
-        <w:spacing w:before="1" w:after="0"/>
+          <w:tab w:val="left" w:pos="853"/>
+        </w:tabs>
+        <w:spacing w:before="1"/>
         <w:jc w:val="center"/>
-        <w:rPr/>
-      </w:pPr>
-      <w:r>
-        <w:rPr/>
+      </w:pPr>
+      <w:r>
         <w:t>ОБЯЗАТЕЛЬСТВА</w:t>
       </w:r>
       <w:r>
@@ -2480,16 +2373,13 @@
           <w:numId w:val="1"/>
         </w:numPr>
         <w:tabs>
-          <w:tab w:val="clear" w:pos="720"/>
-          <w:tab w:val="left" w:pos="853" w:leader="none"/>
-        </w:tabs>
-        <w:spacing w:before="276" w:after="0"/>
-        <w:ind w:hanging="708" w:start="853"/>
+          <w:tab w:val="left" w:pos="853"/>
+        </w:tabs>
+        <w:spacing w:before="276"/>
+        <w:ind w:left="853"/>
         <w:jc w:val="both"/>
-        <w:rPr/>
-      </w:pPr>
-      <w:r>
-        <w:rPr/>
+      </w:pPr>
+      <w:r>
         <w:t>Застройщик</w:t>
       </w:r>
       <w:r>
@@ -2513,8 +2403,7 @@
           <w:numId w:val="1"/>
         </w:numPr>
         <w:tabs>
-          <w:tab w:val="clear" w:pos="720"/>
-          <w:tab w:val="left" w:pos="745" w:leader="none"/>
+          <w:tab w:val="left" w:pos="745"/>
         </w:tabs>
         <w:rPr>
           <w:sz w:val="24"/>
@@ -2659,10 +2548,9 @@
           <w:numId w:val="1"/>
         </w:numPr>
         <w:tabs>
-          <w:tab w:val="clear" w:pos="720"/>
-          <w:tab w:val="left" w:pos="745" w:leader="none"/>
-        </w:tabs>
-        <w:ind w:hanging="0" w:start="145" w:end="147"/>
+          <w:tab w:val="left" w:pos="745"/>
+        </w:tabs>
+        <w:ind w:left="145" w:right="147" w:firstLine="0"/>
         <w:rPr>
           <w:sz w:val="24"/>
         </w:rPr>
@@ -2682,10 +2570,9 @@
           <w:numId w:val="1"/>
         </w:numPr>
         <w:tabs>
-          <w:tab w:val="clear" w:pos="720"/>
-          <w:tab w:val="left" w:pos="745" w:leader="none"/>
-        </w:tabs>
-        <w:ind w:hanging="0" w:start="145" w:end="151"/>
+          <w:tab w:val="left" w:pos="745"/>
+        </w:tabs>
+        <w:ind w:left="145" w:right="151" w:firstLine="0"/>
         <w:rPr>
           <w:sz w:val="24"/>
         </w:rPr>
@@ -2705,10 +2592,9 @@
           <w:numId w:val="1"/>
         </w:numPr>
         <w:tabs>
-          <w:tab w:val="clear" w:pos="720"/>
-          <w:tab w:val="left" w:pos="745" w:leader="none"/>
-        </w:tabs>
-        <w:ind w:hanging="0" w:start="145" w:end="153"/>
+          <w:tab w:val="left" w:pos="745"/>
+        </w:tabs>
+        <w:ind w:left="145" w:right="153" w:firstLine="0"/>
         <w:rPr>
           <w:sz w:val="24"/>
         </w:rPr>
@@ -2832,10 +2718,9 @@
           <w:numId w:val="1"/>
         </w:numPr>
         <w:tabs>
-          <w:tab w:val="clear" w:pos="720"/>
-          <w:tab w:val="left" w:pos="745" w:leader="none"/>
-        </w:tabs>
-        <w:ind w:hanging="0" w:start="145" w:end="143"/>
+          <w:tab w:val="left" w:pos="745"/>
+        </w:tabs>
+        <w:ind w:left="145" w:right="143" w:firstLine="0"/>
         <w:rPr>
           <w:sz w:val="24"/>
         </w:rPr>
@@ -2855,10 +2740,9 @@
           <w:numId w:val="1"/>
         </w:numPr>
         <w:tabs>
-          <w:tab w:val="clear" w:pos="720"/>
-          <w:tab w:val="left" w:pos="745" w:leader="none"/>
-        </w:tabs>
-        <w:ind w:hanging="0" w:start="145" w:end="152"/>
+          <w:tab w:val="left" w:pos="745"/>
+        </w:tabs>
+        <w:ind w:left="145" w:right="152" w:firstLine="0"/>
         <w:rPr>
           <w:sz w:val="24"/>
         </w:rPr>
@@ -2969,10 +2853,9 @@
           <w:numId w:val="1"/>
         </w:numPr>
         <w:tabs>
-          <w:tab w:val="clear" w:pos="720"/>
-          <w:tab w:val="left" w:pos="745" w:leader="none"/>
-        </w:tabs>
-        <w:ind w:hanging="0" w:start="145" w:end="147"/>
+          <w:tab w:val="left" w:pos="745"/>
+        </w:tabs>
+        <w:ind w:left="145" w:right="147" w:firstLine="0"/>
         <w:rPr>
           <w:sz w:val="24"/>
         </w:rPr>
@@ -2987,12 +2870,8 @@
     <w:p>
       <w:pPr>
         <w:pStyle w:val="BodyText"/>
-        <w:ind w:start="0"/>
-        <w:rPr/>
-      </w:pPr>
-      <w:r>
-        <w:rPr/>
-      </w:r>
+        <w:ind w:left="0"/>
+      </w:pPr>
     </w:p>
     <w:p>
       <w:pPr>
@@ -3002,14 +2881,11 @@
           <w:numId w:val="1"/>
         </w:numPr>
         <w:tabs>
-          <w:tab w:val="clear" w:pos="720"/>
-          <w:tab w:val="left" w:pos="852" w:leader="none"/>
-        </w:tabs>
-        <w:ind w:hanging="707" w:start="852"/>
-        <w:rPr/>
-      </w:pPr>
-      <w:r>
-        <w:rPr/>
+          <w:tab w:val="left" w:pos="852"/>
+        </w:tabs>
+        <w:ind w:left="852" w:hanging="707"/>
+      </w:pPr>
+      <w:r>
         <w:t>Инвестор</w:t>
       </w:r>
       <w:r>
@@ -3033,8 +2909,7 @@
           <w:numId w:val="1"/>
         </w:numPr>
         <w:tabs>
-          <w:tab w:val="clear" w:pos="720"/>
-          <w:tab w:val="left" w:pos="745" w:leader="none"/>
+          <w:tab w:val="left" w:pos="745"/>
         </w:tabs>
         <w:rPr>
           <w:sz w:val="24"/>
@@ -3160,10 +3035,9 @@
           <w:numId w:val="1"/>
         </w:numPr>
         <w:tabs>
-          <w:tab w:val="clear" w:pos="720"/>
-          <w:tab w:val="left" w:pos="745" w:leader="none"/>
-        </w:tabs>
-        <w:ind w:hanging="0" w:start="145" w:end="149"/>
+          <w:tab w:val="left" w:pos="745"/>
+        </w:tabs>
+        <w:ind w:left="145" w:right="149" w:firstLine="0"/>
         <w:rPr>
           <w:sz w:val="24"/>
         </w:rPr>
@@ -3320,33 +3194,30 @@
     </w:p>
     <w:p>
       <w:pPr>
-        <w:sectPr>
-          <w:headerReference w:type="even" r:id="rId5"/>
-          <w:headerReference w:type="default" r:id="rId6"/>
-          <w:headerReference w:type="first" r:id="rId7"/>
-          <w:type w:val="nextPage"/>
-          <w:pgSz w:w="11906" w:h="16838"/>
-          <w:pgMar w:left="1559" w:right="708" w:gutter="0" w:header="757" w:top="1160" w:footer="0" w:bottom="280"/>
-          <w:pgNumType w:fmt="decimal"/>
-          <w:formProt w:val="false"/>
-          <w:textDirection w:val="lrTb"/>
-          <w:docGrid w:type="default" w:linePitch="100" w:charSpace="0"/>
-        </w:sectPr>
         <w:pStyle w:val="ListParagraph"/>
         <w:numPr>
           <w:ilvl w:val="2"/>
           <w:numId w:val="1"/>
         </w:numPr>
         <w:tabs>
-          <w:tab w:val="clear" w:pos="720"/>
-          <w:tab w:val="left" w:pos="186" w:leader="none"/>
-          <w:tab w:val="left" w:pos="777" w:leader="none"/>
-        </w:tabs>
-        <w:spacing w:lineRule="auto" w:line="247" w:before="5" w:after="0"/>
-        <w:ind w:hanging="9" w:start="186" w:end="619"/>
-        <w:rPr>
-          <w:sz w:val="24"/>
-        </w:rPr>
+          <w:tab w:val="left" w:pos="186"/>
+          <w:tab w:val="left" w:pos="777"/>
+        </w:tabs>
+        <w:spacing w:before="5" w:line="247" w:lineRule="auto"/>
+        <w:ind w:left="186" w:right="619" w:hanging="9"/>
+        <w:rPr>
+          <w:sz w:val="24"/>
+        </w:rPr>
+        <w:sectPr>
+          <w:headerReference w:type="even" r:id="rId10"/>
+          <w:headerReference w:type="default" r:id="rId11"/>
+          <w:headerReference w:type="first" r:id="rId12"/>
+          <w:pgSz w:w="11906" w:h="16838"/>
+          <w:pgMar w:top="1160" w:right="708" w:bottom="280" w:left="1559" w:header="757" w:footer="0" w:gutter="0"/>
+          <w:cols w:space="720"/>
+          <w:formProt w:val="0"/>
+          <w:docGrid w:linePitch="100"/>
+        </w:sectPr>
       </w:pPr>
       <w:r>
         <w:rPr>
@@ -3462,13 +3333,12 @@
     <w:p>
       <w:pPr>
         <w:pStyle w:val="BodyText"/>
-        <w:spacing w:before="80" w:after="0"/>
-        <w:ind w:start="145" w:end="147"/>
+        <w:spacing w:before="80"/>
+        <w:ind w:right="147"/>
         <w:jc w:val="both"/>
-        <w:rPr/>
-      </w:pPr>
-      <w:r>
-        <w:rPr/>
+      </w:pPr>
+      <w:r>
+        <w:lastRenderedPageBreak/>
         <w:t>Инвестор не вправе производить перепланировку, переоборудование Помещения, прокладку любых дополнительных сетей и</w:t>
       </w:r>
       <w:r>
@@ -3478,7 +3348,6 @@
         <w:t xml:space="preserve"> </w:t>
       </w:r>
       <w:r>
-        <w:rPr/>
         <w:t>коммуникаций, возводить внутренние перегородки, проемы в несущих стенах, изменять проектное положение сантехнических разводов и стояков, газового оборудования, схемы электроразводки, без предварительного письменного согласования с Застройщиком;</w:t>
       </w:r>
     </w:p>
@@ -3490,10 +3359,9 @@
           <w:numId w:val="1"/>
         </w:numPr>
         <w:tabs>
-          <w:tab w:val="clear" w:pos="720"/>
-          <w:tab w:val="left" w:pos="745" w:leader="none"/>
-        </w:tabs>
-        <w:ind w:hanging="0" w:start="145" w:end="141"/>
+          <w:tab w:val="left" w:pos="745"/>
+        </w:tabs>
+        <w:ind w:left="145" w:right="141" w:firstLine="0"/>
         <w:rPr>
           <w:sz w:val="24"/>
         </w:rPr>
@@ -3513,12 +3381,10 @@
           <w:numId w:val="1"/>
         </w:numPr>
         <w:tabs>
-          <w:tab w:val="clear" w:pos="720"/>
-          <w:tab w:val="left" w:pos="852" w:leader="none"/>
-        </w:tabs>
-        <w:spacing w:lineRule="exact" w:line="326" w:before="236" w:after="0"/>
-        <w:ind w:hanging="707" w:start="852"/>
-        <w:rPr/>
+          <w:tab w:val="left" w:pos="852"/>
+        </w:tabs>
+        <w:spacing w:before="236" w:line="326" w:lineRule="exact"/>
+        <w:ind w:left="852" w:hanging="707"/>
       </w:pPr>
       <w:r>
         <w:rPr>
@@ -3547,10 +3413,9 @@
           <w:numId w:val="1"/>
         </w:numPr>
         <w:tabs>
-          <w:tab w:val="clear" w:pos="720"/>
-          <w:tab w:val="left" w:pos="745" w:leader="none"/>
-        </w:tabs>
-        <w:ind w:hanging="0" w:start="145" w:end="148"/>
+          <w:tab w:val="left" w:pos="745"/>
+        </w:tabs>
+        <w:ind w:left="145" w:right="148" w:firstLine="0"/>
         <w:rPr>
           <w:sz w:val="24"/>
         </w:rPr>
@@ -3696,8 +3561,7 @@
           <w:numId w:val="1"/>
         </w:numPr>
         <w:tabs>
-          <w:tab w:val="clear" w:pos="720"/>
-          <w:tab w:val="left" w:pos="745" w:leader="none"/>
+          <w:tab w:val="left" w:pos="745"/>
         </w:tabs>
         <w:rPr>
           <w:sz w:val="24"/>
@@ -3810,8 +3674,7 @@
           <w:numId w:val="1"/>
         </w:numPr>
         <w:tabs>
-          <w:tab w:val="clear" w:pos="720"/>
-          <w:tab w:val="left" w:pos="745" w:leader="none"/>
+          <w:tab w:val="left" w:pos="745"/>
         </w:tabs>
         <w:rPr>
           <w:sz w:val="24"/>
@@ -3937,8 +3800,7 @@
           <w:numId w:val="1"/>
         </w:numPr>
         <w:tabs>
-          <w:tab w:val="clear" w:pos="720"/>
-          <w:tab w:val="left" w:pos="745" w:leader="none"/>
+          <w:tab w:val="left" w:pos="745"/>
         </w:tabs>
         <w:rPr>
           <w:sz w:val="24"/>
@@ -4012,15 +3874,12 @@
           <w:numId w:val="1"/>
         </w:numPr>
         <w:tabs>
-          <w:tab w:val="clear" w:pos="720"/>
-          <w:tab w:val="left" w:pos="852" w:leader="none"/>
-        </w:tabs>
-        <w:spacing w:before="266" w:after="0"/>
-        <w:ind w:hanging="707" w:start="852"/>
-        <w:rPr/>
-      </w:pPr>
-      <w:r>
-        <w:rPr/>
+          <w:tab w:val="left" w:pos="852"/>
+        </w:tabs>
+        <w:spacing w:before="266"/>
+        <w:ind w:left="852" w:hanging="707"/>
+      </w:pPr>
+      <w:r>
         <w:t>Инвестор</w:t>
       </w:r>
       <w:r>
@@ -4044,10 +3903,9 @@
           <w:numId w:val="1"/>
         </w:numPr>
         <w:tabs>
-          <w:tab w:val="clear" w:pos="720"/>
-          <w:tab w:val="left" w:pos="745" w:leader="none"/>
-        </w:tabs>
-        <w:ind w:hanging="0" w:start="145" w:end="146"/>
+          <w:tab w:val="left" w:pos="745"/>
+        </w:tabs>
+        <w:ind w:left="145" w:right="146" w:firstLine="0"/>
         <w:rPr>
           <w:sz w:val="24"/>
         </w:rPr>
@@ -4158,18 +4016,17 @@
           <w:numId w:val="1"/>
         </w:numPr>
         <w:tabs>
-          <w:tab w:val="clear" w:pos="720"/>
-          <w:tab w:val="left" w:pos="745" w:leader="none"/>
-          <w:tab w:val="left" w:pos="2022" w:leader="none"/>
-          <w:tab w:val="left" w:pos="3399" w:leader="none"/>
-          <w:tab w:val="left" w:pos="4102" w:leader="none"/>
-          <w:tab w:val="left" w:pos="4659" w:leader="none"/>
-          <w:tab w:val="left" w:pos="6366" w:leader="none"/>
-          <w:tab w:val="left" w:pos="7605" w:leader="none"/>
-          <w:tab w:val="left" w:pos="7925" w:leader="none"/>
-          <w:tab w:val="left" w:pos="9382" w:leader="none"/>
-        </w:tabs>
-        <w:ind w:hanging="0" w:start="145" w:end="147"/>
+          <w:tab w:val="left" w:pos="745"/>
+          <w:tab w:val="left" w:pos="2022"/>
+          <w:tab w:val="left" w:pos="3399"/>
+          <w:tab w:val="left" w:pos="4102"/>
+          <w:tab w:val="left" w:pos="4659"/>
+          <w:tab w:val="left" w:pos="6366"/>
+          <w:tab w:val="left" w:pos="7605"/>
+          <w:tab w:val="left" w:pos="7925"/>
+          <w:tab w:val="left" w:pos="9382"/>
+        </w:tabs>
+        <w:ind w:left="145" w:right="147" w:firstLine="0"/>
         <w:rPr>
           <w:sz w:val="24"/>
         </w:rPr>
@@ -4300,10 +4157,9 @@
           <w:numId w:val="1"/>
         </w:numPr>
         <w:tabs>
-          <w:tab w:val="clear" w:pos="720"/>
-          <w:tab w:val="left" w:pos="745" w:leader="none"/>
-        </w:tabs>
-        <w:ind w:hanging="0" w:start="145" w:end="146"/>
+          <w:tab w:val="left" w:pos="745"/>
+        </w:tabs>
+        <w:ind w:left="145" w:right="146" w:firstLine="0"/>
         <w:rPr>
           <w:sz w:val="24"/>
         </w:rPr>
@@ -4318,22 +4174,14 @@
     <w:p>
       <w:pPr>
         <w:pStyle w:val="BodyText"/>
-        <w:ind w:start="0"/>
-        <w:rPr/>
-      </w:pPr>
-      <w:r>
-        <w:rPr/>
-      </w:r>
+        <w:ind w:left="0"/>
+      </w:pPr>
     </w:p>
     <w:p>
       <w:pPr>
         <w:pStyle w:val="BodyText"/>
-        <w:ind w:start="0"/>
-        <w:rPr/>
-      </w:pPr>
-      <w:r>
-        <w:rPr/>
-      </w:r>
+        <w:ind w:left="0"/>
+      </w:pPr>
     </w:p>
     <w:p>
       <w:pPr>
@@ -4343,15 +4191,12 @@
           <w:numId w:val="1"/>
         </w:numPr>
         <w:tabs>
-          <w:tab w:val="clear" w:pos="720"/>
-          <w:tab w:val="left" w:pos="852" w:leader="none"/>
-        </w:tabs>
-        <w:ind w:hanging="707" w:start="852"/>
+          <w:tab w:val="left" w:pos="852"/>
+        </w:tabs>
+        <w:ind w:left="852" w:hanging="707"/>
         <w:jc w:val="center"/>
-        <w:rPr/>
-      </w:pPr>
-      <w:r>
-        <w:rPr/>
+      </w:pPr>
+      <w:r>
         <w:t>ГАРАНТИЯ</w:t>
       </w:r>
       <w:r>
@@ -4361,7 +4206,6 @@
         <w:t xml:space="preserve"> </w:t>
       </w:r>
       <w:r>
-        <w:rPr/>
         <w:t>КАЧЕСТВА</w:t>
       </w:r>
       <w:r>
@@ -4371,7 +4215,6 @@
         <w:t xml:space="preserve"> </w:t>
       </w:r>
       <w:r>
-        <w:rPr/>
         <w:t>И</w:t>
       </w:r>
       <w:r>
@@ -4381,7 +4224,6 @@
         <w:t xml:space="preserve"> </w:t>
       </w:r>
       <w:r>
-        <w:rPr/>
         <w:t>ОТВЕТСТВЕННОСТЬ</w:t>
       </w:r>
       <w:r>
@@ -4405,10 +4247,9 @@
           <w:numId w:val="1"/>
         </w:numPr>
         <w:tabs>
-          <w:tab w:val="clear" w:pos="720"/>
-          <w:tab w:val="left" w:pos="852" w:leader="none"/>
-        </w:tabs>
-        <w:ind w:hanging="0" w:start="145" w:end="142"/>
+          <w:tab w:val="left" w:pos="852"/>
+        </w:tabs>
+        <w:ind w:right="142" w:firstLine="0"/>
         <w:rPr>
           <w:sz w:val="24"/>
         </w:rPr>
@@ -4539,10 +4380,9 @@
           <w:numId w:val="1"/>
         </w:numPr>
         <w:tabs>
-          <w:tab w:val="clear" w:pos="720"/>
-          <w:tab w:val="left" w:pos="852" w:leader="none"/>
-        </w:tabs>
-        <w:ind w:hanging="0" w:start="145" w:end="151"/>
+          <w:tab w:val="left" w:pos="852"/>
+        </w:tabs>
+        <w:ind w:right="151" w:firstLine="0"/>
         <w:rPr>
           <w:sz w:val="24"/>
         </w:rPr>
@@ -4666,10 +4506,9 @@
           <w:numId w:val="1"/>
         </w:numPr>
         <w:tabs>
-          <w:tab w:val="clear" w:pos="720"/>
-          <w:tab w:val="left" w:pos="852" w:leader="none"/>
-        </w:tabs>
-        <w:ind w:hanging="0" w:start="145" w:end="144"/>
+          <w:tab w:val="left" w:pos="852"/>
+        </w:tabs>
+        <w:ind w:right="144" w:firstLine="0"/>
         <w:rPr>
           <w:sz w:val="24"/>
         </w:rPr>
@@ -4689,11 +4528,10 @@
           <w:numId w:val="1"/>
         </w:numPr>
         <w:tabs>
-          <w:tab w:val="clear" w:pos="720"/>
-          <w:tab w:val="left" w:pos="852" w:leader="none"/>
-        </w:tabs>
-        <w:spacing w:lineRule="auto" w:line="259"/>
-        <w:ind w:hanging="0" w:start="145" w:end="161"/>
+          <w:tab w:val="left" w:pos="852"/>
+        </w:tabs>
+        <w:spacing w:line="259" w:lineRule="auto"/>
+        <w:ind w:right="161" w:firstLine="0"/>
         <w:rPr>
           <w:sz w:val="24"/>
         </w:rPr>
@@ -4804,10 +4642,9 @@
           <w:numId w:val="1"/>
         </w:numPr>
         <w:tabs>
-          <w:tab w:val="clear" w:pos="720"/>
-          <w:tab w:val="left" w:pos="853" w:leader="none"/>
-        </w:tabs>
-        <w:ind w:hanging="0" w:start="145" w:end="148"/>
+          <w:tab w:val="left" w:pos="853"/>
+        </w:tabs>
+        <w:ind w:right="148" w:firstLine="0"/>
         <w:rPr>
           <w:sz w:val="24"/>
         </w:rPr>
@@ -4866,10 +4703,9 @@
           <w:numId w:val="1"/>
         </w:numPr>
         <w:tabs>
-          <w:tab w:val="clear" w:pos="720"/>
-          <w:tab w:val="left" w:pos="853" w:leader="none"/>
-        </w:tabs>
-        <w:ind w:hanging="0" w:start="145" w:end="146"/>
+          <w:tab w:val="left" w:pos="853"/>
+        </w:tabs>
+        <w:ind w:right="146" w:firstLine="0"/>
         <w:rPr>
           <w:sz w:val="24"/>
         </w:rPr>
@@ -4896,10 +4732,9 @@
           <w:numId w:val="1"/>
         </w:numPr>
         <w:tabs>
-          <w:tab w:val="clear" w:pos="720"/>
-          <w:tab w:val="left" w:pos="853" w:leader="none"/>
-        </w:tabs>
-        <w:ind w:hanging="0" w:start="145" w:end="155"/>
+          <w:tab w:val="left" w:pos="853"/>
+        </w:tabs>
+        <w:ind w:right="155" w:firstLine="0"/>
         <w:rPr>
           <w:sz w:val="24"/>
         </w:rPr>
@@ -4919,10 +4754,9 @@
           <w:numId w:val="1"/>
         </w:numPr>
         <w:tabs>
-          <w:tab w:val="clear" w:pos="720"/>
-          <w:tab w:val="left" w:pos="853" w:leader="none"/>
-        </w:tabs>
-        <w:ind w:hanging="0" w:start="145" w:end="144"/>
+          <w:tab w:val="left" w:pos="853"/>
+        </w:tabs>
+        <w:ind w:right="144" w:firstLine="0"/>
         <w:rPr>
           <w:sz w:val="24"/>
         </w:rPr>
@@ -4942,10 +4776,9 @@
           <w:numId w:val="1"/>
         </w:numPr>
         <w:tabs>
-          <w:tab w:val="clear" w:pos="720"/>
-          <w:tab w:val="left" w:pos="853" w:leader="none"/>
-        </w:tabs>
-        <w:ind w:hanging="708" w:start="853"/>
+          <w:tab w:val="left" w:pos="853"/>
+        </w:tabs>
+        <w:ind w:left="853"/>
         <w:rPr>
           <w:sz w:val="24"/>
         </w:rPr>
@@ -5063,10 +4896,9 @@
           <w:numId w:val="1"/>
         </w:numPr>
         <w:tabs>
-          <w:tab w:val="clear" w:pos="720"/>
-          <w:tab w:val="left" w:pos="853" w:leader="none"/>
-        </w:tabs>
-        <w:ind w:hanging="0" w:start="145" w:end="150"/>
+          <w:tab w:val="left" w:pos="853"/>
+        </w:tabs>
+        <w:ind w:right="150" w:firstLine="0"/>
         <w:rPr>
           <w:sz w:val="24"/>
         </w:rPr>
@@ -5080,31 +4912,28 @@
     </w:p>
     <w:p>
       <w:pPr>
-        <w:sectPr>
-          <w:headerReference w:type="even" r:id="rId8"/>
-          <w:headerReference w:type="default" r:id="rId9"/>
-          <w:headerReference w:type="first" r:id="rId10"/>
-          <w:type w:val="nextPage"/>
-          <w:pgSz w:w="11906" w:h="16838"/>
-          <w:pgMar w:left="1559" w:right="708" w:gutter="0" w:header="757" w:top="1160" w:footer="0" w:bottom="280"/>
-          <w:pgNumType w:fmt="decimal"/>
-          <w:formProt w:val="false"/>
-          <w:textDirection w:val="lrTb"/>
-          <w:docGrid w:type="default" w:linePitch="100" w:charSpace="0"/>
-        </w:sectPr>
         <w:pStyle w:val="ListParagraph"/>
         <w:numPr>
           <w:ilvl w:val="1"/>
           <w:numId w:val="1"/>
         </w:numPr>
         <w:tabs>
-          <w:tab w:val="clear" w:pos="720"/>
-          <w:tab w:val="left" w:pos="853" w:leader="none"/>
-        </w:tabs>
-        <w:ind w:hanging="0" w:start="145" w:end="151"/>
-        <w:rPr>
-          <w:sz w:val="24"/>
-        </w:rPr>
+          <w:tab w:val="left" w:pos="853"/>
+        </w:tabs>
+        <w:ind w:right="151" w:firstLine="0"/>
+        <w:rPr>
+          <w:sz w:val="24"/>
+        </w:rPr>
+        <w:sectPr>
+          <w:headerReference w:type="even" r:id="rId13"/>
+          <w:headerReference w:type="default" r:id="rId14"/>
+          <w:headerReference w:type="first" r:id="rId15"/>
+          <w:pgSz w:w="11906" w:h="16838"/>
+          <w:pgMar w:top="1160" w:right="708" w:bottom="280" w:left="1559" w:header="757" w:footer="0" w:gutter="0"/>
+          <w:cols w:space="720"/>
+          <w:formProt w:val="0"/>
+          <w:docGrid w:linePitch="100"/>
+        </w:sectPr>
       </w:pPr>
       <w:r>
         <w:rPr>
@@ -5128,19 +4957,19 @@
           <w:numId w:val="1"/>
         </w:numPr>
         <w:tabs>
-          <w:tab w:val="clear" w:pos="720"/>
-          <w:tab w:val="left" w:pos="853" w:leader="none"/>
-        </w:tabs>
-        <w:spacing w:before="80" w:after="0"/>
-        <w:ind w:hanging="0" w:start="145" w:end="151"/>
-        <w:rPr>
-          <w:sz w:val="24"/>
-        </w:rPr>
-      </w:pPr>
-      <w:r>
-        <w:rPr>
-          <w:sz w:val="24"/>
-        </w:rPr>
+          <w:tab w:val="left" w:pos="853"/>
+        </w:tabs>
+        <w:spacing w:before="80"/>
+        <w:ind w:right="151" w:firstLine="0"/>
+        <w:rPr>
+          <w:sz w:val="24"/>
+        </w:rPr>
+      </w:pPr>
+      <w:r>
+        <w:rPr>
+          <w:sz w:val="24"/>
+        </w:rPr>
+        <w:lastRenderedPageBreak/>
         <w:t>Споры, вытекающие из настоящего договора, подлежат рассмотрению в порядке, предусмотренном действующим законодательством РФ.</w:t>
       </w:r>
     </w:p>
@@ -5151,30 +4980,18 @@
           <w:sz w:val="24"/>
         </w:rPr>
       </w:pPr>
-      <w:r>
-        <w:rPr>
-          <w:sz w:val="24"/>
-        </w:rPr>
-      </w:r>
-    </w:p>
-    <w:p>
-      <w:pPr>
-        <w:pStyle w:val="Normal"/>
-        <w:tabs>
-          <w:tab w:val="clear" w:pos="720"/>
-          <w:tab w:val="left" w:pos="853" w:leader="none"/>
-        </w:tabs>
-        <w:spacing w:before="80" w:after="0"/>
-        <w:ind w:start="-563" w:end="151"/>
-        <w:rPr>
-          <w:sz w:val="24"/>
-        </w:rPr>
-      </w:pPr>
-      <w:r>
-        <w:rPr>
-          <w:sz w:val="24"/>
-        </w:rPr>
-      </w:r>
+    </w:p>
+    <w:p>
+      <w:pPr>
+        <w:tabs>
+          <w:tab w:val="left" w:pos="853"/>
+        </w:tabs>
+        <w:spacing w:before="80"/>
+        <w:ind w:left="-563" w:right="151"/>
+        <w:rPr>
+          <w:sz w:val="24"/>
+        </w:rPr>
+      </w:pPr>
     </w:p>
     <w:p>
       <w:pPr>
@@ -5184,14 +5001,11 @@
           <w:numId w:val="1"/>
         </w:numPr>
         <w:tabs>
-          <w:tab w:val="clear" w:pos="720"/>
-          <w:tab w:val="left" w:pos="853" w:leader="none"/>
+          <w:tab w:val="left" w:pos="853"/>
         </w:tabs>
         <w:jc w:val="center"/>
-        <w:rPr/>
-      </w:pPr>
-      <w:r>
-        <w:rPr/>
+      </w:pPr>
+      <w:r>
         <w:t>ЗАКЛЮЧИТЕЛЬНЫЕ</w:t>
       </w:r>
       <w:r>
@@ -5215,11 +5029,10 @@
           <w:numId w:val="1"/>
         </w:numPr>
         <w:tabs>
-          <w:tab w:val="clear" w:pos="720"/>
-          <w:tab w:val="left" w:pos="853" w:leader="none"/>
-        </w:tabs>
-        <w:spacing w:before="276" w:after="0"/>
-        <w:ind w:hanging="0" w:start="145" w:end="145"/>
+          <w:tab w:val="left" w:pos="853"/>
+        </w:tabs>
+        <w:spacing w:before="276"/>
+        <w:ind w:right="145" w:firstLine="0"/>
         <w:rPr>
           <w:sz w:val="24"/>
         </w:rPr>
@@ -5239,10 +5052,9 @@
           <w:numId w:val="1"/>
         </w:numPr>
         <w:tabs>
-          <w:tab w:val="clear" w:pos="720"/>
-          <w:tab w:val="left" w:pos="853" w:leader="none"/>
-        </w:tabs>
-        <w:ind w:hanging="0" w:start="145" w:end="145"/>
+          <w:tab w:val="left" w:pos="853"/>
+        </w:tabs>
+        <w:ind w:right="145" w:firstLine="0"/>
         <w:rPr>
           <w:sz w:val="24"/>
         </w:rPr>
@@ -5270,10 +5082,9 @@
           <w:numId w:val="1"/>
         </w:numPr>
         <w:tabs>
-          <w:tab w:val="clear" w:pos="720"/>
-          <w:tab w:val="left" w:pos="853" w:leader="none"/>
-        </w:tabs>
-        <w:ind w:hanging="0" w:start="145" w:end="145"/>
+          <w:tab w:val="left" w:pos="853"/>
+        </w:tabs>
+        <w:ind w:right="145" w:firstLine="0"/>
         <w:rPr>
           <w:sz w:val="24"/>
         </w:rPr>
@@ -5293,10 +5104,9 @@
           <w:numId w:val="1"/>
         </w:numPr>
         <w:tabs>
-          <w:tab w:val="clear" w:pos="720"/>
-          <w:tab w:val="left" w:pos="853" w:leader="none"/>
-        </w:tabs>
-        <w:ind w:hanging="0" w:start="145" w:end="145"/>
+          <w:tab w:val="left" w:pos="853"/>
+        </w:tabs>
+        <w:ind w:right="145" w:firstLine="0"/>
         <w:rPr>
           <w:sz w:val="24"/>
         </w:rPr>
@@ -5316,10 +5126,9 @@
           <w:numId w:val="1"/>
         </w:numPr>
         <w:tabs>
-          <w:tab w:val="clear" w:pos="720"/>
-          <w:tab w:val="left" w:pos="853" w:leader="none"/>
-        </w:tabs>
-        <w:ind w:hanging="0" w:start="145" w:end="145"/>
+          <w:tab w:val="left" w:pos="853"/>
+        </w:tabs>
+        <w:ind w:right="145" w:firstLine="0"/>
         <w:rPr>
           <w:sz w:val="24"/>
         </w:rPr>
@@ -5339,10 +5148,9 @@
           <w:numId w:val="1"/>
         </w:numPr>
         <w:tabs>
-          <w:tab w:val="clear" w:pos="720"/>
-          <w:tab w:val="left" w:pos="853" w:leader="none"/>
-        </w:tabs>
-        <w:ind w:hanging="0" w:start="145" w:end="147"/>
+          <w:tab w:val="left" w:pos="853"/>
+        </w:tabs>
+        <w:ind w:right="147" w:firstLine="0"/>
         <w:rPr>
           <w:sz w:val="24"/>
         </w:rPr>
@@ -5362,11 +5170,10 @@
           <w:numId w:val="1"/>
         </w:numPr>
         <w:tabs>
-          <w:tab w:val="clear" w:pos="720"/>
-          <w:tab w:val="left" w:pos="853" w:leader="none"/>
-        </w:tabs>
-        <w:spacing w:lineRule="auto" w:line="259"/>
-        <w:ind w:hanging="0" w:start="145" w:end="147"/>
+          <w:tab w:val="left" w:pos="853"/>
+        </w:tabs>
+        <w:spacing w:line="259" w:lineRule="auto"/>
+        <w:ind w:right="147" w:firstLine="0"/>
         <w:rPr>
           <w:sz w:val="24"/>
         </w:rPr>
@@ -5381,22 +5188,14 @@
     <w:p>
       <w:pPr>
         <w:pStyle w:val="BodyText"/>
-        <w:ind w:start="0"/>
-        <w:rPr/>
-      </w:pPr>
-      <w:r>
-        <w:rPr/>
-      </w:r>
+        <w:ind w:left="0"/>
+      </w:pPr>
     </w:p>
     <w:p>
       <w:pPr>
         <w:pStyle w:val="BodyText"/>
-        <w:ind w:start="0"/>
-        <w:rPr/>
-      </w:pPr>
-      <w:r>
-        <w:rPr/>
-      </w:r>
+        <w:ind w:left="0"/>
+      </w:pPr>
     </w:p>
     <w:p>
       <w:pPr>
@@ -5406,8 +5205,7 @@
           <w:numId w:val="1"/>
         </w:numPr>
         <w:tabs>
-          <w:tab w:val="clear" w:pos="720"/>
-          <w:tab w:val="left" w:pos="853" w:leader="none"/>
+          <w:tab w:val="left" w:pos="853"/>
         </w:tabs>
         <w:jc w:val="center"/>
         <w:rPr>
@@ -5472,34 +5270,25 @@
     <w:p>
       <w:pPr>
         <w:pStyle w:val="BodyText"/>
-        <w:spacing w:before="46" w:after="0"/>
-        <w:ind w:start="0"/>
+        <w:spacing w:before="46"/>
+        <w:ind w:left="0"/>
         <w:rPr>
           <w:b/>
           <w:sz w:val="20"/>
         </w:rPr>
       </w:pPr>
-      <w:r>
-        <w:rPr>
-          <w:b/>
-          <w:sz w:val="20"/>
-        </w:rPr>
-      </w:r>
     </w:p>
     <w:tbl>
       <w:tblPr>
-        <w:tblStyle w:val="TableNormal"/>
+        <w:tblStyle w:val="TableNormal1"/>
         <w:tblW w:w="9344" w:type="dxa"/>
-        <w:jc w:val="start"/>
         <w:tblInd w:w="148" w:type="dxa"/>
         <w:tblLayout w:type="fixed"/>
         <w:tblCellMar>
-          <w:top w:w="0" w:type="dxa"/>
-          <w:start w:w="5" w:type="dxa"/>
-          <w:bottom w:w="0" w:type="dxa"/>
-          <w:end w:w="5" w:type="dxa"/>
+          <w:left w:w="5" w:type="dxa"/>
+          <w:right w:w="5" w:type="dxa"/>
         </w:tblCellMar>
-        <w:tblLook w:val="01e0" w:noVBand="0" w:noHBand="0" w:lastColumn="1" w:firstColumn="1" w:lastRow="1" w:firstRow="1"/>
+        <w:tblLook w:val="01E0" w:firstRow="1" w:lastRow="1" w:firstColumn="1" w:lastColumn="1" w:noHBand="0" w:noVBand="0"/>
       </w:tblPr>
       <w:tblGrid>
         <w:gridCol w:w="4672"/>
@@ -5507,24 +5296,21 @@
       </w:tblGrid>
       <w:tr>
         <w:trPr>
-          <w:trHeight w:val="5244" w:hRule="atLeast"/>
+          <w:trHeight w:val="5244"/>
         </w:trPr>
         <w:tc>
           <w:tcPr>
             <w:tcW w:w="4672" w:type="dxa"/>
             <w:tcBorders>
               <w:top w:val="single" w:sz="4" w:space="0" w:color="000000"/>
-              <w:start w:val="single" w:sz="4" w:space="0" w:color="000000"/>
+              <w:left w:val="single" w:sz="4" w:space="0" w:color="000000"/>
               <w:bottom w:val="single" w:sz="4" w:space="0" w:color="000000"/>
-              <w:end w:val="single" w:sz="4" w:space="0" w:color="000000"/>
+              <w:right w:val="single" w:sz="4" w:space="0" w:color="000000"/>
             </w:tcBorders>
           </w:tcPr>
           <w:p>
             <w:pPr>
               <w:pStyle w:val="TableParagraph"/>
-              <w:suppressAutoHyphens w:val="true"/>
-              <w:spacing w:before="0" w:after="0"/>
-              <w:jc w:val="start"/>
               <w:rPr>
                 <w:b/>
                 <w:sz w:val="24"/>
@@ -5534,10 +5320,7 @@
               <w:rPr>
                 <w:b/>
                 <w:spacing w:val="-2"/>
-                <w:kern w:val="0"/>
                 <w:sz w:val="24"/>
-                <w:szCs w:val="22"/>
-                <w:lang w:eastAsia="en-US" w:bidi="ar-SA"/>
               </w:rPr>
               <w:t>ЗАСТРОЙЩИК</w:t>
             </w:r>
@@ -5545,9 +5328,6 @@
           <w:p>
             <w:pPr>
               <w:pStyle w:val="TableParagraph"/>
-              <w:suppressAutoHyphens w:val="true"/>
-              <w:spacing w:before="0" w:after="0"/>
-              <w:jc w:val="start"/>
               <w:rPr>
                 <w:b/>
                 <w:sz w:val="24"/>
@@ -5556,10 +5336,7 @@
             <w:r>
               <w:rPr>
                 <w:b/>
-                <w:kern w:val="0"/>
                 <w:sz w:val="24"/>
-                <w:szCs w:val="22"/>
-                <w:lang w:eastAsia="en-US" w:bidi="ar-SA"/>
               </w:rPr>
               <w:t>ООО</w:t>
             </w:r>
@@ -5567,20 +5344,14 @@
               <w:rPr>
                 <w:b/>
                 <w:spacing w:val="-2"/>
-                <w:kern w:val="0"/>
                 <w:sz w:val="24"/>
-                <w:szCs w:val="22"/>
-                <w:lang w:eastAsia="en-US" w:bidi="ar-SA"/>
               </w:rPr>
               <w:t xml:space="preserve"> </w:t>
             </w:r>
             <w:r>
               <w:rPr>
                 <w:b/>
-                <w:kern w:val="0"/>
                 <w:sz w:val="24"/>
-                <w:szCs w:val="22"/>
-                <w:lang w:eastAsia="en-US" w:bidi="ar-SA"/>
               </w:rPr>
               <w:t>«ИСХА КОНЦЕПТ</w:t>
             </w:r>
@@ -5588,10 +5359,7 @@
               <w:rPr>
                 <w:b/>
                 <w:spacing w:val="-2"/>
-                <w:kern w:val="0"/>
                 <w:sz w:val="24"/>
-                <w:szCs w:val="22"/>
-                <w:lang w:eastAsia="en-US" w:bidi="ar-SA"/>
               </w:rPr>
               <w:t>»</w:t>
             </w:r>
@@ -5599,61 +5367,37 @@
           <w:p>
             <w:pPr>
               <w:pStyle w:val="TableParagraph"/>
-              <w:suppressAutoHyphens w:val="true"/>
-              <w:spacing w:before="0" w:after="0"/>
-              <w:ind w:start="0"/>
-              <w:jc w:val="start"/>
+              <w:ind w:left="0"/>
               <w:rPr>
                 <w:b/>
                 <w:sz w:val="24"/>
               </w:rPr>
             </w:pPr>
-            <w:r>
-              <w:rPr>
-                <w:b/>
-                <w:kern w:val="0"/>
-                <w:sz w:val="24"/>
-                <w:szCs w:val="22"/>
-                <w:lang w:eastAsia="en-US" w:bidi="ar-SA"/>
-              </w:rPr>
-            </w:r>
           </w:p>
           <w:p>
             <w:pPr>
               <w:pStyle w:val="TableParagraph"/>
-              <w:suppressAutoHyphens w:val="true"/>
-              <w:spacing w:before="0" w:after="0"/>
-              <w:jc w:val="start"/>
               <w:rPr>
                 <w:sz w:val="24"/>
               </w:rPr>
             </w:pPr>
             <w:r>
               <w:rPr>
-                <w:kern w:val="0"/>
                 <w:sz w:val="24"/>
-                <w:szCs w:val="22"/>
-                <w:lang w:eastAsia="en-US" w:bidi="ar-SA"/>
               </w:rPr>
               <w:t>ОГРН</w:t>
             </w:r>
             <w:r>
               <w:rPr>
                 <w:spacing w:val="-3"/>
-                <w:kern w:val="0"/>
                 <w:sz w:val="24"/>
-                <w:szCs w:val="22"/>
-                <w:lang w:eastAsia="en-US" w:bidi="ar-SA"/>
               </w:rPr>
               <w:t xml:space="preserve"> </w:t>
             </w:r>
             <w:r>
               <w:rPr>
                 <w:spacing w:val="-2"/>
-                <w:kern w:val="0"/>
                 <w:sz w:val="24"/>
-                <w:szCs w:val="22"/>
-                <w:lang w:eastAsia="en-US" w:bidi="ar-SA"/>
               </w:rPr>
               <w:t>1250500015644</w:t>
             </w:r>
@@ -5661,29 +5405,20 @@
           <w:p>
             <w:pPr>
               <w:pStyle w:val="TableParagraph"/>
-              <w:suppressAutoHyphens w:val="true"/>
-              <w:spacing w:before="0" w:after="0"/>
-              <w:jc w:val="start"/>
               <w:rPr>
                 <w:sz w:val="24"/>
               </w:rPr>
             </w:pPr>
             <w:r>
               <w:rPr>
-                <w:kern w:val="0"/>
                 <w:sz w:val="24"/>
-                <w:szCs w:val="22"/>
-                <w:lang w:eastAsia="en-US" w:bidi="ar-SA"/>
               </w:rPr>
               <w:t>ИНН</w:t>
             </w:r>
             <w:r>
               <w:rPr>
                 <w:spacing w:val="-2"/>
-                <w:kern w:val="0"/>
                 <w:sz w:val="24"/>
-                <w:szCs w:val="22"/>
-                <w:lang w:eastAsia="en-US" w:bidi="ar-SA"/>
               </w:rPr>
               <w:t xml:space="preserve"> 0500040900</w:t>
             </w:r>
@@ -5691,50 +5426,34 @@
           <w:p>
             <w:pPr>
               <w:pStyle w:val="TableParagraph"/>
-              <w:suppressAutoHyphens w:val="true"/>
-              <w:spacing w:before="0" w:after="0"/>
-              <w:jc w:val="start"/>
               <w:rPr>
                 <w:sz w:val="24"/>
               </w:rPr>
             </w:pPr>
             <w:r>
               <w:rPr>
-                <w:kern w:val="0"/>
                 <w:sz w:val="24"/>
-                <w:szCs w:val="22"/>
-                <w:lang w:eastAsia="en-US" w:bidi="ar-SA"/>
               </w:rPr>
               <w:t>КПП</w:t>
             </w:r>
             <w:r>
               <w:rPr>
                 <w:spacing w:val="-3"/>
-                <w:kern w:val="0"/>
                 <w:sz w:val="24"/>
-                <w:szCs w:val="22"/>
-                <w:lang w:eastAsia="en-US" w:bidi="ar-SA"/>
               </w:rPr>
               <w:t xml:space="preserve"> </w:t>
             </w:r>
             <w:r>
               <w:rPr>
                 <w:spacing w:val="-2"/>
-                <w:kern w:val="0"/>
                 <w:sz w:val="24"/>
-                <w:szCs w:val="22"/>
-                <w:lang w:eastAsia="en-US" w:bidi="ar-SA"/>
               </w:rPr>
               <w:t>050001001</w:t>
             </w:r>
           </w:p>
           <w:p>
             <w:pPr>
-              <w:pStyle w:val="Normal"/>
-              <w:suppressAutoHyphens w:val="true"/>
-              <w:spacing w:before="0" w:after="0"/>
-              <w:ind w:start="57"/>
-              <w:jc w:val="start"/>
+              <w:ind w:left="57"/>
               <w:rPr>
                 <w:sz w:val="26"/>
                 <w:szCs w:val="26"/>
@@ -5742,19 +5461,14 @@
             </w:pPr>
             <w:r>
               <w:rPr>
-                <w:kern w:val="0"/>
                 <w:sz w:val="24"/>
-                <w:szCs w:val="22"/>
-                <w:lang w:eastAsia="en-US" w:bidi="ar-SA"/>
               </w:rPr>
               <w:t xml:space="preserve">Юридический адрес: </w:t>
             </w:r>
             <w:r>
               <w:rPr>
-                <w:kern w:val="0"/>
                 <w:sz w:val="26"/>
                 <w:szCs w:val="26"/>
-                <w:lang w:eastAsia="en-US" w:bidi="ar-SA"/>
               </w:rPr>
               <w:t>367026, Республика Дагестан, г. Махачкала, ул. Мурсалова, д.9-А</w:t>
             </w:r>
@@ -5762,9 +5476,6 @@
           <w:p>
             <w:pPr>
               <w:pStyle w:val="TableParagraph"/>
-              <w:suppressAutoHyphens w:val="true"/>
-              <w:spacing w:before="0" w:after="0"/>
-              <w:jc w:val="start"/>
               <w:rPr>
                 <w:sz w:val="24"/>
               </w:rPr>
@@ -5772,19 +5483,14 @@
             <w:r>
               <w:rPr>
                 <w:spacing w:val="-2"/>
-                <w:kern w:val="0"/>
                 <w:sz w:val="24"/>
-                <w:szCs w:val="22"/>
-                <w:lang w:eastAsia="en-US" w:bidi="ar-SA"/>
               </w:rPr>
               <w:t xml:space="preserve">Телефон: </w:t>
             </w:r>
             <w:r>
               <w:rPr>
-                <w:kern w:val="0"/>
                 <w:sz w:val="26"/>
                 <w:szCs w:val="26"/>
-                <w:lang w:eastAsia="en-US" w:bidi="ar-SA"/>
               </w:rPr>
               <w:t>+79217111181</w:t>
             </w:r>
@@ -5792,9 +5498,6 @@
           <w:p>
             <w:pPr>
               <w:pStyle w:val="TableParagraph"/>
-              <w:suppressAutoHyphens w:val="true"/>
-              <w:spacing w:before="0" w:after="0"/>
-              <w:jc w:val="start"/>
               <w:rPr>
                 <w:sz w:val="24"/>
               </w:rPr>
@@ -5802,10 +5505,7 @@
             <w:r>
               <w:rPr>
                 <w:spacing w:val="-2"/>
-                <w:kern w:val="0"/>
                 <w:sz w:val="24"/>
-                <w:szCs w:val="22"/>
-                <w:lang w:eastAsia="en-US" w:bidi="ar-SA"/>
               </w:rPr>
               <w:t>Эл.почта:</w:t>
             </w:r>
@@ -5813,30 +5513,16 @@
           <w:p>
             <w:pPr>
               <w:pStyle w:val="TableParagraph"/>
-              <w:suppressAutoHyphens w:val="true"/>
-              <w:spacing w:before="0" w:after="0"/>
-              <w:ind w:start="0"/>
-              <w:jc w:val="start"/>
+              <w:ind w:left="0"/>
               <w:rPr>
                 <w:b/>
                 <w:sz w:val="24"/>
               </w:rPr>
             </w:pPr>
-            <w:r>
-              <w:rPr>
-                <w:b/>
-                <w:kern w:val="0"/>
-                <w:sz w:val="24"/>
-                <w:szCs w:val="22"/>
-                <w:lang w:eastAsia="en-US" w:bidi="ar-SA"/>
-              </w:rPr>
-            </w:r>
           </w:p>
           <w:p>
             <w:pPr>
               <w:pStyle w:val="TableParagraph"/>
-              <w:suppressAutoHyphens w:val="true"/>
-              <w:spacing w:before="0" w:after="0"/>
               <w:jc w:val="both"/>
               <w:rPr>
                 <w:sz w:val="24"/>
@@ -5844,30 +5530,21 @@
             </w:pPr>
             <w:r>
               <w:rPr>
-                <w:kern w:val="0"/>
                 <w:sz w:val="24"/>
-                <w:szCs w:val="22"/>
-                <w:lang w:eastAsia="en-US" w:bidi="ar-SA"/>
               </w:rPr>
               <w:t>Генеральный</w:t>
             </w:r>
             <w:r>
               <w:rPr>
                 <w:spacing w:val="-7"/>
-                <w:kern w:val="0"/>
                 <w:sz w:val="24"/>
-                <w:szCs w:val="22"/>
-                <w:lang w:eastAsia="en-US" w:bidi="ar-SA"/>
               </w:rPr>
               <w:t xml:space="preserve"> </w:t>
             </w:r>
             <w:r>
               <w:rPr>
                 <w:spacing w:val="-2"/>
-                <w:kern w:val="0"/>
                 <w:sz w:val="24"/>
-                <w:szCs w:val="22"/>
-                <w:lang w:eastAsia="en-US" w:bidi="ar-SA"/>
               </w:rPr>
               <w:t xml:space="preserve">директор: </w:t>
             </w:r>
@@ -5875,35 +5552,21 @@
           <w:p>
             <w:pPr>
               <w:pStyle w:val="TableParagraph"/>
-              <w:suppressAutoHyphens w:val="true"/>
-              <w:spacing w:before="25" w:after="0"/>
-              <w:ind w:start="0"/>
-              <w:jc w:val="start"/>
+              <w:spacing w:before="25"/>
+              <w:ind w:left="0"/>
               <w:rPr>
                 <w:b/>
                 <w:sz w:val="24"/>
               </w:rPr>
             </w:pPr>
-            <w:r>
-              <w:rPr>
-                <w:b/>
-                <w:kern w:val="0"/>
-                <w:sz w:val="24"/>
-                <w:szCs w:val="22"/>
-                <w:lang w:eastAsia="en-US" w:bidi="ar-SA"/>
-              </w:rPr>
-            </w:r>
           </w:p>
           <w:p>
             <w:pPr>
               <w:pStyle w:val="TableParagraph"/>
               <w:tabs>
-                <w:tab w:val="clear" w:pos="720"/>
-                <w:tab w:val="left" w:pos="3928" w:leader="none"/>
+                <w:tab w:val="left" w:pos="3928"/>
               </w:tabs>
-              <w:suppressAutoHyphens w:val="true"/>
-              <w:spacing w:before="0" w:after="0"/>
-              <w:ind w:start="109"/>
+              <w:ind w:left="109"/>
               <w:jc w:val="both"/>
               <w:rPr>
                 <w:sz w:val="24"/>
@@ -5911,20 +5574,14 @@
             </w:pPr>
             <w:r>
               <w:rPr>
-                <w:kern w:val="0"/>
                 <w:sz w:val="24"/>
-                <w:szCs w:val="22"/>
-                <w:lang w:eastAsia="en-US" w:bidi="ar-SA"/>
               </w:rPr>
               <w:t xml:space="preserve">Магомедов И.А. </w:t>
             </w:r>
             <w:r>
               <w:rPr>
-                <w:kern w:val="0"/>
                 <w:sz w:val="24"/>
-                <w:szCs w:val="22"/>
                 <w:u w:val="single"/>
-                <w:lang w:eastAsia="en-US" w:bidi="ar-SA"/>
               </w:rPr>
               <w:tab/>
             </w:r>
@@ -5935,18 +5592,16 @@
             <w:tcW w:w="4672" w:type="dxa"/>
             <w:tcBorders>
               <w:top w:val="single" w:sz="4" w:space="0" w:color="000000"/>
-              <w:start w:val="single" w:sz="4" w:space="0" w:color="000000"/>
+              <w:left w:val="single" w:sz="4" w:space="0" w:color="000000"/>
               <w:bottom w:val="single" w:sz="4" w:space="0" w:color="000000"/>
-              <w:end w:val="single" w:sz="4" w:space="0" w:color="000000"/>
+              <w:right w:val="single" w:sz="4" w:space="0" w:color="000000"/>
             </w:tcBorders>
           </w:tcPr>
           <w:p>
             <w:pPr>
               <w:pStyle w:val="TableParagraph"/>
-              <w:suppressAutoHyphens w:val="true"/>
-              <w:spacing w:lineRule="exact" w:line="297" w:before="0" w:after="0"/>
-              <w:ind w:start="109"/>
-              <w:jc w:val="start"/>
+              <w:spacing w:line="297" w:lineRule="exact"/>
+              <w:ind w:left="109"/>
               <w:rPr>
                 <w:b/>
                 <w:sz w:val="24"/>
@@ -5957,10 +5612,7 @@
                 <w:b/>
                 <w:spacing w:val="-2"/>
                 <w:w w:val="95"/>
-                <w:kern w:val="0"/>
                 <w:sz w:val="24"/>
-                <w:szCs w:val="22"/>
-                <w:lang w:eastAsia="en-US" w:bidi="ar-SA"/>
               </w:rPr>
               <w:t>ИНВЕСТОР</w:t>
             </w:r>
@@ -5968,23 +5620,12 @@
           <w:p>
             <w:pPr>
               <w:pStyle w:val="TableParagraph"/>
-              <w:suppressAutoHyphens w:val="true"/>
-              <w:spacing w:lineRule="auto" w:line="262" w:before="0" w:after="0"/>
-              <w:ind w:start="117" w:end="1513"/>
-              <w:jc w:val="start"/>
-              <w:rPr>
-                <w:kern w:val="0"/>
-                <w:sz w:val="22"/>
-                <w:szCs w:val="22"/>
-                <w:lang w:eastAsia="en-US" w:bidi="ar-SA"/>
-              </w:rPr>
+              <w:spacing w:line="262" w:lineRule="auto"/>
+              <w:ind w:left="117" w:right="1513"/>
             </w:pPr>
             <w:r>
               <w:rPr>
-                <w:kern w:val="0"/>
                 <w:sz w:val="24"/>
-                <w:szCs w:val="22"/>
-                <w:lang w:eastAsia="en-US" w:bidi="ar-SA"/>
               </w:rPr>
               <w:br/>
               <w:t xml:space="preserve"> ФИО: {fullname}</w:t>
@@ -5993,156 +5634,70 @@
           <w:p>
             <w:pPr>
               <w:pStyle w:val="TableParagraph"/>
-              <w:suppressAutoHyphens w:val="true"/>
-              <w:spacing w:lineRule="auto" w:line="262" w:before="0" w:after="0"/>
-              <w:ind w:start="117" w:end="1513"/>
-              <w:jc w:val="start"/>
+              <w:spacing w:line="262" w:lineRule="auto"/>
+              <w:ind w:left="117" w:right="1513"/>
               <w:rPr>
                 <w:sz w:val="24"/>
               </w:rPr>
             </w:pPr>
-            <w:r>
-              <w:rPr>
-                <w:kern w:val="0"/>
-                <w:sz w:val="24"/>
-                <w:szCs w:val="22"/>
-                <w:lang w:eastAsia="en-US" w:bidi="ar-SA"/>
-              </w:rPr>
-            </w:r>
           </w:p>
           <w:p>
             <w:pPr>
               <w:pStyle w:val="BodyText"/>
-              <w:suppressAutoHyphens w:val="true"/>
-              <w:spacing w:before="0" w:after="0"/>
-              <w:jc w:val="start"/>
               <w:rPr>
                 <w:rFonts w:ascii="Arial" w:hAnsi="Arial"/>
               </w:rPr>
             </w:pPr>
             <w:r>
-              <w:rPr>
-                <w:kern w:val="0"/>
-                <w:lang w:eastAsia="en-US" w:bidi="ar-SA"/>
-              </w:rPr>
               <w:t>ПАСПОРТ выдан: {passport_issued_by}</w:t>
             </w:r>
           </w:p>
           <w:p>
             <w:pPr>
               <w:pStyle w:val="TableParagraph"/>
-              <w:suppressAutoHyphens w:val="true"/>
-              <w:spacing w:before="0" w:after="0"/>
-              <w:jc w:val="start"/>
               <w:rPr>
                 <w:sz w:val="24"/>
               </w:rPr>
             </w:pPr>
+          </w:p>
+          <w:p>
+            <w:pPr>
+              <w:pStyle w:val="BodyText"/>
+              <w:ind w:left="0"/>
+            </w:pPr>
             <w:r>
-              <w:rPr>
-                <w:kern w:val="0"/>
-                <w:sz w:val="24"/>
-                <w:szCs w:val="22"/>
-                <w:lang w:eastAsia="en-US" w:bidi="ar-SA"/>
-              </w:rPr>
+              <w:t xml:space="preserve">   Адрес регистрации: {registration_address}</w:t>
             </w:r>
           </w:p>
           <w:p>
             <w:pPr>
               <w:pStyle w:val="BodyText"/>
-              <w:suppressAutoHyphens w:val="true"/>
-              <w:spacing w:before="0" w:after="0"/>
-              <w:ind w:start="0"/>
-              <w:jc w:val="start"/>
-              <w:rPr>
-                <w:kern w:val="0"/>
-                <w:lang w:eastAsia="en-US" w:bidi="ar-SA"/>
-              </w:rPr>
+              <w:ind w:left="0"/>
+            </w:pPr>
+          </w:p>
+          <w:p>
+            <w:pPr>
+              <w:pStyle w:val="BodyText"/>
+              <w:ind w:left="0"/>
             </w:pPr>
             <w:r>
-              <w:rPr>
-                <w:kern w:val="0"/>
-                <w:lang w:eastAsia="en-US" w:bidi="ar-SA"/>
-              </w:rPr>
-              <w:t xml:space="preserve">   </w:t>
-            </w:r>
-            <w:r>
-              <w:rPr>
-                <w:kern w:val="0"/>
-                <w:lang w:eastAsia="en-US" w:bidi="ar-SA"/>
-              </w:rPr>
-              <w:t>Адрес регистрации: {registration_address}</w:t>
+              <w:t xml:space="preserve">   Адрес фактического проживания:  </w:t>
             </w:r>
           </w:p>
           <w:p>
             <w:pPr>
               <w:pStyle w:val="BodyText"/>
-              <w:suppressAutoHyphens w:val="true"/>
-              <w:spacing w:before="0" w:after="0"/>
-              <w:ind w:start="0"/>
-              <w:jc w:val="start"/>
+              <w:ind w:left="0"/>
               <w:rPr>
-                <w:kern w:val="0"/>
-                <w:lang w:eastAsia="en-US" w:bidi="ar-SA"/>
+                <w:lang w:val="en-US"/>
               </w:rPr>
             </w:pPr>
             <w:r>
-              <w:rPr>
-                <w:kern w:val="0"/>
-                <w:lang w:eastAsia="en-US" w:bidi="ar-SA"/>
-              </w:rPr>
-            </w:r>
-          </w:p>
-          <w:p>
-            <w:pPr>
-              <w:pStyle w:val="BodyText"/>
-              <w:suppressAutoHyphens w:val="true"/>
-              <w:spacing w:before="0" w:after="0"/>
-              <w:ind w:start="0"/>
-              <w:jc w:val="start"/>
-              <w:rPr>
-                <w:kern w:val="0"/>
-                <w:lang w:eastAsia="en-US" w:bidi="ar-SA"/>
-              </w:rPr>
-            </w:pPr>
-            <w:r>
-              <w:rPr>
-                <w:kern w:val="0"/>
-                <w:lang w:eastAsia="en-US" w:bidi="ar-SA"/>
-              </w:rPr>
               <w:t xml:space="preserve">   </w:t>
             </w:r>
             <w:r>
               <w:rPr>
-                <w:kern w:val="0"/>
-                <w:lang w:eastAsia="en-US" w:bidi="ar-SA"/>
-              </w:rPr>
-              <w:t xml:space="preserve">Адрес фактического проживания:  </w:t>
-            </w:r>
-          </w:p>
-          <w:p>
-            <w:pPr>
-              <w:pStyle w:val="BodyText"/>
-              <w:suppressAutoHyphens w:val="true"/>
-              <w:spacing w:before="0" w:after="0"/>
-              <w:ind w:start="0"/>
-              <w:jc w:val="start"/>
-              <w:rPr>
-                <w:kern w:val="0"/>
-                <w:lang w:eastAsia="en-US" w:bidi="ar-SA"/>
-              </w:rPr>
-            </w:pPr>
-            <w:r>
-              <w:rPr>
-                <w:kern w:val="0"/>
-                <w:lang w:eastAsia="en-US" w:bidi="ar-SA"/>
-              </w:rPr>
-              <w:t xml:space="preserve">   </w:t>
-            </w:r>
-            <w:r>
-              <w:rPr>
-                <w:kern w:val="0"/>
-                <w:lang w:eastAsia="en-US" w:bidi="ar-SA"/>
+                <w:lang w:val="en-US"/>
               </w:rPr>
               <w:t>{living_address}</w:t>
             </w:r>
@@ -6150,99 +5705,69 @@
           <w:p>
             <w:pPr>
               <w:pStyle w:val="BodyText"/>
-              <w:suppressAutoHyphens w:val="true"/>
-              <w:spacing w:before="0" w:after="0"/>
-              <w:ind w:start="252"/>
-              <w:jc w:val="start"/>
+              <w:ind w:left="252"/>
               <w:rPr>
-                <w:kern w:val="0"/>
-                <w:lang w:eastAsia="en-US" w:bidi="ar-SA"/>
+                <w:lang w:val="en-US"/>
+              </w:rPr>
+            </w:pPr>
+          </w:p>
+          <w:p>
+            <w:pPr>
+              <w:pStyle w:val="TableParagraph"/>
+              <w:spacing w:before="91"/>
+              <w:ind w:left="168"/>
+              <w:rPr>
+                <w:sz w:val="24"/>
+                <w:lang w:val="en-US"/>
               </w:rPr>
             </w:pPr>
             <w:r>
               <w:rPr>
-                <w:kern w:val="0"/>
-                <w:lang w:eastAsia="en-US" w:bidi="ar-SA"/>
+                <w:sz w:val="24"/>
               </w:rPr>
+              <w:t>Телефон</w:t>
+            </w:r>
+            <w:r>
+              <w:rPr>
+                <w:sz w:val="24"/>
+                <w:lang w:val="en-US"/>
+              </w:rPr>
+              <w:t>: {phone_number}</w:t>
             </w:r>
           </w:p>
           <w:p>
             <w:pPr>
               <w:pStyle w:val="TableParagraph"/>
-              <w:suppressAutoHyphens w:val="true"/>
-              <w:spacing w:before="91" w:after="0"/>
-              <w:ind w:start="168"/>
-              <w:jc w:val="start"/>
+              <w:spacing w:before="91"/>
+              <w:ind w:left="168"/>
+              <w:rPr>
+                <w:sz w:val="24"/>
+                <w:lang w:val="en-US"/>
+              </w:rPr>
+            </w:pPr>
+          </w:p>
+          <w:p>
+            <w:pPr>
+              <w:pStyle w:val="TableParagraph"/>
+              <w:spacing w:before="91"/>
+              <w:ind w:left="168"/>
               <w:rPr>
                 <w:sz w:val="24"/>
               </w:rPr>
             </w:pPr>
             <w:r>
-              <w:rPr>
-                <w:kern w:val="0"/>
-                <w:sz w:val="24"/>
-                <w:szCs w:val="22"/>
-                <w:lang w:eastAsia="en-US" w:bidi="ar-SA"/>
-              </w:rPr>
-              <w:t>Телефон: {phone_number}</w:t>
-            </w:r>
-          </w:p>
-          <w:p>
-            <w:pPr>
-              <w:pStyle w:val="TableParagraph"/>
-              <w:suppressAutoHyphens w:val="true"/>
-              <w:spacing w:before="91" w:after="0"/>
-              <w:ind w:start="168"/>
-              <w:jc w:val="start"/>
-              <w:rPr>
-                <w:sz w:val="24"/>
-              </w:rPr>
-            </w:pPr>
-            <w:r>
-              <w:rPr>
-                <w:kern w:val="0"/>
-                <w:sz w:val="24"/>
-                <w:szCs w:val="22"/>
-                <w:lang w:eastAsia="en-US" w:bidi="ar-SA"/>
-              </w:rPr>
-            </w:r>
-          </w:p>
-          <w:p>
-            <w:pPr>
-              <w:pStyle w:val="TableParagraph"/>
-              <w:suppressAutoHyphens w:val="true"/>
-              <w:spacing w:before="91" w:after="0"/>
-              <w:ind w:start="168"/>
-              <w:jc w:val="start"/>
-              <w:rPr>
-                <w:sz w:val="24"/>
-              </w:rPr>
-            </w:pPr>
-            <w:r>
-              <w:rPr>
-                <w:kern w:val="0"/>
-                <w:sz w:val="22"/>
-                <w:szCs w:val="22"/>
-                <w:lang w:eastAsia="en-US" w:bidi="ar-SA"/>
-              </w:rPr>
               <w:t>Инвестор:                                               {shortname}</w:t>
             </w:r>
             <w:r>
               <w:rPr>
-                <w:kern w:val="0"/>
                 <w:sz w:val="24"/>
-                <w:szCs w:val="22"/>
-                <w:lang w:eastAsia="en-US" w:bidi="ar-SA"/>
               </w:rPr>
               <w:t xml:space="preserve">  </w:t>
             </w:r>
             <w:r>
               <w:rPr>
-                <w:kern w:val="0"/>
                 <w:sz w:val="24"/>
-                <w:szCs w:val="22"/>
                 <w:u w:val="single"/>
-                <w:lang w:eastAsia="en-US" w:bidi="ar-SA"/>
               </w:rPr>
               <w:tab/>
               <w:t>____________</w:t>
@@ -6251,78 +5776,99 @@
         </w:tc>
       </w:tr>
     </w:tbl>
-    <w:p>
-      <w:pPr>
-        <w:pStyle w:val="Normal"/>
-        <w:rPr/>
-      </w:pPr>
-      <w:r>
-        <w:rPr/>
-      </w:r>
-    </w:p>
+    <w:p/>
     <w:sectPr>
-      <w:headerReference w:type="even" r:id="rId11"/>
-      <w:headerReference w:type="default" r:id="rId12"/>
-      <w:headerReference w:type="first" r:id="rId13"/>
-      <w:type w:val="nextPage"/>
+      <w:headerReference w:type="even" r:id="rId16"/>
+      <w:headerReference w:type="default" r:id="rId17"/>
+      <w:headerReference w:type="first" r:id="rId18"/>
       <w:pgSz w:w="11906" w:h="16838"/>
-      <w:pgMar w:left="1559" w:right="708" w:gutter="0" w:header="757" w:top="1160" w:footer="0" w:bottom="280"/>
-      <w:pgNumType w:fmt="decimal"/>
-      <w:formProt w:val="false"/>
-      <w:textDirection w:val="lrTb"/>
-      <w:docGrid w:type="default" w:linePitch="100" w:charSpace="0"/>
+      <w:pgMar w:top="1160" w:right="708" w:bottom="280" w:left="1559" w:header="757" w:footer="0" w:gutter="0"/>
+      <w:cols w:space="720"/>
+      <w:formProt w:val="0"/>
+      <w:docGrid w:linePitch="100"/>
     </w:sectPr>
   </w:body>
 </w:document>
 </file>
 
+<file path=word/endnotes.xml><?xml version="1.0" encoding="utf-8"?>
+<w:endnotes xmlns:wpc="http://schemas.microsoft.com/office/word/2010/wordprocessingCanvas" xmlns:cx="http://schemas.microsoft.com/office/drawing/2014/chartex" xmlns:cx1="http://schemas.microsoft.com/office/drawing/2015/9/8/chartex" xmlns:cx2="http://schemas.microsoft.com/office/drawing/2015/10/21/chartex" xmlns:cx3="http://schemas.microsoft.com/office/drawing/2016/5/9/chartex" xmlns:cx4="http://schemas.microsoft.com/office/drawing/2016/5/10/chartex" xmlns:cx5="http://schemas.microsoft.com/office/drawing/2016/5/11/chartex" xmlns:cx6="http://schemas.microsoft.com/office/drawing/2016/5/12/chartex" xmlns:cx7="http://schemas.microsoft.com/office/drawing/2016/5/13/chartex" xmlns:cx8="http://schemas.microsoft.com/office/drawing/2016/5/14/chartex" xmlns:mc="http://schemas.openxmlformats.org/markup-compatibility/2006" xmlns:m="http://schemas.openxmlformats.org/officeDocument/2006/math" xmlns:aink="http://schemas.microsoft.com/office/drawing/2016/ink" xmlns:am3d="http://schemas.microsoft.com/office/drawing/2017/model3d" xmlns:oel="http://schemas.microsoft.com/office/2019/extlst" xmlns:r="http://schemas.openxmlformats.org/officeDocument/2006/relationships" xmlns:wp14="http://schemas.microsoft.com/office/word/2010/wordprocessingDrawing" xmlns:wp="http://schemas.openxmlformats.org/drawingml/2006/wordprocessingDrawing" xmlns:wpg="http://schemas.microsoft.com/office/word/2010/wordprocessingGroup" xmlns:wpi="http://schemas.microsoft.com/office/word/2010/wordprocessingInk" xmlns:wps="http://schemas.microsoft.com/office/word/2010/wordprocessingShape" xmlns:o="urn:schemas-microsoft-com:office:office" xmlns:v="urn:schemas-microsoft-com:vml" xmlns:w10="urn:schemas-microsoft-com:office:word" xmlns:w="http://schemas.openxmlformats.org/wordprocessingml/2006/main" xmlns:w14="http://schemas.microsoft.com/office/word/2010/wordml" xmlns:w15="http://schemas.microsoft.com/office/word/2012/wordml" xmlns:w16cex="http://schemas.microsoft.com/office/word/2018/wordml/cex" xmlns:w16cid="http://schemas.microsoft.com/office/word/2016/wordml/cid" xmlns:w16="http://schemas.microsoft.com/office/word/2018/wordml" xmlns:w16sdtdh="http://schemas.microsoft.com/office/word/2020/wordml/sdtdatahash" xmlns:w16sdtfl="http://schemas.microsoft.com/office/word/2024/wordml/sdtformatlock" xmlns:w16se="http://schemas.microsoft.com/office/word/2015/wordml/symex" xmlns:w16du="http://schemas.microsoft.com/office/word/2023/wordml/word16du" xmlns:wne="http://schemas.microsoft.com/office/word/2006/wordml" mc:Ignorable="w14 w15 w16se w16cid w16 w16cex w16sdtdh w16sdtfl w16du wp14">
+  <w:endnote w:type="separator" w:id="-1">
+    <w:p>
+      <w:r>
+        <w:separator/>
+      </w:r>
+    </w:p>
+  </w:endnote>
+  <w:endnote w:type="continuationSeparator" w:id="0">
+    <w:p>
+      <w:r>
+        <w:continuationSeparator/>
+      </w:r>
+    </w:p>
+  </w:endnote>
+</w:endnotes>
+</file>
+
+<file path=word/footnotes.xml><?xml version="1.0" encoding="utf-8"?>
+<w:footnotes xmlns:wpc="http://schemas.microsoft.com/office/word/2010/wordprocessingCanvas" xmlns:cx="http://schemas.microsoft.com/office/drawing/2014/chartex" xmlns:cx1="http://schemas.microsoft.com/office/drawing/2015/9/8/chartex" xmlns:cx2="http://schemas.microsoft.com/office/drawing/2015/10/21/chartex" xmlns:cx3="http://schemas.microsoft.com/office/drawing/2016/5/9/chartex" xmlns:cx4="http://schemas.microsoft.com/office/drawing/2016/5/10/chartex" xmlns:cx5="http://schemas.microsoft.com/office/drawing/2016/5/11/chartex" xmlns:cx6="http://schemas.microsoft.com/office/drawing/2016/5/12/chartex" xmlns:cx7="http://schemas.microsoft.com/office/drawing/2016/5/13/chartex" xmlns:cx8="http://schemas.microsoft.com/office/drawing/2016/5/14/chartex" xmlns:mc="http://schemas.openxmlformats.org/markup-compatibility/2006" xmlns:m="http://schemas.openxmlformats.org/officeDocument/2006/math" xmlns:aink="http://schemas.microsoft.com/office/drawing/2016/ink" xmlns:am3d="http://schemas.microsoft.com/office/drawing/2017/model3d" xmlns:oel="http://schemas.microsoft.com/office/2019/extlst" xmlns:r="http://schemas.openxmlformats.org/officeDocument/2006/relationships" xmlns:wp14="http://schemas.microsoft.com/office/word/2010/wordprocessingDrawing" xmlns:wp="http://schemas.openxmlformats.org/drawingml/2006/wordprocessingDrawing" xmlns:wpg="http://schemas.microsoft.com/office/word/2010/wordprocessingGroup" xmlns:wpi="http://schemas.microsoft.com/office/word/2010/wordprocessingInk" xmlns:wps="http://schemas.microsoft.com/office/word/2010/wordprocessingShape" xmlns:o="urn:schemas-microsoft-com:office:office" xmlns:v="urn:schemas-microsoft-com:vml" xmlns:w10="urn:schemas-microsoft-com:office:word" xmlns:w="http://schemas.openxmlformats.org/wordprocessingml/2006/main" xmlns:w14="http://schemas.microsoft.com/office/word/2010/wordml" xmlns:w15="http://schemas.microsoft.com/office/word/2012/wordml" xmlns:w16cex="http://schemas.microsoft.com/office/word/2018/wordml/cex" xmlns:w16cid="http://schemas.microsoft.com/office/word/2016/wordml/cid" xmlns:w16="http://schemas.microsoft.com/office/word/2018/wordml" xmlns:w16sdtdh="http://schemas.microsoft.com/office/word/2020/wordml/sdtdatahash" xmlns:w16sdtfl="http://schemas.microsoft.com/office/word/2024/wordml/sdtformatlock" xmlns:w16se="http://schemas.microsoft.com/office/word/2015/wordml/symex" xmlns:w16du="http://schemas.microsoft.com/office/word/2023/wordml/word16du" xmlns:wne="http://schemas.microsoft.com/office/word/2006/wordml" mc:Ignorable="w14 w15 w16se w16cid w16 w16cex w16sdtdh w16sdtfl w16du wp14">
+  <w:footnote w:type="separator" w:id="-1">
+    <w:p>
+      <w:r>
+        <w:separator/>
+      </w:r>
+    </w:p>
+  </w:footnote>
+  <w:footnote w:type="continuationSeparator" w:id="0">
+    <w:p>
+      <w:r>
+        <w:continuationSeparator/>
+      </w:r>
+    </w:p>
+  </w:footnote>
+</w:footnotes>
+</file>
+
 <file path=word/header1.xml><?xml version="1.0" encoding="utf-8"?>
-<w:hdr xmlns:o="urn:schemas-microsoft-com:office:office" xmlns:r="http://schemas.openxmlformats.org/officeDocument/2006/relationships" xmlns:v="urn:schemas-microsoft-com:vml" xmlns:w="http://schemas.openxmlformats.org/wordprocessingml/2006/main" xmlns:w10="urn:schemas-microsoft-com:office:word" xmlns:wp="http://schemas.openxmlformats.org/drawingml/2006/wordprocessingDrawing" xmlns:pic="http://schemas.openxmlformats.org/drawingml/2006/picture" xmlns:wps="http://schemas.microsoft.com/office/word/2010/wordprocessingShape" xmlns:wpg="http://schemas.microsoft.com/office/word/2010/wordprocessingGroup" xmlns:mc="http://schemas.openxmlformats.org/markup-compatibility/2006" xmlns:wp14="http://schemas.microsoft.com/office/word/2010/wordprocessingDrawing" xmlns:w14="http://schemas.microsoft.com/office/word/2010/wordml" xmlns:w15="http://schemas.microsoft.com/office/word/2012/wordml" mc:Ignorable="w14 wp14 w15">
+<w:hdr xmlns:wpc="http://schemas.microsoft.com/office/word/2010/wordprocessingCanvas" xmlns:cx="http://schemas.microsoft.com/office/drawing/2014/chartex" xmlns:cx1="http://schemas.microsoft.com/office/drawing/2015/9/8/chartex" xmlns:cx2="http://schemas.microsoft.com/office/drawing/2015/10/21/chartex" xmlns:cx3="http://schemas.microsoft.com/office/drawing/2016/5/9/chartex" xmlns:cx4="http://schemas.microsoft.com/office/drawing/2016/5/10/chartex" xmlns:cx5="http://schemas.microsoft.com/office/drawing/2016/5/11/chartex" xmlns:cx6="http://schemas.microsoft.com/office/drawing/2016/5/12/chartex" xmlns:cx7="http://schemas.microsoft.com/office/drawing/2016/5/13/chartex" xmlns:cx8="http://schemas.microsoft.com/office/drawing/2016/5/14/chartex" xmlns:mc="http://schemas.openxmlformats.org/markup-compatibility/2006" xmlns:m="http://schemas.openxmlformats.org/officeDocument/2006/math" xmlns:aink="http://schemas.microsoft.com/office/drawing/2016/ink" xmlns:am3d="http://schemas.microsoft.com/office/drawing/2017/model3d" xmlns:oel="http://schemas.microsoft.com/office/2019/extlst" xmlns:r="http://schemas.openxmlformats.org/officeDocument/2006/relationships" xmlns:wp14="http://schemas.microsoft.com/office/word/2010/wordprocessingDrawing" xmlns:wp="http://schemas.openxmlformats.org/drawingml/2006/wordprocessingDrawing" xmlns:wpg="http://schemas.microsoft.com/office/word/2010/wordprocessingGroup" xmlns:wpi="http://schemas.microsoft.com/office/word/2010/wordprocessingInk" xmlns:wps="http://schemas.microsoft.com/office/word/2010/wordprocessingShape" xmlns:o="urn:schemas-microsoft-com:office:office" xmlns:v="urn:schemas-microsoft-com:vml" xmlns:w10="urn:schemas-microsoft-com:office:word" xmlns:w="http://schemas.openxmlformats.org/wordprocessingml/2006/main" xmlns:w14="http://schemas.microsoft.com/office/word/2010/wordml" xmlns:w15="http://schemas.microsoft.com/office/word/2012/wordml" xmlns:w16cex="http://schemas.microsoft.com/office/word/2018/wordml/cex" xmlns:w16cid="http://schemas.microsoft.com/office/word/2016/wordml/cid" xmlns:w16="http://schemas.microsoft.com/office/word/2018/wordml" xmlns:w16sdtdh="http://schemas.microsoft.com/office/word/2020/wordml/sdtdatahash" xmlns:w16sdtfl="http://schemas.microsoft.com/office/word/2024/wordml/sdtformatlock" xmlns:w16se="http://schemas.microsoft.com/office/word/2015/wordml/symex" xmlns:w16du="http://schemas.microsoft.com/office/word/2023/wordml/word16du" xmlns:wne="http://schemas.microsoft.com/office/word/2006/wordml" mc:Ignorable="w14 w15 w16se w16cid w16 w16cex w16sdtdh w16sdtfl w16du wp14">
   <w:p>
     <w:pPr>
       <w:pStyle w:val="Header"/>
-      <w:rPr/>
     </w:pPr>
-    <w:r>
-      <w:rPr/>
-    </w:r>
   </w:p>
 </w:hdr>
 </file>
 
 <file path=word/header10.xml><?xml version="1.0" encoding="utf-8"?>
-<w:hdr xmlns:o="urn:schemas-microsoft-com:office:office" xmlns:r="http://schemas.openxmlformats.org/officeDocument/2006/relationships" xmlns:v="urn:schemas-microsoft-com:vml" xmlns:w="http://schemas.openxmlformats.org/wordprocessingml/2006/main" xmlns:w10="urn:schemas-microsoft-com:office:word" xmlns:wp="http://schemas.openxmlformats.org/drawingml/2006/wordprocessingDrawing" xmlns:pic="http://schemas.openxmlformats.org/drawingml/2006/picture" xmlns:wps="http://schemas.microsoft.com/office/word/2010/wordprocessingShape" xmlns:wpg="http://schemas.microsoft.com/office/word/2010/wordprocessingGroup" xmlns:mc="http://schemas.openxmlformats.org/markup-compatibility/2006" xmlns:wp14="http://schemas.microsoft.com/office/word/2010/wordprocessingDrawing" xmlns:w14="http://schemas.microsoft.com/office/word/2010/wordml" xmlns:w15="http://schemas.microsoft.com/office/word/2012/wordml" mc:Ignorable="w14 wp14 w15">
+<w:hdr xmlns:wpc="http://schemas.microsoft.com/office/word/2010/wordprocessingCanvas" xmlns:cx="http://schemas.microsoft.com/office/drawing/2014/chartex" xmlns:cx1="http://schemas.microsoft.com/office/drawing/2015/9/8/chartex" xmlns:cx2="http://schemas.microsoft.com/office/drawing/2015/10/21/chartex" xmlns:cx3="http://schemas.microsoft.com/office/drawing/2016/5/9/chartex" xmlns:cx4="http://schemas.microsoft.com/office/drawing/2016/5/10/chartex" xmlns:cx5="http://schemas.microsoft.com/office/drawing/2016/5/11/chartex" xmlns:cx6="http://schemas.microsoft.com/office/drawing/2016/5/12/chartex" xmlns:cx7="http://schemas.microsoft.com/office/drawing/2016/5/13/chartex" xmlns:cx8="http://schemas.microsoft.com/office/drawing/2016/5/14/chartex" xmlns:mc="http://schemas.openxmlformats.org/markup-compatibility/2006" xmlns:m="http://schemas.openxmlformats.org/officeDocument/2006/math" xmlns:aink="http://schemas.microsoft.com/office/drawing/2016/ink" xmlns:am3d="http://schemas.microsoft.com/office/drawing/2017/model3d" xmlns:oel="http://schemas.microsoft.com/office/2019/extlst" xmlns:r="http://schemas.openxmlformats.org/officeDocument/2006/relationships" xmlns:wp14="http://schemas.microsoft.com/office/word/2010/wordprocessingDrawing" xmlns:wp="http://schemas.openxmlformats.org/drawingml/2006/wordprocessingDrawing" xmlns:wpg="http://schemas.microsoft.com/office/word/2010/wordprocessingGroup" xmlns:wpi="http://schemas.microsoft.com/office/word/2010/wordprocessingInk" xmlns:wps="http://schemas.microsoft.com/office/word/2010/wordprocessingShape" xmlns:o="urn:schemas-microsoft-com:office:office" xmlns:v="urn:schemas-microsoft-com:vml" xmlns:w10="urn:schemas-microsoft-com:office:word" xmlns:w="http://schemas.openxmlformats.org/wordprocessingml/2006/main" xmlns:w14="http://schemas.microsoft.com/office/word/2010/wordml" xmlns:w15="http://schemas.microsoft.com/office/word/2012/wordml" xmlns:w16cex="http://schemas.microsoft.com/office/word/2018/wordml/cex" xmlns:w16cid="http://schemas.microsoft.com/office/word/2016/wordml/cid" xmlns:w16="http://schemas.microsoft.com/office/word/2018/wordml" xmlns:w16sdtdh="http://schemas.microsoft.com/office/word/2020/wordml/sdtdatahash" xmlns:w16sdtfl="http://schemas.microsoft.com/office/word/2024/wordml/sdtformatlock" xmlns:w16se="http://schemas.microsoft.com/office/word/2015/wordml/symex" xmlns:w16du="http://schemas.microsoft.com/office/word/2023/wordml/word16du" xmlns:wne="http://schemas.microsoft.com/office/word/2006/wordml" mc:Ignorable="w14 w15 w16se w16cid w16 w16cex w16sdtdh w16sdtfl w16du wp14">
   <w:p>
     <w:pPr>
       <w:pStyle w:val="Header"/>
-      <w:rPr/>
     </w:pPr>
-    <w:r>
-      <w:rPr/>
-    </w:r>
   </w:p>
 </w:hdr>
 </file>
 
 <file path=word/header11.xml><?xml version="1.0" encoding="utf-8"?>
-<w:hdr xmlns:o="urn:schemas-microsoft-com:office:office" xmlns:r="http://schemas.openxmlformats.org/officeDocument/2006/relationships" xmlns:v="urn:schemas-microsoft-com:vml" xmlns:w="http://schemas.openxmlformats.org/wordprocessingml/2006/main" xmlns:w10="urn:schemas-microsoft-com:office:word" xmlns:wp="http://schemas.openxmlformats.org/drawingml/2006/wordprocessingDrawing" xmlns:pic="http://schemas.openxmlformats.org/drawingml/2006/picture" xmlns:wps="http://schemas.microsoft.com/office/word/2010/wordprocessingShape" xmlns:wpg="http://schemas.microsoft.com/office/word/2010/wordprocessingGroup" xmlns:mc="http://schemas.openxmlformats.org/markup-compatibility/2006" xmlns:wp14="http://schemas.microsoft.com/office/word/2010/wordprocessingDrawing" xmlns:w14="http://schemas.microsoft.com/office/word/2010/wordml" xmlns:w15="http://schemas.microsoft.com/office/word/2012/wordml" mc:Ignorable="w14 wp14 w15">
+<w:hdr xmlns:wpc="http://schemas.microsoft.com/office/word/2010/wordprocessingCanvas" xmlns:cx="http://schemas.microsoft.com/office/drawing/2014/chartex" xmlns:cx1="http://schemas.microsoft.com/office/drawing/2015/9/8/chartex" xmlns:cx2="http://schemas.microsoft.com/office/drawing/2015/10/21/chartex" xmlns:cx3="http://schemas.microsoft.com/office/drawing/2016/5/9/chartex" xmlns:cx4="http://schemas.microsoft.com/office/drawing/2016/5/10/chartex" xmlns:cx5="http://schemas.microsoft.com/office/drawing/2016/5/11/chartex" xmlns:cx6="http://schemas.microsoft.com/office/drawing/2016/5/12/chartex" xmlns:cx7="http://schemas.microsoft.com/office/drawing/2016/5/13/chartex" xmlns:cx8="http://schemas.microsoft.com/office/drawing/2016/5/14/chartex" xmlns:mc="http://schemas.openxmlformats.org/markup-compatibility/2006" xmlns:m="http://schemas.openxmlformats.org/officeDocument/2006/math" xmlns:aink="http://schemas.microsoft.com/office/drawing/2016/ink" xmlns:am3d="http://schemas.microsoft.com/office/drawing/2017/model3d" xmlns:oel="http://schemas.microsoft.com/office/2019/extlst" xmlns:r="http://schemas.openxmlformats.org/officeDocument/2006/relationships" xmlns:wp14="http://schemas.microsoft.com/office/word/2010/wordprocessingDrawing" xmlns:wp="http://schemas.openxmlformats.org/drawingml/2006/wordprocessingDrawing" xmlns:wpg="http://schemas.microsoft.com/office/word/2010/wordprocessingGroup" xmlns:wpi="http://schemas.microsoft.com/office/word/2010/wordprocessingInk" xmlns:wps="http://schemas.microsoft.com/office/word/2010/wordprocessingShape" xmlns:o="urn:schemas-microsoft-com:office:office" xmlns:v="urn:schemas-microsoft-com:vml" xmlns:w10="urn:schemas-microsoft-com:office:word" xmlns:w="http://schemas.openxmlformats.org/wordprocessingml/2006/main" xmlns:w14="http://schemas.microsoft.com/office/word/2010/wordml" xmlns:w15="http://schemas.microsoft.com/office/word/2012/wordml" xmlns:w16cex="http://schemas.microsoft.com/office/word/2018/wordml/cex" xmlns:w16cid="http://schemas.microsoft.com/office/word/2016/wordml/cid" xmlns:w16="http://schemas.microsoft.com/office/word/2018/wordml" xmlns:w16sdtdh="http://schemas.microsoft.com/office/word/2020/wordml/sdtdatahash" xmlns:w16sdtfl="http://schemas.microsoft.com/office/word/2024/wordml/sdtformatlock" xmlns:w16se="http://schemas.microsoft.com/office/word/2015/wordml/symex" xmlns:w16du="http://schemas.microsoft.com/office/word/2023/wordml/word16du" xmlns:wne="http://schemas.microsoft.com/office/word/2006/wordml" mc:Ignorable="w14 w15 w16se w16cid w16 w16cex w16sdtdh w16sdtfl w16du wp14">
   <w:p>
     <w:pPr>
       <w:pStyle w:val="BodyText"/>
-      <w:spacing w:lineRule="auto" w:line="14"/>
-      <w:ind w:start="0"/>
+      <w:spacing w:line="14" w:lineRule="auto"/>
+      <w:ind w:left="0"/>
       <w:rPr>
         <w:sz w:val="20"/>
       </w:rPr>
     </w:pPr>
     <w:r>
       <w:rPr>
+        <w:noProof/>
         <w:sz w:val="20"/>
       </w:rPr>
       <mc:AlternateContent>
         <mc:Choice Requires="wps">
           <w:drawing>
-            <wp:anchor behindDoc="1" distT="0" distB="0" distL="0" distR="0" simplePos="0" locked="0" layoutInCell="0" allowOverlap="1" relativeHeight="11" wp14:anchorId="5DA1389F">
+            <wp:anchor distT="0" distB="0" distL="0" distR="0" simplePos="0" relativeHeight="251660288" behindDoc="1" locked="0" layoutInCell="0" allowOverlap="1" wp14:anchorId="5DA1389F" wp14:editId="7508F76F">
               <wp:simplePos x="0" y="0"/>
               <wp:positionH relativeFrom="page">
                 <wp:posOffset>3978910</wp:posOffset>
@@ -6334,6 +5880,7 @@
               <wp:effectExtent l="0" t="0" r="0" b="0"/>
               <wp:wrapNone/>
               <wp:docPr id="7" name="Textbox 4"/>
+              <wp:cNvGraphicFramePr/>
               <a:graphic xmlns:a="http://schemas.openxmlformats.org/drawingml/2006/main">
                 <a:graphicData uri="http://schemas.microsoft.com/office/word/2010/wordprocessingShape">
                   <wps:wsp>
@@ -6352,9 +5899,15 @@
                       </a:ln>
                     </wps:spPr>
                     <wps:style>
-                      <a:lnRef idx="0"/>
-                      <a:fillRef idx="0"/>
-                      <a:effectRef idx="0"/>
+                      <a:lnRef idx="0">
+                        <a:scrgbClr r="0" g="0" b="0"/>
+                      </a:lnRef>
+                      <a:fillRef idx="0">
+                        <a:scrgbClr r="0" g="0" b="0"/>
+                      </a:fillRef>
+                      <a:effectRef idx="0">
+                        <a:scrgbClr r="0" g="0" b="0"/>
+                      </a:effectRef>
                       <a:fontRef idx="minor"/>
                     </wps:style>
                     <wps:txbx>
@@ -6362,8 +5915,8 @@
                         <w:p>
                           <w:pPr>
                             <w:pStyle w:val="FrameContents"/>
-                            <w:spacing w:lineRule="exact" w:line="244"/>
-                            <w:ind w:start="60"/>
+                            <w:spacing w:line="244" w:lineRule="exact"/>
+                            <w:ind w:left="60"/>
                             <w:rPr>
                               <w:rFonts w:ascii="Calibri" w:hAnsi="Calibri"/>
                             </w:rPr>
@@ -6378,40 +5931,40 @@
                           </w:r>
                           <w:r>
                             <w:rPr>
-                              <w:spacing w:val="-10"/>
                               <w:rFonts w:ascii="Calibri" w:hAnsi="Calibri"/>
                               <w:color w:val="000000"/>
+                              <w:spacing w:val="-10"/>
                             </w:rPr>
                             <w:instrText xml:space="preserve"> PAGE </w:instrText>
                           </w:r>
                           <w:r>
                             <w:rPr>
-                              <w:spacing w:val="-10"/>
                               <w:rFonts w:ascii="Calibri" w:hAnsi="Calibri"/>
                               <w:color w:val="000000"/>
+                              <w:spacing w:val="-10"/>
                             </w:rPr>
                             <w:fldChar w:fldCharType="separate"/>
                           </w:r>
                           <w:r>
                             <w:rPr>
-                              <w:spacing w:val="-10"/>
                               <w:rFonts w:ascii="Calibri" w:hAnsi="Calibri"/>
                               <w:color w:val="000000"/>
+                              <w:spacing w:val="-10"/>
                             </w:rPr>
                             <w:t>5</w:t>
                           </w:r>
                           <w:r>
                             <w:rPr>
-                              <w:spacing w:val="-10"/>
                               <w:rFonts w:ascii="Calibri" w:hAnsi="Calibri"/>
                               <w:color w:val="000000"/>
+                              <w:spacing w:val="-10"/>
                             </w:rPr>
                             <w:fldChar w:fldCharType="end"/>
                           </w:r>
                         </w:p>
                       </w:txbxContent>
                     </wps:txbx>
-                    <wps:bodyPr lIns="0" rIns="0" tIns="0" bIns="0" anchor="t">
+                    <wps:bodyPr lIns="0" tIns="0" rIns="0" bIns="0" anchor="t">
                       <a:noAutofit/>
                     </wps:bodyPr>
                   </wps:wsp>
@@ -6420,7 +5973,7 @@
             </wp:anchor>
           </w:drawing>
         </mc:Choice>
-        <mc:Fallback>
+        <mc:Fallback xmlns:pic="http://schemas.openxmlformats.org/drawingml/2006/picture">
           <w:pict>
             <v:rect id="shape_0" ID="Textbox 4" path="m0,0l-2147483645,0l-2147483645,-2147483646l0,-2147483646xe" stroked="f" o:allowincell="f" style="position:absolute;margin-left:313.3pt;margin-top:36.85pt;width:12.55pt;height:12.95pt;mso-wrap-style:square;v-text-anchor:top;mso-position-horizontal-relative:page;mso-position-vertical-relative:page" wp14:anchorId="5DA1389F">
               <v:fill o:detectmouseclick="t" on="false"/>
@@ -6490,24 +6043,25 @@
 </file>
 
 <file path=word/header12.xml><?xml version="1.0" encoding="utf-8"?>
-<w:hdr xmlns:o="urn:schemas-microsoft-com:office:office" xmlns:r="http://schemas.openxmlformats.org/officeDocument/2006/relationships" xmlns:v="urn:schemas-microsoft-com:vml" xmlns:w="http://schemas.openxmlformats.org/wordprocessingml/2006/main" xmlns:w10="urn:schemas-microsoft-com:office:word" xmlns:wp="http://schemas.openxmlformats.org/drawingml/2006/wordprocessingDrawing" xmlns:pic="http://schemas.openxmlformats.org/drawingml/2006/picture" xmlns:wps="http://schemas.microsoft.com/office/word/2010/wordprocessingShape" xmlns:wpg="http://schemas.microsoft.com/office/word/2010/wordprocessingGroup" xmlns:mc="http://schemas.openxmlformats.org/markup-compatibility/2006" xmlns:wp14="http://schemas.microsoft.com/office/word/2010/wordprocessingDrawing" xmlns:w14="http://schemas.microsoft.com/office/word/2010/wordml" xmlns:w15="http://schemas.microsoft.com/office/word/2012/wordml" mc:Ignorable="w14 wp14 w15">
+<w:hdr xmlns:wpc="http://schemas.microsoft.com/office/word/2010/wordprocessingCanvas" xmlns:cx="http://schemas.microsoft.com/office/drawing/2014/chartex" xmlns:cx1="http://schemas.microsoft.com/office/drawing/2015/9/8/chartex" xmlns:cx2="http://schemas.microsoft.com/office/drawing/2015/10/21/chartex" xmlns:cx3="http://schemas.microsoft.com/office/drawing/2016/5/9/chartex" xmlns:cx4="http://schemas.microsoft.com/office/drawing/2016/5/10/chartex" xmlns:cx5="http://schemas.microsoft.com/office/drawing/2016/5/11/chartex" xmlns:cx6="http://schemas.microsoft.com/office/drawing/2016/5/12/chartex" xmlns:cx7="http://schemas.microsoft.com/office/drawing/2016/5/13/chartex" xmlns:cx8="http://schemas.microsoft.com/office/drawing/2016/5/14/chartex" xmlns:mc="http://schemas.openxmlformats.org/markup-compatibility/2006" xmlns:m="http://schemas.openxmlformats.org/officeDocument/2006/math" xmlns:aink="http://schemas.microsoft.com/office/drawing/2016/ink" xmlns:am3d="http://schemas.microsoft.com/office/drawing/2017/model3d" xmlns:oel="http://schemas.microsoft.com/office/2019/extlst" xmlns:r="http://schemas.openxmlformats.org/officeDocument/2006/relationships" xmlns:wp14="http://schemas.microsoft.com/office/word/2010/wordprocessingDrawing" xmlns:wp="http://schemas.openxmlformats.org/drawingml/2006/wordprocessingDrawing" xmlns:wpg="http://schemas.microsoft.com/office/word/2010/wordprocessingGroup" xmlns:wpi="http://schemas.microsoft.com/office/word/2010/wordprocessingInk" xmlns:wps="http://schemas.microsoft.com/office/word/2010/wordprocessingShape" xmlns:o="urn:schemas-microsoft-com:office:office" xmlns:v="urn:schemas-microsoft-com:vml" xmlns:w10="urn:schemas-microsoft-com:office:word" xmlns:w="http://schemas.openxmlformats.org/wordprocessingml/2006/main" xmlns:w14="http://schemas.microsoft.com/office/word/2010/wordml" xmlns:w15="http://schemas.microsoft.com/office/word/2012/wordml" xmlns:w16cex="http://schemas.microsoft.com/office/word/2018/wordml/cex" xmlns:w16cid="http://schemas.microsoft.com/office/word/2016/wordml/cid" xmlns:w16="http://schemas.microsoft.com/office/word/2018/wordml" xmlns:w16sdtdh="http://schemas.microsoft.com/office/word/2020/wordml/sdtdatahash" xmlns:w16sdtfl="http://schemas.microsoft.com/office/word/2024/wordml/sdtformatlock" xmlns:w16se="http://schemas.microsoft.com/office/word/2015/wordml/symex" xmlns:w16du="http://schemas.microsoft.com/office/word/2023/wordml/word16du" xmlns:wne="http://schemas.microsoft.com/office/word/2006/wordml" mc:Ignorable="w14 w15 w16se w16cid w16 w16cex w16sdtdh w16sdtfl w16du wp14">
   <w:p>
     <w:pPr>
       <w:pStyle w:val="BodyText"/>
-      <w:spacing w:lineRule="auto" w:line="14"/>
-      <w:ind w:start="0"/>
+      <w:spacing w:line="14" w:lineRule="auto"/>
+      <w:ind w:left="0"/>
       <w:rPr>
         <w:sz w:val="20"/>
       </w:rPr>
     </w:pPr>
     <w:r>
       <w:rPr>
+        <w:noProof/>
         <w:sz w:val="20"/>
       </w:rPr>
       <mc:AlternateContent>
         <mc:Choice Requires="wps">
           <w:drawing>
-            <wp:anchor behindDoc="1" distT="0" distB="0" distL="0" distR="0" simplePos="0" locked="0" layoutInCell="0" allowOverlap="1" relativeHeight="11" wp14:anchorId="5DA1389F">
+            <wp:anchor distT="0" distB="0" distL="0" distR="0" simplePos="0" relativeHeight="251661312" behindDoc="1" locked="0" layoutInCell="0" allowOverlap="1" wp14:anchorId="5DA1389F" wp14:editId="74094FE3">
               <wp:simplePos x="0" y="0"/>
               <wp:positionH relativeFrom="page">
                 <wp:posOffset>3978910</wp:posOffset>
@@ -6519,6 +6073,7 @@
               <wp:effectExtent l="0" t="0" r="0" b="0"/>
               <wp:wrapNone/>
               <wp:docPr id="8" name="Textbox 4"/>
+              <wp:cNvGraphicFramePr/>
               <a:graphic xmlns:a="http://schemas.openxmlformats.org/drawingml/2006/main">
                 <a:graphicData uri="http://schemas.microsoft.com/office/word/2010/wordprocessingShape">
                   <wps:wsp>
@@ -6537,9 +6092,15 @@
                       </a:ln>
                     </wps:spPr>
                     <wps:style>
-                      <a:lnRef idx="0"/>
-                      <a:fillRef idx="0"/>
-                      <a:effectRef idx="0"/>
+                      <a:lnRef idx="0">
+                        <a:scrgbClr r="0" g="0" b="0"/>
+                      </a:lnRef>
+                      <a:fillRef idx="0">
+                        <a:scrgbClr r="0" g="0" b="0"/>
+                      </a:fillRef>
+                      <a:effectRef idx="0">
+                        <a:scrgbClr r="0" g="0" b="0"/>
+                      </a:effectRef>
                       <a:fontRef idx="minor"/>
                     </wps:style>
                     <wps:txbx>
@@ -6547,8 +6108,8 @@
                         <w:p>
                           <w:pPr>
                             <w:pStyle w:val="FrameContents"/>
-                            <w:spacing w:lineRule="exact" w:line="244"/>
-                            <w:ind w:start="60"/>
+                            <w:spacing w:line="244" w:lineRule="exact"/>
+                            <w:ind w:left="60"/>
                             <w:rPr>
                               <w:rFonts w:ascii="Calibri" w:hAnsi="Calibri"/>
                             </w:rPr>
@@ -6563,40 +6124,40 @@
                           </w:r>
                           <w:r>
                             <w:rPr>
-                              <w:spacing w:val="-10"/>
                               <w:rFonts w:ascii="Calibri" w:hAnsi="Calibri"/>
                               <w:color w:val="000000"/>
+                              <w:spacing w:val="-10"/>
                             </w:rPr>
                             <w:instrText xml:space="preserve"> PAGE </w:instrText>
                           </w:r>
                           <w:r>
                             <w:rPr>
-                              <w:spacing w:val="-10"/>
                               <w:rFonts w:ascii="Calibri" w:hAnsi="Calibri"/>
                               <w:color w:val="000000"/>
+                              <w:spacing w:val="-10"/>
                             </w:rPr>
                             <w:fldChar w:fldCharType="separate"/>
                           </w:r>
                           <w:r>
                             <w:rPr>
-                              <w:spacing w:val="-10"/>
                               <w:rFonts w:ascii="Calibri" w:hAnsi="Calibri"/>
                               <w:color w:val="000000"/>
+                              <w:spacing w:val="-10"/>
                             </w:rPr>
                             <w:t>5</w:t>
                           </w:r>
                           <w:r>
                             <w:rPr>
-                              <w:spacing w:val="-10"/>
                               <w:rFonts w:ascii="Calibri" w:hAnsi="Calibri"/>
                               <w:color w:val="000000"/>
+                              <w:spacing w:val="-10"/>
                             </w:rPr>
                             <w:fldChar w:fldCharType="end"/>
                           </w:r>
                         </w:p>
                       </w:txbxContent>
                     </wps:txbx>
-                    <wps:bodyPr lIns="0" rIns="0" tIns="0" bIns="0" anchor="t">
+                    <wps:bodyPr lIns="0" tIns="0" rIns="0" bIns="0" anchor="t">
                       <a:noAutofit/>
                     </wps:bodyPr>
                   </wps:wsp>
@@ -6605,7 +6166,7 @@
             </wp:anchor>
           </w:drawing>
         </mc:Choice>
-        <mc:Fallback>
+        <mc:Fallback xmlns:pic="http://schemas.openxmlformats.org/drawingml/2006/picture">
           <w:pict>
             <v:rect id="shape_0" ID="Textbox 4" path="m0,0l-2147483645,0l-2147483645,-2147483646l0,-2147483646xe" stroked="f" o:allowincell="f" style="position:absolute;margin-left:313.3pt;margin-top:36.85pt;width:12.55pt;height:12.95pt;mso-wrap-style:square;v-text-anchor:top;mso-position-horizontal-relative:page;mso-position-vertical-relative:page" wp14:anchorId="5DA1389F">
               <v:fill o:detectmouseclick="t" on="false"/>
@@ -6675,24 +6236,25 @@
 </file>
 
 <file path=word/header2.xml><?xml version="1.0" encoding="utf-8"?>
-<w:hdr xmlns:o="urn:schemas-microsoft-com:office:office" xmlns:r="http://schemas.openxmlformats.org/officeDocument/2006/relationships" xmlns:v="urn:schemas-microsoft-com:vml" xmlns:w="http://schemas.openxmlformats.org/wordprocessingml/2006/main" xmlns:w10="urn:schemas-microsoft-com:office:word" xmlns:wp="http://schemas.openxmlformats.org/drawingml/2006/wordprocessingDrawing" xmlns:pic="http://schemas.openxmlformats.org/drawingml/2006/picture" xmlns:wps="http://schemas.microsoft.com/office/word/2010/wordprocessingShape" xmlns:wpg="http://schemas.microsoft.com/office/word/2010/wordprocessingGroup" xmlns:mc="http://schemas.openxmlformats.org/markup-compatibility/2006" xmlns:wp14="http://schemas.microsoft.com/office/word/2010/wordprocessingDrawing" xmlns:w14="http://schemas.microsoft.com/office/word/2010/wordml" xmlns:w15="http://schemas.microsoft.com/office/word/2012/wordml" mc:Ignorable="w14 wp14 w15">
+<w:hdr xmlns:wpc="http://schemas.microsoft.com/office/word/2010/wordprocessingCanvas" xmlns:cx="http://schemas.microsoft.com/office/drawing/2014/chartex" xmlns:cx1="http://schemas.microsoft.com/office/drawing/2015/9/8/chartex" xmlns:cx2="http://schemas.microsoft.com/office/drawing/2015/10/21/chartex" xmlns:cx3="http://schemas.microsoft.com/office/drawing/2016/5/9/chartex" xmlns:cx4="http://schemas.microsoft.com/office/drawing/2016/5/10/chartex" xmlns:cx5="http://schemas.microsoft.com/office/drawing/2016/5/11/chartex" xmlns:cx6="http://schemas.microsoft.com/office/drawing/2016/5/12/chartex" xmlns:cx7="http://schemas.microsoft.com/office/drawing/2016/5/13/chartex" xmlns:cx8="http://schemas.microsoft.com/office/drawing/2016/5/14/chartex" xmlns:mc="http://schemas.openxmlformats.org/markup-compatibility/2006" xmlns:m="http://schemas.openxmlformats.org/officeDocument/2006/math" xmlns:aink="http://schemas.microsoft.com/office/drawing/2016/ink" xmlns:am3d="http://schemas.microsoft.com/office/drawing/2017/model3d" xmlns:oel="http://schemas.microsoft.com/office/2019/extlst" xmlns:r="http://schemas.openxmlformats.org/officeDocument/2006/relationships" xmlns:wp14="http://schemas.microsoft.com/office/word/2010/wordprocessingDrawing" xmlns:wp="http://schemas.openxmlformats.org/drawingml/2006/wordprocessingDrawing" xmlns:wpg="http://schemas.microsoft.com/office/word/2010/wordprocessingGroup" xmlns:wpi="http://schemas.microsoft.com/office/word/2010/wordprocessingInk" xmlns:wps="http://schemas.microsoft.com/office/word/2010/wordprocessingShape" xmlns:o="urn:schemas-microsoft-com:office:office" xmlns:v="urn:schemas-microsoft-com:vml" xmlns:w10="urn:schemas-microsoft-com:office:word" xmlns:w="http://schemas.openxmlformats.org/wordprocessingml/2006/main" xmlns:w14="http://schemas.microsoft.com/office/word/2010/wordml" xmlns:w15="http://schemas.microsoft.com/office/word/2012/wordml" xmlns:w16cex="http://schemas.microsoft.com/office/word/2018/wordml/cex" xmlns:w16cid="http://schemas.microsoft.com/office/word/2016/wordml/cid" xmlns:w16="http://schemas.microsoft.com/office/word/2018/wordml" xmlns:w16sdtdh="http://schemas.microsoft.com/office/word/2020/wordml/sdtdatahash" xmlns:w16sdtfl="http://schemas.microsoft.com/office/word/2024/wordml/sdtformatlock" xmlns:w16se="http://schemas.microsoft.com/office/word/2015/wordml/symex" xmlns:w16du="http://schemas.microsoft.com/office/word/2023/wordml/word16du" xmlns:wne="http://schemas.microsoft.com/office/word/2006/wordml" mc:Ignorable="w14 w15 w16se w16cid w16 w16cex w16sdtdh w16sdtfl w16du wp14">
   <w:p>
     <w:pPr>
       <w:pStyle w:val="BodyText"/>
-      <w:spacing w:lineRule="auto" w:line="14"/>
-      <w:ind w:start="0"/>
+      <w:spacing w:line="14" w:lineRule="auto"/>
+      <w:ind w:left="0"/>
       <w:rPr>
         <w:sz w:val="20"/>
       </w:rPr>
     </w:pPr>
     <w:r>
       <w:rPr>
+        <w:noProof/>
         <w:sz w:val="20"/>
       </w:rPr>
       <mc:AlternateContent>
         <mc:Choice Requires="wps">
           <w:drawing>
-            <wp:anchor behindDoc="1" distT="0" distB="0" distL="0" distR="0" simplePos="0" locked="0" layoutInCell="0" allowOverlap="1" relativeHeight="2" wp14:anchorId="5DA1389F">
+            <wp:anchor distT="0" distB="0" distL="0" distR="0" simplePos="0" relativeHeight="251654144" behindDoc="1" locked="0" layoutInCell="0" allowOverlap="1" wp14:anchorId="5DA1389F" wp14:editId="0FA7CE77">
               <wp:simplePos x="0" y="0"/>
               <wp:positionH relativeFrom="page">
                 <wp:posOffset>3978910</wp:posOffset>
@@ -6704,6 +6266,7 @@
               <wp:effectExtent l="0" t="0" r="0" b="0"/>
               <wp:wrapNone/>
               <wp:docPr id="1" name="Textbox 1"/>
+              <wp:cNvGraphicFramePr/>
               <a:graphic xmlns:a="http://schemas.openxmlformats.org/drawingml/2006/main">
                 <a:graphicData uri="http://schemas.microsoft.com/office/word/2010/wordprocessingShape">
                   <wps:wsp>
@@ -6722,9 +6285,15 @@
                       </a:ln>
                     </wps:spPr>
                     <wps:style>
-                      <a:lnRef idx="0"/>
-                      <a:fillRef idx="0"/>
-                      <a:effectRef idx="0"/>
+                      <a:lnRef idx="0">
+                        <a:scrgbClr r="0" g="0" b="0"/>
+                      </a:lnRef>
+                      <a:fillRef idx="0">
+                        <a:scrgbClr r="0" g="0" b="0"/>
+                      </a:fillRef>
+                      <a:effectRef idx="0">
+                        <a:scrgbClr r="0" g="0" b="0"/>
+                      </a:effectRef>
                       <a:fontRef idx="minor"/>
                     </wps:style>
                     <wps:txbx>
@@ -6732,8 +6301,8 @@
                         <w:p>
                           <w:pPr>
                             <w:pStyle w:val="FrameContents"/>
-                            <w:spacing w:lineRule="exact" w:line="244"/>
-                            <w:ind w:start="60"/>
+                            <w:spacing w:line="244" w:lineRule="exact"/>
+                            <w:ind w:left="60"/>
                             <w:rPr>
                               <w:rFonts w:ascii="Calibri" w:hAnsi="Calibri"/>
                             </w:rPr>
@@ -6748,40 +6317,40 @@
                           </w:r>
                           <w:r>
                             <w:rPr>
-                              <w:spacing w:val="-10"/>
                               <w:rFonts w:ascii="Calibri" w:hAnsi="Calibri"/>
                               <w:color w:val="000000"/>
+                              <w:spacing w:val="-10"/>
                             </w:rPr>
                             <w:instrText xml:space="preserve"> PAGE </w:instrText>
                           </w:r>
                           <w:r>
                             <w:rPr>
-                              <w:spacing w:val="-10"/>
                               <w:rFonts w:ascii="Calibri" w:hAnsi="Calibri"/>
                               <w:color w:val="000000"/>
+                              <w:spacing w:val="-10"/>
                             </w:rPr>
                             <w:fldChar w:fldCharType="separate"/>
                           </w:r>
                           <w:r>
                             <w:rPr>
-                              <w:spacing w:val="-10"/>
                               <w:rFonts w:ascii="Calibri" w:hAnsi="Calibri"/>
                               <w:color w:val="000000"/>
+                              <w:spacing w:val="-10"/>
                             </w:rPr>
                             <w:t>2</w:t>
                           </w:r>
                           <w:r>
                             <w:rPr>
-                              <w:spacing w:val="-10"/>
                               <w:rFonts w:ascii="Calibri" w:hAnsi="Calibri"/>
                               <w:color w:val="000000"/>
+                              <w:spacing w:val="-10"/>
                             </w:rPr>
                             <w:fldChar w:fldCharType="end"/>
                           </w:r>
                         </w:p>
                       </w:txbxContent>
                     </wps:txbx>
-                    <wps:bodyPr lIns="0" rIns="0" tIns="0" bIns="0" anchor="t">
+                    <wps:bodyPr lIns="0" tIns="0" rIns="0" bIns="0" anchor="t">
                       <a:noAutofit/>
                     </wps:bodyPr>
                   </wps:wsp>
@@ -6790,7 +6359,7 @@
             </wp:anchor>
           </w:drawing>
         </mc:Choice>
-        <mc:Fallback>
+        <mc:Fallback xmlns:pic="http://schemas.openxmlformats.org/drawingml/2006/picture">
           <w:pict>
             <v:rect id="shape_0" ID="Textbox 1" path="m0,0l-2147483645,0l-2147483645,-2147483646l0,-2147483646xe" stroked="f" o:allowincell="f" style="position:absolute;margin-left:313.3pt;margin-top:36.85pt;width:12.55pt;height:12.95pt;mso-wrap-style:square;v-text-anchor:top;mso-position-horizontal-relative:page;mso-position-vertical-relative:page" wp14:anchorId="5DA1389F">
               <v:fill o:detectmouseclick="t" on="false"/>
@@ -6860,24 +6429,25 @@
 </file>
 
 <file path=word/header3.xml><?xml version="1.0" encoding="utf-8"?>
-<w:hdr xmlns:o="urn:schemas-microsoft-com:office:office" xmlns:r="http://schemas.openxmlformats.org/officeDocument/2006/relationships" xmlns:v="urn:schemas-microsoft-com:vml" xmlns:w="http://schemas.openxmlformats.org/wordprocessingml/2006/main" xmlns:w10="urn:schemas-microsoft-com:office:word" xmlns:wp="http://schemas.openxmlformats.org/drawingml/2006/wordprocessingDrawing" xmlns:pic="http://schemas.openxmlformats.org/drawingml/2006/picture" xmlns:wps="http://schemas.microsoft.com/office/word/2010/wordprocessingShape" xmlns:wpg="http://schemas.microsoft.com/office/word/2010/wordprocessingGroup" xmlns:mc="http://schemas.openxmlformats.org/markup-compatibility/2006" xmlns:wp14="http://schemas.microsoft.com/office/word/2010/wordprocessingDrawing" xmlns:w14="http://schemas.microsoft.com/office/word/2010/wordml" xmlns:w15="http://schemas.microsoft.com/office/word/2012/wordml" mc:Ignorable="w14 wp14 w15">
+<w:hdr xmlns:wpc="http://schemas.microsoft.com/office/word/2010/wordprocessingCanvas" xmlns:cx="http://schemas.microsoft.com/office/drawing/2014/chartex" xmlns:cx1="http://schemas.microsoft.com/office/drawing/2015/9/8/chartex" xmlns:cx2="http://schemas.microsoft.com/office/drawing/2015/10/21/chartex" xmlns:cx3="http://schemas.microsoft.com/office/drawing/2016/5/9/chartex" xmlns:cx4="http://schemas.microsoft.com/office/drawing/2016/5/10/chartex" xmlns:cx5="http://schemas.microsoft.com/office/drawing/2016/5/11/chartex" xmlns:cx6="http://schemas.microsoft.com/office/drawing/2016/5/12/chartex" xmlns:cx7="http://schemas.microsoft.com/office/drawing/2016/5/13/chartex" xmlns:cx8="http://schemas.microsoft.com/office/drawing/2016/5/14/chartex" xmlns:mc="http://schemas.openxmlformats.org/markup-compatibility/2006" xmlns:m="http://schemas.openxmlformats.org/officeDocument/2006/math" xmlns:aink="http://schemas.microsoft.com/office/drawing/2016/ink" xmlns:am3d="http://schemas.microsoft.com/office/drawing/2017/model3d" xmlns:oel="http://schemas.microsoft.com/office/2019/extlst" xmlns:r="http://schemas.openxmlformats.org/officeDocument/2006/relationships" xmlns:wp14="http://schemas.microsoft.com/office/word/2010/wordprocessingDrawing" xmlns:wp="http://schemas.openxmlformats.org/drawingml/2006/wordprocessingDrawing" xmlns:wpg="http://schemas.microsoft.com/office/word/2010/wordprocessingGroup" xmlns:wpi="http://schemas.microsoft.com/office/word/2010/wordprocessingInk" xmlns:wps="http://schemas.microsoft.com/office/word/2010/wordprocessingShape" xmlns:o="urn:schemas-microsoft-com:office:office" xmlns:v="urn:schemas-microsoft-com:vml" xmlns:w10="urn:schemas-microsoft-com:office:word" xmlns:w="http://schemas.openxmlformats.org/wordprocessingml/2006/main" xmlns:w14="http://schemas.microsoft.com/office/word/2010/wordml" xmlns:w15="http://schemas.microsoft.com/office/word/2012/wordml" xmlns:w16cex="http://schemas.microsoft.com/office/word/2018/wordml/cex" xmlns:w16cid="http://schemas.microsoft.com/office/word/2016/wordml/cid" xmlns:w16="http://schemas.microsoft.com/office/word/2018/wordml" xmlns:w16sdtdh="http://schemas.microsoft.com/office/word/2020/wordml/sdtdatahash" xmlns:w16sdtfl="http://schemas.microsoft.com/office/word/2024/wordml/sdtformatlock" xmlns:w16se="http://schemas.microsoft.com/office/word/2015/wordml/symex" xmlns:w16du="http://schemas.microsoft.com/office/word/2023/wordml/word16du" xmlns:wne="http://schemas.microsoft.com/office/word/2006/wordml" mc:Ignorable="w14 w15 w16se w16cid w16 w16cex w16sdtdh w16sdtfl w16du wp14">
   <w:p>
     <w:pPr>
       <w:pStyle w:val="BodyText"/>
-      <w:spacing w:lineRule="auto" w:line="14"/>
-      <w:ind w:start="0"/>
+      <w:spacing w:line="14" w:lineRule="auto"/>
+      <w:ind w:left="0"/>
       <w:rPr>
         <w:sz w:val="20"/>
       </w:rPr>
     </w:pPr>
     <w:r>
       <w:rPr>
+        <w:noProof/>
         <w:sz w:val="20"/>
       </w:rPr>
       <mc:AlternateContent>
         <mc:Choice Requires="wps">
           <w:drawing>
-            <wp:anchor behindDoc="1" distT="0" distB="0" distL="0" distR="0" simplePos="0" locked="0" layoutInCell="0" allowOverlap="1" relativeHeight="2" wp14:anchorId="5DA1389F">
+            <wp:anchor distT="0" distB="0" distL="0" distR="0" simplePos="0" relativeHeight="251655168" behindDoc="1" locked="0" layoutInCell="0" allowOverlap="1" wp14:anchorId="5DA1389F" wp14:editId="33A85AD0">
               <wp:simplePos x="0" y="0"/>
               <wp:positionH relativeFrom="page">
                 <wp:posOffset>3978910</wp:posOffset>
@@ -6889,6 +6459,7 @@
               <wp:effectExtent l="0" t="0" r="0" b="0"/>
               <wp:wrapNone/>
               <wp:docPr id="2" name="Textbox 1"/>
+              <wp:cNvGraphicFramePr/>
               <a:graphic xmlns:a="http://schemas.openxmlformats.org/drawingml/2006/main">
                 <a:graphicData uri="http://schemas.microsoft.com/office/word/2010/wordprocessingShape">
                   <wps:wsp>
@@ -6907,9 +6478,15 @@
                       </a:ln>
                     </wps:spPr>
                     <wps:style>
-                      <a:lnRef idx="0"/>
-                      <a:fillRef idx="0"/>
-                      <a:effectRef idx="0"/>
+                      <a:lnRef idx="0">
+                        <a:scrgbClr r="0" g="0" b="0"/>
+                      </a:lnRef>
+                      <a:fillRef idx="0">
+                        <a:scrgbClr r="0" g="0" b="0"/>
+                      </a:fillRef>
+                      <a:effectRef idx="0">
+                        <a:scrgbClr r="0" g="0" b="0"/>
+                      </a:effectRef>
                       <a:fontRef idx="minor"/>
                     </wps:style>
                     <wps:txbx>
@@ -6917,8 +6494,8 @@
                         <w:p>
                           <w:pPr>
                             <w:pStyle w:val="FrameContents"/>
-                            <w:spacing w:lineRule="exact" w:line="244"/>
-                            <w:ind w:start="60"/>
+                            <w:spacing w:line="244" w:lineRule="exact"/>
+                            <w:ind w:left="60"/>
                             <w:rPr>
                               <w:rFonts w:ascii="Calibri" w:hAnsi="Calibri"/>
                             </w:rPr>
@@ -6933,40 +6510,40 @@
                           </w:r>
                           <w:r>
                             <w:rPr>
-                              <w:spacing w:val="-10"/>
                               <w:rFonts w:ascii="Calibri" w:hAnsi="Calibri"/>
                               <w:color w:val="000000"/>
+                              <w:spacing w:val="-10"/>
                             </w:rPr>
                             <w:instrText xml:space="preserve"> PAGE </w:instrText>
                           </w:r>
                           <w:r>
                             <w:rPr>
-                              <w:spacing w:val="-10"/>
                               <w:rFonts w:ascii="Calibri" w:hAnsi="Calibri"/>
                               <w:color w:val="000000"/>
+                              <w:spacing w:val="-10"/>
                             </w:rPr>
                             <w:fldChar w:fldCharType="separate"/>
                           </w:r>
                           <w:r>
                             <w:rPr>
-                              <w:spacing w:val="-10"/>
                               <w:rFonts w:ascii="Calibri" w:hAnsi="Calibri"/>
                               <w:color w:val="000000"/>
+                              <w:spacing w:val="-10"/>
                             </w:rPr>
                             <w:t>2</w:t>
                           </w:r>
                           <w:r>
                             <w:rPr>
-                              <w:spacing w:val="-10"/>
                               <w:rFonts w:ascii="Calibri" w:hAnsi="Calibri"/>
                               <w:color w:val="000000"/>
+                              <w:spacing w:val="-10"/>
                             </w:rPr>
                             <w:fldChar w:fldCharType="end"/>
                           </w:r>
                         </w:p>
                       </w:txbxContent>
                     </wps:txbx>
-                    <wps:bodyPr lIns="0" rIns="0" tIns="0" bIns="0" anchor="t">
+                    <wps:bodyPr lIns="0" tIns="0" rIns="0" bIns="0" anchor="t">
                       <a:noAutofit/>
                     </wps:bodyPr>
                   </wps:wsp>
@@ -6975,7 +6552,7 @@
             </wp:anchor>
           </w:drawing>
         </mc:Choice>
-        <mc:Fallback>
+        <mc:Fallback xmlns:pic="http://schemas.openxmlformats.org/drawingml/2006/picture">
           <w:pict>
             <v:rect id="shape_0" ID="Textbox 1" path="m0,0l-2147483645,0l-2147483645,-2147483646l0,-2147483646xe" stroked="f" o:allowincell="f" style="position:absolute;margin-left:313.3pt;margin-top:36.85pt;width:12.55pt;height:12.95pt;mso-wrap-style:square;v-text-anchor:top;mso-position-horizontal-relative:page;mso-position-vertical-relative:page" wp14:anchorId="5DA1389F">
               <v:fill o:detectmouseclick="t" on="false"/>
@@ -7045,38 +6622,35 @@
 </file>
 
 <file path=word/header4.xml><?xml version="1.0" encoding="utf-8"?>
-<w:hdr xmlns:o="urn:schemas-microsoft-com:office:office" xmlns:r="http://schemas.openxmlformats.org/officeDocument/2006/relationships" xmlns:v="urn:schemas-microsoft-com:vml" xmlns:w="http://schemas.openxmlformats.org/wordprocessingml/2006/main" xmlns:w10="urn:schemas-microsoft-com:office:word" xmlns:wp="http://schemas.openxmlformats.org/drawingml/2006/wordprocessingDrawing" xmlns:pic="http://schemas.openxmlformats.org/drawingml/2006/picture" xmlns:wps="http://schemas.microsoft.com/office/word/2010/wordprocessingShape" xmlns:wpg="http://schemas.microsoft.com/office/word/2010/wordprocessingGroup" xmlns:mc="http://schemas.openxmlformats.org/markup-compatibility/2006" xmlns:wp14="http://schemas.microsoft.com/office/word/2010/wordprocessingDrawing" xmlns:w14="http://schemas.microsoft.com/office/word/2010/wordml" xmlns:w15="http://schemas.microsoft.com/office/word/2012/wordml" mc:Ignorable="w14 wp14 w15">
+<w:hdr xmlns:wpc="http://schemas.microsoft.com/office/word/2010/wordprocessingCanvas" xmlns:cx="http://schemas.microsoft.com/office/drawing/2014/chartex" xmlns:cx1="http://schemas.microsoft.com/office/drawing/2015/9/8/chartex" xmlns:cx2="http://schemas.microsoft.com/office/drawing/2015/10/21/chartex" xmlns:cx3="http://schemas.microsoft.com/office/drawing/2016/5/9/chartex" xmlns:cx4="http://schemas.microsoft.com/office/drawing/2016/5/10/chartex" xmlns:cx5="http://schemas.microsoft.com/office/drawing/2016/5/11/chartex" xmlns:cx6="http://schemas.microsoft.com/office/drawing/2016/5/12/chartex" xmlns:cx7="http://schemas.microsoft.com/office/drawing/2016/5/13/chartex" xmlns:cx8="http://schemas.microsoft.com/office/drawing/2016/5/14/chartex" xmlns:mc="http://schemas.openxmlformats.org/markup-compatibility/2006" xmlns:m="http://schemas.openxmlformats.org/officeDocument/2006/math" xmlns:aink="http://schemas.microsoft.com/office/drawing/2016/ink" xmlns:am3d="http://schemas.microsoft.com/office/drawing/2017/model3d" xmlns:oel="http://schemas.microsoft.com/office/2019/extlst" xmlns:r="http://schemas.openxmlformats.org/officeDocument/2006/relationships" xmlns:wp14="http://schemas.microsoft.com/office/word/2010/wordprocessingDrawing" xmlns:wp="http://schemas.openxmlformats.org/drawingml/2006/wordprocessingDrawing" xmlns:wpg="http://schemas.microsoft.com/office/word/2010/wordprocessingGroup" xmlns:wpi="http://schemas.microsoft.com/office/word/2010/wordprocessingInk" xmlns:wps="http://schemas.microsoft.com/office/word/2010/wordprocessingShape" xmlns:o="urn:schemas-microsoft-com:office:office" xmlns:v="urn:schemas-microsoft-com:vml" xmlns:w10="urn:schemas-microsoft-com:office:word" xmlns:w="http://schemas.openxmlformats.org/wordprocessingml/2006/main" xmlns:w14="http://schemas.microsoft.com/office/word/2010/wordml" xmlns:w15="http://schemas.microsoft.com/office/word/2012/wordml" xmlns:w16cex="http://schemas.microsoft.com/office/word/2018/wordml/cex" xmlns:w16cid="http://schemas.microsoft.com/office/word/2016/wordml/cid" xmlns:w16="http://schemas.microsoft.com/office/word/2018/wordml" xmlns:w16sdtdh="http://schemas.microsoft.com/office/word/2020/wordml/sdtdatahash" xmlns:w16sdtfl="http://schemas.microsoft.com/office/word/2024/wordml/sdtformatlock" xmlns:w16se="http://schemas.microsoft.com/office/word/2015/wordml/symex" xmlns:w16du="http://schemas.microsoft.com/office/word/2023/wordml/word16du" xmlns:wne="http://schemas.microsoft.com/office/word/2006/wordml" mc:Ignorable="w14 w15 w16se w16cid w16 w16cex w16sdtdh w16sdtfl w16du wp14">
   <w:p>
     <w:pPr>
       <w:pStyle w:val="Header"/>
-      <w:rPr/>
     </w:pPr>
-    <w:r>
-      <w:rPr/>
-    </w:r>
   </w:p>
 </w:hdr>
 </file>
 
 <file path=word/header5.xml><?xml version="1.0" encoding="utf-8"?>
-<w:hdr xmlns:o="urn:schemas-microsoft-com:office:office" xmlns:r="http://schemas.openxmlformats.org/officeDocument/2006/relationships" xmlns:v="urn:schemas-microsoft-com:vml" xmlns:w="http://schemas.openxmlformats.org/wordprocessingml/2006/main" xmlns:w10="urn:schemas-microsoft-com:office:word" xmlns:wp="http://schemas.openxmlformats.org/drawingml/2006/wordprocessingDrawing" xmlns:pic="http://schemas.openxmlformats.org/drawingml/2006/picture" xmlns:wps="http://schemas.microsoft.com/office/word/2010/wordprocessingShape" xmlns:wpg="http://schemas.microsoft.com/office/word/2010/wordprocessingGroup" xmlns:mc="http://schemas.openxmlformats.org/markup-compatibility/2006" xmlns:wp14="http://schemas.microsoft.com/office/word/2010/wordprocessingDrawing" xmlns:w14="http://schemas.microsoft.com/office/word/2010/wordml" xmlns:w15="http://schemas.microsoft.com/office/word/2012/wordml" mc:Ignorable="w14 wp14 w15">
+<w:hdr xmlns:wpc="http://schemas.microsoft.com/office/word/2010/wordprocessingCanvas" xmlns:cx="http://schemas.microsoft.com/office/drawing/2014/chartex" xmlns:cx1="http://schemas.microsoft.com/office/drawing/2015/9/8/chartex" xmlns:cx2="http://schemas.microsoft.com/office/drawing/2015/10/21/chartex" xmlns:cx3="http://schemas.microsoft.com/office/drawing/2016/5/9/chartex" xmlns:cx4="http://schemas.microsoft.com/office/drawing/2016/5/10/chartex" xmlns:cx5="http://schemas.microsoft.com/office/drawing/2016/5/11/chartex" xmlns:cx6="http://schemas.microsoft.com/office/drawing/2016/5/12/chartex" xmlns:cx7="http://schemas.microsoft.com/office/drawing/2016/5/13/chartex" xmlns:cx8="http://schemas.microsoft.com/office/drawing/2016/5/14/chartex" xmlns:mc="http://schemas.openxmlformats.org/markup-compatibility/2006" xmlns:m="http://schemas.openxmlformats.org/officeDocument/2006/math" xmlns:aink="http://schemas.microsoft.com/office/drawing/2016/ink" xmlns:am3d="http://schemas.microsoft.com/office/drawing/2017/model3d" xmlns:oel="http://schemas.microsoft.com/office/2019/extlst" xmlns:r="http://schemas.openxmlformats.org/officeDocument/2006/relationships" xmlns:wp14="http://schemas.microsoft.com/office/word/2010/wordprocessingDrawing" xmlns:wp="http://schemas.openxmlformats.org/drawingml/2006/wordprocessingDrawing" xmlns:wpg="http://schemas.microsoft.com/office/word/2010/wordprocessingGroup" xmlns:wpi="http://schemas.microsoft.com/office/word/2010/wordprocessingInk" xmlns:wps="http://schemas.microsoft.com/office/word/2010/wordprocessingShape" xmlns:o="urn:schemas-microsoft-com:office:office" xmlns:v="urn:schemas-microsoft-com:vml" xmlns:w10="urn:schemas-microsoft-com:office:word" xmlns:w="http://schemas.openxmlformats.org/wordprocessingml/2006/main" xmlns:w14="http://schemas.microsoft.com/office/word/2010/wordml" xmlns:w15="http://schemas.microsoft.com/office/word/2012/wordml" xmlns:w16cex="http://schemas.microsoft.com/office/word/2018/wordml/cex" xmlns:w16cid="http://schemas.microsoft.com/office/word/2016/wordml/cid" xmlns:w16="http://schemas.microsoft.com/office/word/2018/wordml" xmlns:w16sdtdh="http://schemas.microsoft.com/office/word/2020/wordml/sdtdatahash" xmlns:w16sdtfl="http://schemas.microsoft.com/office/word/2024/wordml/sdtformatlock" xmlns:w16se="http://schemas.microsoft.com/office/word/2015/wordml/symex" xmlns:w16du="http://schemas.microsoft.com/office/word/2023/wordml/word16du" xmlns:wne="http://schemas.microsoft.com/office/word/2006/wordml" mc:Ignorable="w14 w15 w16se w16cid w16 w16cex w16sdtdh w16sdtfl w16du wp14">
   <w:p>
     <w:pPr>
       <w:pStyle w:val="BodyText"/>
-      <w:spacing w:lineRule="auto" w:line="14"/>
-      <w:ind w:start="0"/>
+      <w:spacing w:line="14" w:lineRule="auto"/>
+      <w:ind w:left="0"/>
       <w:rPr>
         <w:sz w:val="20"/>
       </w:rPr>
     </w:pPr>
     <w:r>
       <w:rPr>
+        <w:noProof/>
         <w:sz w:val="20"/>
       </w:rPr>
       <mc:AlternateContent>
         <mc:Choice Requires="wps">
           <w:drawing>
-            <wp:anchor behindDoc="1" distT="0" distB="0" distL="0" distR="0" simplePos="0" locked="0" layoutInCell="0" allowOverlap="1" relativeHeight="5" wp14:anchorId="5DA1389F">
+            <wp:anchor distT="0" distB="0" distL="0" distR="0" simplePos="0" relativeHeight="251656192" behindDoc="1" locked="0" layoutInCell="0" allowOverlap="1" wp14:anchorId="5DA1389F" wp14:editId="5CB09E26">
               <wp:simplePos x="0" y="0"/>
               <wp:positionH relativeFrom="page">
                 <wp:posOffset>3978910</wp:posOffset>
@@ -7088,6 +6662,7 @@
               <wp:effectExtent l="0" t="0" r="0" b="0"/>
               <wp:wrapNone/>
               <wp:docPr id="3" name="Textbox 2"/>
+              <wp:cNvGraphicFramePr/>
               <a:graphic xmlns:a="http://schemas.openxmlformats.org/drawingml/2006/main">
                 <a:graphicData uri="http://schemas.microsoft.com/office/word/2010/wordprocessingShape">
                   <wps:wsp>
@@ -7106,9 +6681,15 @@
                       </a:ln>
                     </wps:spPr>
                     <wps:style>
-                      <a:lnRef idx="0"/>
-                      <a:fillRef idx="0"/>
-                      <a:effectRef idx="0"/>
+                      <a:lnRef idx="0">
+                        <a:scrgbClr r="0" g="0" b="0"/>
+                      </a:lnRef>
+                      <a:fillRef idx="0">
+                        <a:scrgbClr r="0" g="0" b="0"/>
+                      </a:fillRef>
+                      <a:effectRef idx="0">
+                        <a:scrgbClr r="0" g="0" b="0"/>
+                      </a:effectRef>
                       <a:fontRef idx="minor"/>
                     </wps:style>
                     <wps:txbx>
@@ -7116,8 +6697,8 @@
                         <w:p>
                           <w:pPr>
                             <w:pStyle w:val="FrameContents"/>
-                            <w:spacing w:lineRule="exact" w:line="244"/>
-                            <w:ind w:start="60"/>
+                            <w:spacing w:line="244" w:lineRule="exact"/>
+                            <w:ind w:left="60"/>
                             <w:rPr>
                               <w:rFonts w:ascii="Calibri" w:hAnsi="Calibri"/>
                             </w:rPr>
@@ -7132,40 +6713,40 @@
                           </w:r>
                           <w:r>
                             <w:rPr>
-                              <w:spacing w:val="-10"/>
                               <w:rFonts w:ascii="Calibri" w:hAnsi="Calibri"/>
                               <w:color w:val="000000"/>
+                              <w:spacing w:val="-10"/>
                             </w:rPr>
                             <w:instrText xml:space="preserve"> PAGE </w:instrText>
                           </w:r>
                           <w:r>
                             <w:rPr>
-                              <w:spacing w:val="-10"/>
                               <w:rFonts w:ascii="Calibri" w:hAnsi="Calibri"/>
                               <w:color w:val="000000"/>
+                              <w:spacing w:val="-10"/>
                             </w:rPr>
                             <w:fldChar w:fldCharType="separate"/>
                           </w:r>
                           <w:r>
                             <w:rPr>
-                              <w:spacing w:val="-10"/>
                               <w:rFonts w:ascii="Calibri" w:hAnsi="Calibri"/>
                               <w:color w:val="000000"/>
+                              <w:spacing w:val="-10"/>
                             </w:rPr>
                             <w:t>3</w:t>
                           </w:r>
                           <w:r>
                             <w:rPr>
-                              <w:spacing w:val="-10"/>
                               <w:rFonts w:ascii="Calibri" w:hAnsi="Calibri"/>
                               <w:color w:val="000000"/>
+                              <w:spacing w:val="-10"/>
                             </w:rPr>
                             <w:fldChar w:fldCharType="end"/>
                           </w:r>
                         </w:p>
                       </w:txbxContent>
                     </wps:txbx>
-                    <wps:bodyPr lIns="0" rIns="0" tIns="0" bIns="0" anchor="t">
+                    <wps:bodyPr lIns="0" tIns="0" rIns="0" bIns="0" anchor="t">
                       <a:noAutofit/>
                     </wps:bodyPr>
                   </wps:wsp>
@@ -7174,7 +6755,7 @@
             </wp:anchor>
           </w:drawing>
         </mc:Choice>
-        <mc:Fallback>
+        <mc:Fallback xmlns:pic="http://schemas.openxmlformats.org/drawingml/2006/picture">
           <w:pict>
             <v:rect id="shape_0" ID="Textbox 2" path="m0,0l-2147483645,0l-2147483645,-2147483646l0,-2147483646xe" stroked="f" o:allowincell="f" style="position:absolute;margin-left:313.3pt;margin-top:36.85pt;width:12.55pt;height:12.95pt;mso-wrap-style:square;v-text-anchor:top;mso-position-horizontal-relative:page;mso-position-vertical-relative:page" wp14:anchorId="5DA1389F">
               <v:fill o:detectmouseclick="t" on="false"/>
@@ -7244,24 +6825,25 @@
 </file>
 
 <file path=word/header6.xml><?xml version="1.0" encoding="utf-8"?>
-<w:hdr xmlns:o="urn:schemas-microsoft-com:office:office" xmlns:r="http://schemas.openxmlformats.org/officeDocument/2006/relationships" xmlns:v="urn:schemas-microsoft-com:vml" xmlns:w="http://schemas.openxmlformats.org/wordprocessingml/2006/main" xmlns:w10="urn:schemas-microsoft-com:office:word" xmlns:wp="http://schemas.openxmlformats.org/drawingml/2006/wordprocessingDrawing" xmlns:pic="http://schemas.openxmlformats.org/drawingml/2006/picture" xmlns:wps="http://schemas.microsoft.com/office/word/2010/wordprocessingShape" xmlns:wpg="http://schemas.microsoft.com/office/word/2010/wordprocessingGroup" xmlns:mc="http://schemas.openxmlformats.org/markup-compatibility/2006" xmlns:wp14="http://schemas.microsoft.com/office/word/2010/wordprocessingDrawing" xmlns:w14="http://schemas.microsoft.com/office/word/2010/wordml" xmlns:w15="http://schemas.microsoft.com/office/word/2012/wordml" mc:Ignorable="w14 wp14 w15">
+<w:hdr xmlns:wpc="http://schemas.microsoft.com/office/word/2010/wordprocessingCanvas" xmlns:cx="http://schemas.microsoft.com/office/drawing/2014/chartex" xmlns:cx1="http://schemas.microsoft.com/office/drawing/2015/9/8/chartex" xmlns:cx2="http://schemas.microsoft.com/office/drawing/2015/10/21/chartex" xmlns:cx3="http://schemas.microsoft.com/office/drawing/2016/5/9/chartex" xmlns:cx4="http://schemas.microsoft.com/office/drawing/2016/5/10/chartex" xmlns:cx5="http://schemas.microsoft.com/office/drawing/2016/5/11/chartex" xmlns:cx6="http://schemas.microsoft.com/office/drawing/2016/5/12/chartex" xmlns:cx7="http://schemas.microsoft.com/office/drawing/2016/5/13/chartex" xmlns:cx8="http://schemas.microsoft.com/office/drawing/2016/5/14/chartex" xmlns:mc="http://schemas.openxmlformats.org/markup-compatibility/2006" xmlns:m="http://schemas.openxmlformats.org/officeDocument/2006/math" xmlns:aink="http://schemas.microsoft.com/office/drawing/2016/ink" xmlns:am3d="http://schemas.microsoft.com/office/drawing/2017/model3d" xmlns:oel="http://schemas.microsoft.com/office/2019/extlst" xmlns:r="http://schemas.openxmlformats.org/officeDocument/2006/relationships" xmlns:wp14="http://schemas.microsoft.com/office/word/2010/wordprocessingDrawing" xmlns:wp="http://schemas.openxmlformats.org/drawingml/2006/wordprocessingDrawing" xmlns:wpg="http://schemas.microsoft.com/office/word/2010/wordprocessingGroup" xmlns:wpi="http://schemas.microsoft.com/office/word/2010/wordprocessingInk" xmlns:wps="http://schemas.microsoft.com/office/word/2010/wordprocessingShape" xmlns:o="urn:schemas-microsoft-com:office:office" xmlns:v="urn:schemas-microsoft-com:vml" xmlns:w10="urn:schemas-microsoft-com:office:word" xmlns:w="http://schemas.openxmlformats.org/wordprocessingml/2006/main" xmlns:w14="http://schemas.microsoft.com/office/word/2010/wordml" xmlns:w15="http://schemas.microsoft.com/office/word/2012/wordml" xmlns:w16cex="http://schemas.microsoft.com/office/word/2018/wordml/cex" xmlns:w16cid="http://schemas.microsoft.com/office/word/2016/wordml/cid" xmlns:w16="http://schemas.microsoft.com/office/word/2018/wordml" xmlns:w16sdtdh="http://schemas.microsoft.com/office/word/2020/wordml/sdtdatahash" xmlns:w16sdtfl="http://schemas.microsoft.com/office/word/2024/wordml/sdtformatlock" xmlns:w16se="http://schemas.microsoft.com/office/word/2015/wordml/symex" xmlns:w16du="http://schemas.microsoft.com/office/word/2023/wordml/word16du" xmlns:wne="http://schemas.microsoft.com/office/word/2006/wordml" mc:Ignorable="w14 w15 w16se w16cid w16 w16cex w16sdtdh w16sdtfl w16du wp14">
   <w:p>
     <w:pPr>
       <w:pStyle w:val="BodyText"/>
-      <w:spacing w:lineRule="auto" w:line="14"/>
-      <w:ind w:start="0"/>
+      <w:spacing w:line="14" w:lineRule="auto"/>
+      <w:ind w:left="0"/>
       <w:rPr>
         <w:sz w:val="20"/>
       </w:rPr>
     </w:pPr>
     <w:r>
       <w:rPr>
+        <w:noProof/>
         <w:sz w:val="20"/>
       </w:rPr>
       <mc:AlternateContent>
         <mc:Choice Requires="wps">
           <w:drawing>
-            <wp:anchor behindDoc="1" distT="0" distB="0" distL="0" distR="0" simplePos="0" locked="0" layoutInCell="0" allowOverlap="1" relativeHeight="5" wp14:anchorId="5DA1389F">
+            <wp:anchor distT="0" distB="0" distL="0" distR="0" simplePos="0" relativeHeight="251657216" behindDoc="1" locked="0" layoutInCell="0" allowOverlap="1" wp14:anchorId="5DA1389F" wp14:editId="7EB007AB">
               <wp:simplePos x="0" y="0"/>
               <wp:positionH relativeFrom="page">
                 <wp:posOffset>3978910</wp:posOffset>
@@ -7273,6 +6855,7 @@
               <wp:effectExtent l="0" t="0" r="0" b="0"/>
               <wp:wrapNone/>
               <wp:docPr id="4" name="Textbox 2"/>
+              <wp:cNvGraphicFramePr/>
               <a:graphic xmlns:a="http://schemas.openxmlformats.org/drawingml/2006/main">
                 <a:graphicData uri="http://schemas.microsoft.com/office/word/2010/wordprocessingShape">
                   <wps:wsp>
@@ -7291,9 +6874,15 @@
                       </a:ln>
                     </wps:spPr>
                     <wps:style>
-                      <a:lnRef idx="0"/>
-                      <a:fillRef idx="0"/>
-                      <a:effectRef idx="0"/>
+                      <a:lnRef idx="0">
+                        <a:scrgbClr r="0" g="0" b="0"/>
+                      </a:lnRef>
+                      <a:fillRef idx="0">
+                        <a:scrgbClr r="0" g="0" b="0"/>
+                      </a:fillRef>
+                      <a:effectRef idx="0">
+                        <a:scrgbClr r="0" g="0" b="0"/>
+                      </a:effectRef>
                       <a:fontRef idx="minor"/>
                     </wps:style>
                     <wps:txbx>
@@ -7301,8 +6890,8 @@
                         <w:p>
                           <w:pPr>
                             <w:pStyle w:val="FrameContents"/>
-                            <w:spacing w:lineRule="exact" w:line="244"/>
-                            <w:ind w:start="60"/>
+                            <w:spacing w:line="244" w:lineRule="exact"/>
+                            <w:ind w:left="60"/>
                             <w:rPr>
                               <w:rFonts w:ascii="Calibri" w:hAnsi="Calibri"/>
                             </w:rPr>
@@ -7317,40 +6906,40 @@
                           </w:r>
                           <w:r>
                             <w:rPr>
-                              <w:spacing w:val="-10"/>
                               <w:rFonts w:ascii="Calibri" w:hAnsi="Calibri"/>
                               <w:color w:val="000000"/>
+                              <w:spacing w:val="-10"/>
                             </w:rPr>
                             <w:instrText xml:space="preserve"> PAGE </w:instrText>
                           </w:r>
                           <w:r>
                             <w:rPr>
-                              <w:spacing w:val="-10"/>
                               <w:rFonts w:ascii="Calibri" w:hAnsi="Calibri"/>
                               <w:color w:val="000000"/>
+                              <w:spacing w:val="-10"/>
                             </w:rPr>
                             <w:fldChar w:fldCharType="separate"/>
                           </w:r>
                           <w:r>
                             <w:rPr>
-                              <w:spacing w:val="-10"/>
                               <w:rFonts w:ascii="Calibri" w:hAnsi="Calibri"/>
                               <w:color w:val="000000"/>
+                              <w:spacing w:val="-10"/>
                             </w:rPr>
                             <w:t>3</w:t>
                           </w:r>
                           <w:r>
                             <w:rPr>
-                              <w:spacing w:val="-10"/>
                               <w:rFonts w:ascii="Calibri" w:hAnsi="Calibri"/>
                               <w:color w:val="000000"/>
+                              <w:spacing w:val="-10"/>
                             </w:rPr>
                             <w:fldChar w:fldCharType="end"/>
                           </w:r>
                         </w:p>
                       </w:txbxContent>
                     </wps:txbx>
-                    <wps:bodyPr lIns="0" rIns="0" tIns="0" bIns="0" anchor="t">
+                    <wps:bodyPr lIns="0" tIns="0" rIns="0" bIns="0" anchor="t">
                       <a:noAutofit/>
                     </wps:bodyPr>
                   </wps:wsp>
@@ -7359,7 +6948,7 @@
             </wp:anchor>
           </w:drawing>
         </mc:Choice>
-        <mc:Fallback>
+        <mc:Fallback xmlns:pic="http://schemas.openxmlformats.org/drawingml/2006/picture">
           <w:pict>
             <v:rect id="shape_0" ID="Textbox 2" path="m0,0l-2147483645,0l-2147483645,-2147483646l0,-2147483646xe" stroked="f" o:allowincell="f" style="position:absolute;margin-left:313.3pt;margin-top:36.85pt;width:12.55pt;height:12.95pt;mso-wrap-style:square;v-text-anchor:top;mso-position-horizontal-relative:page;mso-position-vertical-relative:page" wp14:anchorId="5DA1389F">
               <v:fill o:detectmouseclick="t" on="false"/>
@@ -7429,38 +7018,35 @@
 </file>
 
 <file path=word/header7.xml><?xml version="1.0" encoding="utf-8"?>
-<w:hdr xmlns:o="urn:schemas-microsoft-com:office:office" xmlns:r="http://schemas.openxmlformats.org/officeDocument/2006/relationships" xmlns:v="urn:schemas-microsoft-com:vml" xmlns:w="http://schemas.openxmlformats.org/wordprocessingml/2006/main" xmlns:w10="urn:schemas-microsoft-com:office:word" xmlns:wp="http://schemas.openxmlformats.org/drawingml/2006/wordprocessingDrawing" xmlns:pic="http://schemas.openxmlformats.org/drawingml/2006/picture" xmlns:wps="http://schemas.microsoft.com/office/word/2010/wordprocessingShape" xmlns:wpg="http://schemas.microsoft.com/office/word/2010/wordprocessingGroup" xmlns:mc="http://schemas.openxmlformats.org/markup-compatibility/2006" xmlns:wp14="http://schemas.microsoft.com/office/word/2010/wordprocessingDrawing" xmlns:w14="http://schemas.microsoft.com/office/word/2010/wordml" xmlns:w15="http://schemas.microsoft.com/office/word/2012/wordml" mc:Ignorable="w14 wp14 w15">
+<w:hdr xmlns:wpc="http://schemas.microsoft.com/office/word/2010/wordprocessingCanvas" xmlns:cx="http://schemas.microsoft.com/office/drawing/2014/chartex" xmlns:cx1="http://schemas.microsoft.com/office/drawing/2015/9/8/chartex" xmlns:cx2="http://schemas.microsoft.com/office/drawing/2015/10/21/chartex" xmlns:cx3="http://schemas.microsoft.com/office/drawing/2016/5/9/chartex" xmlns:cx4="http://schemas.microsoft.com/office/drawing/2016/5/10/chartex" xmlns:cx5="http://schemas.microsoft.com/office/drawing/2016/5/11/chartex" xmlns:cx6="http://schemas.microsoft.com/office/drawing/2016/5/12/chartex" xmlns:cx7="http://schemas.microsoft.com/office/drawing/2016/5/13/chartex" xmlns:cx8="http://schemas.microsoft.com/office/drawing/2016/5/14/chartex" xmlns:mc="http://schemas.openxmlformats.org/markup-compatibility/2006" xmlns:m="http://schemas.openxmlformats.org/officeDocument/2006/math" xmlns:aink="http://schemas.microsoft.com/office/drawing/2016/ink" xmlns:am3d="http://schemas.microsoft.com/office/drawing/2017/model3d" xmlns:oel="http://schemas.microsoft.com/office/2019/extlst" xmlns:r="http://schemas.openxmlformats.org/officeDocument/2006/relationships" xmlns:wp14="http://schemas.microsoft.com/office/word/2010/wordprocessingDrawing" xmlns:wp="http://schemas.openxmlformats.org/drawingml/2006/wordprocessingDrawing" xmlns:wpg="http://schemas.microsoft.com/office/word/2010/wordprocessingGroup" xmlns:wpi="http://schemas.microsoft.com/office/word/2010/wordprocessingInk" xmlns:wps="http://schemas.microsoft.com/office/word/2010/wordprocessingShape" xmlns:o="urn:schemas-microsoft-com:office:office" xmlns:v="urn:schemas-microsoft-com:vml" xmlns:w10="urn:schemas-microsoft-com:office:word" xmlns:w="http://schemas.openxmlformats.org/wordprocessingml/2006/main" xmlns:w14="http://schemas.microsoft.com/office/word/2010/wordml" xmlns:w15="http://schemas.microsoft.com/office/word/2012/wordml" xmlns:w16cex="http://schemas.microsoft.com/office/word/2018/wordml/cex" xmlns:w16cid="http://schemas.microsoft.com/office/word/2016/wordml/cid" xmlns:w16="http://schemas.microsoft.com/office/word/2018/wordml" xmlns:w16sdtdh="http://schemas.microsoft.com/office/word/2020/wordml/sdtdatahash" xmlns:w16sdtfl="http://schemas.microsoft.com/office/word/2024/wordml/sdtformatlock" xmlns:w16se="http://schemas.microsoft.com/office/word/2015/wordml/symex" xmlns:w16du="http://schemas.microsoft.com/office/word/2023/wordml/word16du" xmlns:wne="http://schemas.microsoft.com/office/word/2006/wordml" mc:Ignorable="w14 w15 w16se w16cid w16 w16cex w16sdtdh w16sdtfl w16du wp14">
   <w:p>
     <w:pPr>
       <w:pStyle w:val="Header"/>
-      <w:rPr/>
     </w:pPr>
-    <w:r>
-      <w:rPr/>
-    </w:r>
   </w:p>
 </w:hdr>
 </file>
 
 <file path=word/header8.xml><?xml version="1.0" encoding="utf-8"?>
-<w:hdr xmlns:o="urn:schemas-microsoft-com:office:office" xmlns:r="http://schemas.openxmlformats.org/officeDocument/2006/relationships" xmlns:v="urn:schemas-microsoft-com:vml" xmlns:w="http://schemas.openxmlformats.org/wordprocessingml/2006/main" xmlns:w10="urn:schemas-microsoft-com:office:word" xmlns:wp="http://schemas.openxmlformats.org/drawingml/2006/wordprocessingDrawing" xmlns:pic="http://schemas.openxmlformats.org/drawingml/2006/picture" xmlns:wps="http://schemas.microsoft.com/office/word/2010/wordprocessingShape" xmlns:wpg="http://schemas.microsoft.com/office/word/2010/wordprocessingGroup" xmlns:mc="http://schemas.openxmlformats.org/markup-compatibility/2006" xmlns:wp14="http://schemas.microsoft.com/office/word/2010/wordprocessingDrawing" xmlns:w14="http://schemas.microsoft.com/office/word/2010/wordml" xmlns:w15="http://schemas.microsoft.com/office/word/2012/wordml" mc:Ignorable="w14 wp14 w15">
+<w:hdr xmlns:wpc="http://schemas.microsoft.com/office/word/2010/wordprocessingCanvas" xmlns:cx="http://schemas.microsoft.com/office/drawing/2014/chartex" xmlns:cx1="http://schemas.microsoft.com/office/drawing/2015/9/8/chartex" xmlns:cx2="http://schemas.microsoft.com/office/drawing/2015/10/21/chartex" xmlns:cx3="http://schemas.microsoft.com/office/drawing/2016/5/9/chartex" xmlns:cx4="http://schemas.microsoft.com/office/drawing/2016/5/10/chartex" xmlns:cx5="http://schemas.microsoft.com/office/drawing/2016/5/11/chartex" xmlns:cx6="http://schemas.microsoft.com/office/drawing/2016/5/12/chartex" xmlns:cx7="http://schemas.microsoft.com/office/drawing/2016/5/13/chartex" xmlns:cx8="http://schemas.microsoft.com/office/drawing/2016/5/14/chartex" xmlns:mc="http://schemas.openxmlformats.org/markup-compatibility/2006" xmlns:m="http://schemas.openxmlformats.org/officeDocument/2006/math" xmlns:aink="http://schemas.microsoft.com/office/drawing/2016/ink" xmlns:am3d="http://schemas.microsoft.com/office/drawing/2017/model3d" xmlns:oel="http://schemas.microsoft.com/office/2019/extlst" xmlns:r="http://schemas.openxmlformats.org/officeDocument/2006/relationships" xmlns:wp14="http://schemas.microsoft.com/office/word/2010/wordprocessingDrawing" xmlns:wp="http://schemas.openxmlformats.org/drawingml/2006/wordprocessingDrawing" xmlns:wpg="http://schemas.microsoft.com/office/word/2010/wordprocessingGroup" xmlns:wpi="http://schemas.microsoft.com/office/word/2010/wordprocessingInk" xmlns:wps="http://schemas.microsoft.com/office/word/2010/wordprocessingShape" xmlns:o="urn:schemas-microsoft-com:office:office" xmlns:v="urn:schemas-microsoft-com:vml" xmlns:w10="urn:schemas-microsoft-com:office:word" xmlns:w="http://schemas.openxmlformats.org/wordprocessingml/2006/main" xmlns:w14="http://schemas.microsoft.com/office/word/2010/wordml" xmlns:w15="http://schemas.microsoft.com/office/word/2012/wordml" xmlns:w16cex="http://schemas.microsoft.com/office/word/2018/wordml/cex" xmlns:w16cid="http://schemas.microsoft.com/office/word/2016/wordml/cid" xmlns:w16="http://schemas.microsoft.com/office/word/2018/wordml" xmlns:w16sdtdh="http://schemas.microsoft.com/office/word/2020/wordml/sdtdatahash" xmlns:w16sdtfl="http://schemas.microsoft.com/office/word/2024/wordml/sdtformatlock" xmlns:w16se="http://schemas.microsoft.com/office/word/2015/wordml/symex" xmlns:w16du="http://schemas.microsoft.com/office/word/2023/wordml/word16du" xmlns:wne="http://schemas.microsoft.com/office/word/2006/wordml" mc:Ignorable="w14 w15 w16se w16cid w16 w16cex w16sdtdh w16sdtfl w16du wp14">
   <w:p>
     <w:pPr>
       <w:pStyle w:val="BodyText"/>
-      <w:spacing w:lineRule="auto" w:line="14"/>
-      <w:ind w:start="0"/>
+      <w:spacing w:line="14" w:lineRule="auto"/>
+      <w:ind w:left="0"/>
       <w:rPr>
         <w:sz w:val="20"/>
       </w:rPr>
     </w:pPr>
     <w:r>
       <w:rPr>
+        <w:noProof/>
         <w:sz w:val="20"/>
       </w:rPr>
       <mc:AlternateContent>
         <mc:Choice Requires="wps">
           <w:drawing>
-            <wp:anchor behindDoc="1" distT="0" distB="0" distL="0" distR="0" simplePos="0" locked="0" layoutInCell="0" allowOverlap="1" relativeHeight="8" wp14:anchorId="5DA1389F">
+            <wp:anchor distT="0" distB="0" distL="0" distR="0" simplePos="0" relativeHeight="251658240" behindDoc="1" locked="0" layoutInCell="0" allowOverlap="1" wp14:anchorId="5DA1389F" wp14:editId="42233297">
               <wp:simplePos x="0" y="0"/>
               <wp:positionH relativeFrom="page">
                 <wp:posOffset>3978910</wp:posOffset>
@@ -7472,6 +7058,7 @@
               <wp:effectExtent l="0" t="0" r="0" b="0"/>
               <wp:wrapNone/>
               <wp:docPr id="5" name="Textbox 3"/>
+              <wp:cNvGraphicFramePr/>
               <a:graphic xmlns:a="http://schemas.openxmlformats.org/drawingml/2006/main">
                 <a:graphicData uri="http://schemas.microsoft.com/office/word/2010/wordprocessingShape">
                   <wps:wsp>
@@ -7490,9 +7077,15 @@
                       </a:ln>
                     </wps:spPr>
                     <wps:style>
-                      <a:lnRef idx="0"/>
-                      <a:fillRef idx="0"/>
-                      <a:effectRef idx="0"/>
+                      <a:lnRef idx="0">
+                        <a:scrgbClr r="0" g="0" b="0"/>
+                      </a:lnRef>
+                      <a:fillRef idx="0">
+                        <a:scrgbClr r="0" g="0" b="0"/>
+                      </a:fillRef>
+                      <a:effectRef idx="0">
+                        <a:scrgbClr r="0" g="0" b="0"/>
+                      </a:effectRef>
                       <a:fontRef idx="minor"/>
                     </wps:style>
                     <wps:txbx>
@@ -7500,8 +7093,8 @@
                         <w:p>
                           <w:pPr>
                             <w:pStyle w:val="FrameContents"/>
-                            <w:spacing w:lineRule="exact" w:line="244"/>
-                            <w:ind w:start="60"/>
+                            <w:spacing w:line="244" w:lineRule="exact"/>
+                            <w:ind w:left="60"/>
                             <w:rPr>
                               <w:rFonts w:ascii="Calibri" w:hAnsi="Calibri"/>
                             </w:rPr>
@@ -7516,40 +7109,40 @@
                           </w:r>
                           <w:r>
                             <w:rPr>
-                              <w:spacing w:val="-10"/>
                               <w:rFonts w:ascii="Calibri" w:hAnsi="Calibri"/>
                               <w:color w:val="000000"/>
+                              <w:spacing w:val="-10"/>
                             </w:rPr>
                             <w:instrText xml:space="preserve"> PAGE </w:instrText>
                           </w:r>
                           <w:r>
                             <w:rPr>
-                              <w:spacing w:val="-10"/>
                               <w:rFonts w:ascii="Calibri" w:hAnsi="Calibri"/>
                               <w:color w:val="000000"/>
+                              <w:spacing w:val="-10"/>
                             </w:rPr>
                             <w:fldChar w:fldCharType="separate"/>
                           </w:r>
                           <w:r>
                             <w:rPr>
-                              <w:spacing w:val="-10"/>
                               <w:rFonts w:ascii="Calibri" w:hAnsi="Calibri"/>
                               <w:color w:val="000000"/>
+                              <w:spacing w:val="-10"/>
                             </w:rPr>
                             <w:t>4</w:t>
                           </w:r>
                           <w:r>
                             <w:rPr>
-                              <w:spacing w:val="-10"/>
                               <w:rFonts w:ascii="Calibri" w:hAnsi="Calibri"/>
                               <w:color w:val="000000"/>
+                              <w:spacing w:val="-10"/>
                             </w:rPr>
                             <w:fldChar w:fldCharType="end"/>
                           </w:r>
                         </w:p>
                       </w:txbxContent>
                     </wps:txbx>
-                    <wps:bodyPr lIns="0" rIns="0" tIns="0" bIns="0" anchor="t">
+                    <wps:bodyPr lIns="0" tIns="0" rIns="0" bIns="0" anchor="t">
                       <a:noAutofit/>
                     </wps:bodyPr>
                   </wps:wsp>
@@ -7558,7 +7151,7 @@
             </wp:anchor>
           </w:drawing>
         </mc:Choice>
-        <mc:Fallback>
+        <mc:Fallback xmlns:pic="http://schemas.openxmlformats.org/drawingml/2006/picture">
           <w:pict>
             <v:rect id="shape_0" ID="Textbox 3" path="m0,0l-2147483645,0l-2147483645,-2147483646l0,-2147483646xe" stroked="f" o:allowincell="f" style="position:absolute;margin-left:313.3pt;margin-top:36.85pt;width:12.55pt;height:12.95pt;mso-wrap-style:square;v-text-anchor:top;mso-position-horizontal-relative:page;mso-position-vertical-relative:page" wp14:anchorId="5DA1389F">
               <v:fill o:detectmouseclick="t" on="false"/>
@@ -7628,24 +7221,25 @@
 </file>
 
 <file path=word/header9.xml><?xml version="1.0" encoding="utf-8"?>
-<w:hdr xmlns:o="urn:schemas-microsoft-com:office:office" xmlns:r="http://schemas.openxmlformats.org/officeDocument/2006/relationships" xmlns:v="urn:schemas-microsoft-com:vml" xmlns:w="http://schemas.openxmlformats.org/wordprocessingml/2006/main" xmlns:w10="urn:schemas-microsoft-com:office:word" xmlns:wp="http://schemas.openxmlformats.org/drawingml/2006/wordprocessingDrawing" xmlns:pic="http://schemas.openxmlformats.org/drawingml/2006/picture" xmlns:wps="http://schemas.microsoft.com/office/word/2010/wordprocessingShape" xmlns:wpg="http://schemas.microsoft.com/office/word/2010/wordprocessingGroup" xmlns:mc="http://schemas.openxmlformats.org/markup-compatibility/2006" xmlns:wp14="http://schemas.microsoft.com/office/word/2010/wordprocessingDrawing" xmlns:w14="http://schemas.microsoft.com/office/word/2010/wordml" xmlns:w15="http://schemas.microsoft.com/office/word/2012/wordml" mc:Ignorable="w14 wp14 w15">
+<w:hdr xmlns:wpc="http://schemas.microsoft.com/office/word/2010/wordprocessingCanvas" xmlns:cx="http://schemas.microsoft.com/office/drawing/2014/chartex" xmlns:cx1="http://schemas.microsoft.com/office/drawing/2015/9/8/chartex" xmlns:cx2="http://schemas.microsoft.com/office/drawing/2015/10/21/chartex" xmlns:cx3="http://schemas.microsoft.com/office/drawing/2016/5/9/chartex" xmlns:cx4="http://schemas.microsoft.com/office/drawing/2016/5/10/chartex" xmlns:cx5="http://schemas.microsoft.com/office/drawing/2016/5/11/chartex" xmlns:cx6="http://schemas.microsoft.com/office/drawing/2016/5/12/chartex" xmlns:cx7="http://schemas.microsoft.com/office/drawing/2016/5/13/chartex" xmlns:cx8="http://schemas.microsoft.com/office/drawing/2016/5/14/chartex" xmlns:mc="http://schemas.openxmlformats.org/markup-compatibility/2006" xmlns:m="http://schemas.openxmlformats.org/officeDocument/2006/math" xmlns:aink="http://schemas.microsoft.com/office/drawing/2016/ink" xmlns:am3d="http://schemas.microsoft.com/office/drawing/2017/model3d" xmlns:oel="http://schemas.microsoft.com/office/2019/extlst" xmlns:r="http://schemas.openxmlformats.org/officeDocument/2006/relationships" xmlns:wp14="http://schemas.microsoft.com/office/word/2010/wordprocessingDrawing" xmlns:wp="http://schemas.openxmlformats.org/drawingml/2006/wordprocessingDrawing" xmlns:wpg="http://schemas.microsoft.com/office/word/2010/wordprocessingGroup" xmlns:wpi="http://schemas.microsoft.com/office/word/2010/wordprocessingInk" xmlns:wps="http://schemas.microsoft.com/office/word/2010/wordprocessingShape" xmlns:o="urn:schemas-microsoft-com:office:office" xmlns:v="urn:schemas-microsoft-com:vml" xmlns:w10="urn:schemas-microsoft-com:office:word" xmlns:w="http://schemas.openxmlformats.org/wordprocessingml/2006/main" xmlns:w14="http://schemas.microsoft.com/office/word/2010/wordml" xmlns:w15="http://schemas.microsoft.com/office/word/2012/wordml" xmlns:w16cex="http://schemas.microsoft.com/office/word/2018/wordml/cex" xmlns:w16cid="http://schemas.microsoft.com/office/word/2016/wordml/cid" xmlns:w16="http://schemas.microsoft.com/office/word/2018/wordml" xmlns:w16sdtdh="http://schemas.microsoft.com/office/word/2020/wordml/sdtdatahash" xmlns:w16sdtfl="http://schemas.microsoft.com/office/word/2024/wordml/sdtformatlock" xmlns:w16se="http://schemas.microsoft.com/office/word/2015/wordml/symex" xmlns:w16du="http://schemas.microsoft.com/office/word/2023/wordml/word16du" xmlns:wne="http://schemas.microsoft.com/office/word/2006/wordml" mc:Ignorable="w14 w15 w16se w16cid w16 w16cex w16sdtdh w16sdtfl w16du wp14">
   <w:p>
     <w:pPr>
       <w:pStyle w:val="BodyText"/>
-      <w:spacing w:lineRule="auto" w:line="14"/>
-      <w:ind w:start="0"/>
+      <w:spacing w:line="14" w:lineRule="auto"/>
+      <w:ind w:left="0"/>
       <w:rPr>
         <w:sz w:val="20"/>
       </w:rPr>
     </w:pPr>
     <w:r>
       <w:rPr>
+        <w:noProof/>
         <w:sz w:val="20"/>
       </w:rPr>
       <mc:AlternateContent>
         <mc:Choice Requires="wps">
           <w:drawing>
-            <wp:anchor behindDoc="1" distT="0" distB="0" distL="0" distR="0" simplePos="0" locked="0" layoutInCell="0" allowOverlap="1" relativeHeight="8" wp14:anchorId="5DA1389F">
+            <wp:anchor distT="0" distB="0" distL="0" distR="0" simplePos="0" relativeHeight="251659264" behindDoc="1" locked="0" layoutInCell="0" allowOverlap="1" wp14:anchorId="5DA1389F" wp14:editId="5B58B447">
               <wp:simplePos x="0" y="0"/>
               <wp:positionH relativeFrom="page">
                 <wp:posOffset>3978910</wp:posOffset>
@@ -7657,6 +7251,7 @@
               <wp:effectExtent l="0" t="0" r="0" b="0"/>
               <wp:wrapNone/>
               <wp:docPr id="6" name="Textbox 3"/>
+              <wp:cNvGraphicFramePr/>
               <a:graphic xmlns:a="http://schemas.openxmlformats.org/drawingml/2006/main">
                 <a:graphicData uri="http://schemas.microsoft.com/office/word/2010/wordprocessingShape">
                   <wps:wsp>
@@ -7675,9 +7270,15 @@
                       </a:ln>
                     </wps:spPr>
                     <wps:style>
-                      <a:lnRef idx="0"/>
-                      <a:fillRef idx="0"/>
-                      <a:effectRef idx="0"/>
+                      <a:lnRef idx="0">
+                        <a:scrgbClr r="0" g="0" b="0"/>
+                      </a:lnRef>
+                      <a:fillRef idx="0">
+                        <a:scrgbClr r="0" g="0" b="0"/>
+                      </a:fillRef>
+                      <a:effectRef idx="0">
+                        <a:scrgbClr r="0" g="0" b="0"/>
+                      </a:effectRef>
                       <a:fontRef idx="minor"/>
                     </wps:style>
                     <wps:txbx>
@@ -7685,8 +7286,8 @@
                         <w:p>
                           <w:pPr>
                             <w:pStyle w:val="FrameContents"/>
-                            <w:spacing w:lineRule="exact" w:line="244"/>
-                            <w:ind w:start="60"/>
+                            <w:spacing w:line="244" w:lineRule="exact"/>
+                            <w:ind w:left="60"/>
                             <w:rPr>
                               <w:rFonts w:ascii="Calibri" w:hAnsi="Calibri"/>
                             </w:rPr>
@@ -7701,40 +7302,40 @@
                           </w:r>
                           <w:r>
                             <w:rPr>
-                              <w:spacing w:val="-10"/>
                               <w:rFonts w:ascii="Calibri" w:hAnsi="Calibri"/>
                               <w:color w:val="000000"/>
+                              <w:spacing w:val="-10"/>
                             </w:rPr>
                             <w:instrText xml:space="preserve"> PAGE </w:instrText>
                           </w:r>
                           <w:r>
                             <w:rPr>
-                              <w:spacing w:val="-10"/>
                               <w:rFonts w:ascii="Calibri" w:hAnsi="Calibri"/>
                               <w:color w:val="000000"/>
+                              <w:spacing w:val="-10"/>
                             </w:rPr>
                             <w:fldChar w:fldCharType="separate"/>
                           </w:r>
                           <w:r>
                             <w:rPr>
-                              <w:spacing w:val="-10"/>
                               <w:rFonts w:ascii="Calibri" w:hAnsi="Calibri"/>
                               <w:color w:val="000000"/>
+                              <w:spacing w:val="-10"/>
                             </w:rPr>
                             <w:t>4</w:t>
                           </w:r>
                           <w:r>
                             <w:rPr>
-                              <w:spacing w:val="-10"/>
                               <w:rFonts w:ascii="Calibri" w:hAnsi="Calibri"/>
                               <w:color w:val="000000"/>
+                              <w:spacing w:val="-10"/>
                             </w:rPr>
                             <w:fldChar w:fldCharType="end"/>
                           </w:r>
                         </w:p>
                       </w:txbxContent>
                     </wps:txbx>
-                    <wps:bodyPr lIns="0" rIns="0" tIns="0" bIns="0" anchor="t">
+                    <wps:bodyPr lIns="0" tIns="0" rIns="0" bIns="0" anchor="t">
                       <a:noAutofit/>
                     </wps:bodyPr>
                   </wps:wsp>
@@ -7743,7 +7344,7 @@
             </wp:anchor>
           </w:drawing>
         </mc:Choice>
-        <mc:Fallback>
+        <mc:Fallback xmlns:pic="http://schemas.openxmlformats.org/drawingml/2006/picture">
           <w:pict>
             <v:rect id="shape_0" ID="Textbox 3" path="m0,0l-2147483645,0l-2147483645,-2147483646l0,-2147483646xe" stroked="f" o:allowincell="f" style="position:absolute;margin-left:313.3pt;margin-top:36.85pt;width:12.55pt;height:12.95pt;mso-wrap-style:square;v-text-anchor:top;mso-position-horizontal-relative:page;mso-position-vertical-relative:page" wp14:anchorId="5DA1389F">
               <v:fill o:detectmouseclick="t" on="false"/>
@@ -7813,29 +7414,32 @@
 </file>
 
 <file path=word/numbering.xml><?xml version="1.0" encoding="utf-8"?>
-<w:numbering xmlns:w="http://schemas.openxmlformats.org/wordprocessingml/2006/main" xmlns:o="urn:schemas-microsoft-com:office:office" xmlns:r="http://schemas.openxmlformats.org/officeDocument/2006/relationships" xmlns:v="urn:schemas-microsoft-com:vml" xmlns:mc="http://schemas.openxmlformats.org/markup-compatibility/2006" xmlns:w14="http://schemas.microsoft.com/office/word/2010/wordml" mc:Ignorable="w14">
-  <w:abstractNum w:abstractNumId="1">
+<w:numbering xmlns:wpc="http://schemas.microsoft.com/office/word/2010/wordprocessingCanvas" xmlns:cx="http://schemas.microsoft.com/office/drawing/2014/chartex" xmlns:cx1="http://schemas.microsoft.com/office/drawing/2015/9/8/chartex" xmlns:cx2="http://schemas.microsoft.com/office/drawing/2015/10/21/chartex" xmlns:cx3="http://schemas.microsoft.com/office/drawing/2016/5/9/chartex" xmlns:cx4="http://schemas.microsoft.com/office/drawing/2016/5/10/chartex" xmlns:cx5="http://schemas.microsoft.com/office/drawing/2016/5/11/chartex" xmlns:cx6="http://schemas.microsoft.com/office/drawing/2016/5/12/chartex" xmlns:cx7="http://schemas.microsoft.com/office/drawing/2016/5/13/chartex" xmlns:cx8="http://schemas.microsoft.com/office/drawing/2016/5/14/chartex" xmlns:mc="http://schemas.openxmlformats.org/markup-compatibility/2006" xmlns:m="http://schemas.openxmlformats.org/officeDocument/2006/math" xmlns:aink="http://schemas.microsoft.com/office/drawing/2016/ink" xmlns:am3d="http://schemas.microsoft.com/office/drawing/2017/model3d" xmlns:oel="http://schemas.microsoft.com/office/2019/extlst" xmlns:r="http://schemas.openxmlformats.org/officeDocument/2006/relationships" xmlns:wp14="http://schemas.microsoft.com/office/word/2010/wordprocessingDrawing" xmlns:wp="http://schemas.openxmlformats.org/drawingml/2006/wordprocessingDrawing" xmlns:wpg="http://schemas.microsoft.com/office/word/2010/wordprocessingGroup" xmlns:wpi="http://schemas.microsoft.com/office/word/2010/wordprocessingInk" xmlns:wps="http://schemas.microsoft.com/office/word/2010/wordprocessingShape" xmlns:o="urn:schemas-microsoft-com:office:office" xmlns:v="urn:schemas-microsoft-com:vml" xmlns:w10="urn:schemas-microsoft-com:office:word" xmlns:w="http://schemas.openxmlformats.org/wordprocessingml/2006/main" xmlns:w14="http://schemas.microsoft.com/office/word/2010/wordml" xmlns:w15="http://schemas.microsoft.com/office/word/2012/wordml" xmlns:w16cex="http://schemas.microsoft.com/office/word/2018/wordml/cex" xmlns:w16cid="http://schemas.microsoft.com/office/word/2016/wordml/cid" xmlns:w16="http://schemas.microsoft.com/office/word/2018/wordml" xmlns:w16sdtdh="http://schemas.microsoft.com/office/word/2020/wordml/sdtdatahash" xmlns:w16sdtfl="http://schemas.microsoft.com/office/word/2024/wordml/sdtformatlock" xmlns:w16se="http://schemas.microsoft.com/office/word/2015/wordml/symex" xmlns:w16du="http://schemas.microsoft.com/office/word/2023/wordml/word16du" xmlns:wne="http://schemas.microsoft.com/office/word/2006/wordml" mc:Ignorable="w14 w15 w16se w16cid w16 w16cex w16sdtdh w16sdtfl w16du wp14">
+  <w:abstractNum w:abstractNumId="0" w15:restartNumberingAfterBreak="0">
+    <w:nsid w:val="3FDF0CF5"/>
+    <w:multiLevelType w:val="multilevel"/>
+    <w:tmpl w:val="7F18240E"/>
     <w:lvl w:ilvl="0">
       <w:start w:val="1"/>
       <w:numFmt w:val="decimal"/>
       <w:lvlText w:val="%1."/>
-      <w:lvlJc w:val="start"/>
+      <w:lvlJc w:val="left"/>
       <w:pPr>
         <w:tabs>
           <w:tab w:val="num" w:pos="0"/>
         </w:tabs>
-        <w:ind w:start="853" w:hanging="708"/>
+        <w:ind w:left="853" w:hanging="708"/>
       </w:pPr>
       <w:rPr>
+        <w:rFonts w:ascii="Times New Roman" w:eastAsia="Times New Roman" w:hAnsi="Times New Roman" w:cs="Times New Roman"/>
+        <w:b/>
+        <w:bCs/>
+        <w:i w:val="0"/>
+        <w:iCs w:val="0"/>
+        <w:spacing w:val="0"/>
+        <w:w w:val="100"/>
         <w:sz w:val="24"/>
-        <w:spacing w:val="0"/>
-        <w:i w:val="false"/>
-        <w:b/>
         <w:szCs w:val="24"/>
-        <w:iCs w:val="false"/>
-        <w:bCs/>
-        <w:w w:val="100"/>
-        <w:rFonts w:ascii="Times New Roman" w:hAnsi="Times New Roman" w:eastAsia="Times New Roman" w:cs="Times New Roman"/>
         <w:lang w:val="ru-RU" w:eastAsia="en-US" w:bidi="ar-SA"/>
       </w:rPr>
     </w:lvl>
@@ -7843,23 +7447,23 @@
       <w:start w:val="1"/>
       <w:numFmt w:val="decimal"/>
       <w:lvlText w:val="%1.%2."/>
-      <w:lvlJc w:val="start"/>
+      <w:lvlJc w:val="left"/>
       <w:pPr>
         <w:tabs>
           <w:tab w:val="num" w:pos="0"/>
         </w:tabs>
-        <w:ind w:start="145" w:hanging="708"/>
+        <w:ind w:left="145" w:hanging="708"/>
       </w:pPr>
       <w:rPr>
+        <w:rFonts w:ascii="Times New Roman" w:eastAsia="Times New Roman" w:hAnsi="Times New Roman" w:cs="Times New Roman"/>
+        <w:b w:val="0"/>
+        <w:bCs w:val="0"/>
+        <w:i w:val="0"/>
+        <w:iCs w:val="0"/>
+        <w:spacing w:val="0"/>
+        <w:w w:val="99"/>
         <w:sz w:val="24"/>
-        <w:spacing w:val="0"/>
-        <w:i w:val="false"/>
-        <w:b w:val="false"/>
         <w:szCs w:val="24"/>
-        <w:iCs w:val="false"/>
-        <w:bCs w:val="false"/>
-        <w:w w:val="99"/>
-        <w:rFonts w:ascii="Times New Roman" w:hAnsi="Times New Roman" w:eastAsia="Times New Roman" w:cs="Times New Roman"/>
         <w:lang w:val="ru-RU" w:eastAsia="en-US" w:bidi="ar-SA"/>
       </w:rPr>
     </w:lvl>
@@ -7867,36 +7471,35 @@
       <w:start w:val="1"/>
       <w:numFmt w:val="decimal"/>
       <w:lvlText w:val="%1.%2.%3."/>
-      <w:lvlJc w:val="start"/>
+      <w:lvlJc w:val="left"/>
       <w:pPr>
         <w:tabs>
           <w:tab w:val="num" w:pos="0"/>
         </w:tabs>
-        <w:ind w:start="745" w:hanging="600"/>
+        <w:ind w:left="745" w:hanging="600"/>
       </w:pPr>
       <w:rPr>
+        <w:rFonts w:ascii="Times New Roman" w:eastAsia="Times New Roman" w:hAnsi="Times New Roman" w:cs="Times New Roman"/>
+        <w:b w:val="0"/>
+        <w:bCs w:val="0"/>
+        <w:i w:val="0"/>
+        <w:iCs w:val="0"/>
+        <w:spacing w:val="0"/>
+        <w:w w:val="100"/>
         <w:sz w:val="24"/>
-        <w:spacing w:val="0"/>
-        <w:i w:val="false"/>
-        <w:b w:val="false"/>
         <w:szCs w:val="24"/>
-        <w:iCs w:val="false"/>
-        <w:bCs w:val="false"/>
-        <w:w w:val="100"/>
-        <w:rFonts w:ascii="Times New Roman" w:hAnsi="Times New Roman" w:eastAsia="Times New Roman" w:cs="Times New Roman"/>
         <w:lang w:val="ru-RU" w:eastAsia="en-US" w:bidi="ar-SA"/>
       </w:rPr>
     </w:lvl>
     <w:lvl w:ilvl="3">
-      <w:start w:val="0"/>
       <w:numFmt w:val="bullet"/>
       <w:lvlText w:val=""/>
-      <w:lvlJc w:val="start"/>
+      <w:lvlJc w:val="left"/>
       <w:pPr>
         <w:tabs>
           <w:tab w:val="num" w:pos="0"/>
         </w:tabs>
-        <w:ind w:start="1957" w:hanging="600"/>
+        <w:ind w:left="1957" w:hanging="600"/>
       </w:pPr>
       <w:rPr>
         <w:rFonts w:ascii="Symbol" w:hAnsi="Symbol" w:cs="Symbol" w:hint="default"/>
@@ -7904,15 +7507,14 @@
       </w:rPr>
     </w:lvl>
     <w:lvl w:ilvl="4">
-      <w:start w:val="0"/>
       <w:numFmt w:val="bullet"/>
       <w:lvlText w:val=""/>
-      <w:lvlJc w:val="start"/>
+      <w:lvlJc w:val="left"/>
       <w:pPr>
         <w:tabs>
           <w:tab w:val="num" w:pos="0"/>
         </w:tabs>
-        <w:ind w:start="3054" w:hanging="600"/>
+        <w:ind w:left="3054" w:hanging="600"/>
       </w:pPr>
       <w:rPr>
         <w:rFonts w:ascii="Symbol" w:hAnsi="Symbol" w:cs="Symbol" w:hint="default"/>
@@ -7920,15 +7522,14 @@
       </w:rPr>
     </w:lvl>
     <w:lvl w:ilvl="5">
-      <w:start w:val="0"/>
       <w:numFmt w:val="bullet"/>
       <w:lvlText w:val=""/>
-      <w:lvlJc w:val="start"/>
+      <w:lvlJc w:val="left"/>
       <w:pPr>
         <w:tabs>
           <w:tab w:val="num" w:pos="0"/>
         </w:tabs>
-        <w:ind w:start="4152" w:hanging="600"/>
+        <w:ind w:left="4152" w:hanging="600"/>
       </w:pPr>
       <w:rPr>
         <w:rFonts w:ascii="Symbol" w:hAnsi="Symbol" w:cs="Symbol" w:hint="default"/>
@@ -7936,15 +7537,14 @@
       </w:rPr>
     </w:lvl>
     <w:lvl w:ilvl="6">
-      <w:start w:val="0"/>
       <w:numFmt w:val="bullet"/>
       <w:lvlText w:val=""/>
-      <w:lvlJc w:val="start"/>
+      <w:lvlJc w:val="left"/>
       <w:pPr>
         <w:tabs>
           <w:tab w:val="num" w:pos="0"/>
         </w:tabs>
-        <w:ind w:start="5249" w:hanging="600"/>
+        <w:ind w:left="5249" w:hanging="600"/>
       </w:pPr>
       <w:rPr>
         <w:rFonts w:ascii="Symbol" w:hAnsi="Symbol" w:cs="Symbol" w:hint="default"/>
@@ -7952,15 +7552,14 @@
       </w:rPr>
     </w:lvl>
     <w:lvl w:ilvl="7">
-      <w:start w:val="0"/>
       <w:numFmt w:val="bullet"/>
       <w:lvlText w:val=""/>
-      <w:lvlJc w:val="start"/>
+      <w:lvlJc w:val="left"/>
       <w:pPr>
         <w:tabs>
           <w:tab w:val="num" w:pos="0"/>
         </w:tabs>
-        <w:ind w:start="6346" w:hanging="600"/>
+        <w:ind w:left="6346" w:hanging="600"/>
       </w:pPr>
       <w:rPr>
         <w:rFonts w:ascii="Symbol" w:hAnsi="Symbol" w:cs="Symbol" w:hint="default"/>
@@ -7968,15 +7567,14 @@
       </w:rPr>
     </w:lvl>
     <w:lvl w:ilvl="8">
-      <w:start w:val="0"/>
       <w:numFmt w:val="bullet"/>
       <w:lvlText w:val=""/>
-      <w:lvlJc w:val="start"/>
+      <w:lvlJc w:val="left"/>
       <w:pPr>
         <w:tabs>
           <w:tab w:val="num" w:pos="0"/>
         </w:tabs>
-        <w:ind w:start="7444" w:hanging="600"/>
+        <w:ind w:left="7444" w:hanging="600"/>
       </w:pPr>
       <w:rPr>
         <w:rFonts w:ascii="Symbol" w:hAnsi="Symbol" w:cs="Symbol" w:hint="default"/>
@@ -7984,18 +7582,21 @@
       </w:rPr>
     </w:lvl>
   </w:abstractNum>
-  <w:abstractNum w:abstractNumId="2">
+  <w:abstractNum w:abstractNumId="1" w15:restartNumberingAfterBreak="0">
+    <w:nsid w:val="62F75CF1"/>
+    <w:multiLevelType w:val="multilevel"/>
+    <w:tmpl w:val="B7663B00"/>
     <w:lvl w:ilvl="0">
       <w:start w:val="1"/>
       <w:numFmt w:val="none"/>
       <w:suff w:val="nothing"/>
       <w:lvlText w:val=""/>
-      <w:lvlJc w:val="start"/>
+      <w:lvlJc w:val="left"/>
       <w:pPr>
         <w:tabs>
           <w:tab w:val="num" w:pos="0"/>
         </w:tabs>
-        <w:ind w:start="0" w:hanging="0"/>
+        <w:ind w:left="0" w:firstLine="0"/>
       </w:pPr>
     </w:lvl>
     <w:lvl w:ilvl="1">
@@ -8003,12 +7604,12 @@
       <w:numFmt w:val="none"/>
       <w:suff w:val="nothing"/>
       <w:lvlText w:val=""/>
-      <w:lvlJc w:val="start"/>
+      <w:lvlJc w:val="left"/>
       <w:pPr>
         <w:tabs>
           <w:tab w:val="num" w:pos="0"/>
         </w:tabs>
-        <w:ind w:start="0" w:hanging="0"/>
+        <w:ind w:left="0" w:firstLine="0"/>
       </w:pPr>
     </w:lvl>
     <w:lvl w:ilvl="2">
@@ -8016,12 +7617,12 @@
       <w:numFmt w:val="none"/>
       <w:suff w:val="nothing"/>
       <w:lvlText w:val=""/>
-      <w:lvlJc w:val="start"/>
+      <w:lvlJc w:val="left"/>
       <w:pPr>
         <w:tabs>
           <w:tab w:val="num" w:pos="0"/>
         </w:tabs>
-        <w:ind w:start="0" w:hanging="0"/>
+        <w:ind w:left="0" w:firstLine="0"/>
       </w:pPr>
     </w:lvl>
     <w:lvl w:ilvl="3">
@@ -8029,12 +7630,12 @@
       <w:numFmt w:val="none"/>
       <w:suff w:val="nothing"/>
       <w:lvlText w:val=""/>
-      <w:lvlJc w:val="start"/>
+      <w:lvlJc w:val="left"/>
       <w:pPr>
         <w:tabs>
           <w:tab w:val="num" w:pos="0"/>
         </w:tabs>
-        <w:ind w:start="0" w:hanging="0"/>
+        <w:ind w:left="0" w:firstLine="0"/>
       </w:pPr>
     </w:lvl>
     <w:lvl w:ilvl="4">
@@ -8042,12 +7643,12 @@
       <w:numFmt w:val="none"/>
       <w:suff w:val="nothing"/>
       <w:lvlText w:val=""/>
-      <w:lvlJc w:val="start"/>
+      <w:lvlJc w:val="left"/>
       <w:pPr>
         <w:tabs>
           <w:tab w:val="num" w:pos="0"/>
         </w:tabs>
-        <w:ind w:start="0" w:hanging="0"/>
+        <w:ind w:left="0" w:firstLine="0"/>
       </w:pPr>
     </w:lvl>
     <w:lvl w:ilvl="5">
@@ -8055,12 +7656,12 @@
       <w:numFmt w:val="none"/>
       <w:suff w:val="nothing"/>
       <w:lvlText w:val=""/>
-      <w:lvlJc w:val="start"/>
+      <w:lvlJc w:val="left"/>
       <w:pPr>
         <w:tabs>
           <w:tab w:val="num" w:pos="0"/>
         </w:tabs>
-        <w:ind w:start="0" w:hanging="0"/>
+        <w:ind w:left="0" w:firstLine="0"/>
       </w:pPr>
     </w:lvl>
     <w:lvl w:ilvl="6">
@@ -8068,12 +7669,12 @@
       <w:numFmt w:val="none"/>
       <w:suff w:val="nothing"/>
       <w:lvlText w:val=""/>
-      <w:lvlJc w:val="start"/>
+      <w:lvlJc w:val="left"/>
       <w:pPr>
         <w:tabs>
           <w:tab w:val="num" w:pos="0"/>
         </w:tabs>
-        <w:ind w:start="0" w:hanging="0"/>
+        <w:ind w:left="0" w:firstLine="0"/>
       </w:pPr>
     </w:lvl>
     <w:lvl w:ilvl="7">
@@ -8081,12 +7682,12 @@
       <w:numFmt w:val="none"/>
       <w:suff w:val="nothing"/>
       <w:lvlText w:val=""/>
-      <w:lvlJc w:val="start"/>
+      <w:lvlJc w:val="left"/>
       <w:pPr>
         <w:tabs>
           <w:tab w:val="num" w:pos="0"/>
         </w:tabs>
-        <w:ind w:start="0" w:hanging="0"/>
+        <w:ind w:left="0" w:firstLine="0"/>
       </w:pPr>
     </w:lvl>
     <w:lvl w:ilvl="8">
@@ -8094,30 +7695,30 @@
       <w:numFmt w:val="none"/>
       <w:suff w:val="nothing"/>
       <w:lvlText w:val=""/>
-      <w:lvlJc w:val="start"/>
+      <w:lvlJc w:val="left"/>
       <w:pPr>
         <w:tabs>
           <w:tab w:val="num" w:pos="0"/>
         </w:tabs>
-        <w:ind w:start="0" w:hanging="0"/>
+        <w:ind w:left="0" w:firstLine="0"/>
       </w:pPr>
     </w:lvl>
   </w:abstractNum>
-  <w:num w:numId="1">
+  <w:num w:numId="1" w16cid:durableId="2145267529">
+    <w:abstractNumId w:val="0"/>
+  </w:num>
+  <w:num w:numId="2" w16cid:durableId="800268004">
     <w:abstractNumId w:val="1"/>
-  </w:num>
-  <w:num w:numId="2">
-    <w:abstractNumId w:val="2"/>
   </w:num>
 </w:numbering>
 </file>
 
 <file path=word/styles.xml><?xml version="1.0" encoding="utf-8"?>
-<w:styles xmlns:w="http://schemas.openxmlformats.org/wordprocessingml/2006/main" xmlns:w14="http://schemas.microsoft.com/office/word/2010/wordml" xmlns:mc="http://schemas.openxmlformats.org/markup-compatibility/2006" mc:Ignorable="w14">
+<w:styles xmlns:mc="http://schemas.openxmlformats.org/markup-compatibility/2006" xmlns:r="http://schemas.openxmlformats.org/officeDocument/2006/relationships" xmlns:w="http://schemas.openxmlformats.org/wordprocessingml/2006/main" xmlns:w14="http://schemas.microsoft.com/office/word/2010/wordml" xmlns:w15="http://schemas.microsoft.com/office/word/2012/wordml" xmlns:w16cex="http://schemas.microsoft.com/office/word/2018/wordml/cex" xmlns:w16cid="http://schemas.microsoft.com/office/word/2016/wordml/cid" xmlns:w16="http://schemas.microsoft.com/office/word/2018/wordml" xmlns:w16sdtdh="http://schemas.microsoft.com/office/word/2020/wordml/sdtdatahash" xmlns:w16sdtfl="http://schemas.microsoft.com/office/word/2024/wordml/sdtformatlock" xmlns:w16se="http://schemas.microsoft.com/office/word/2015/wordml/symex" xmlns:w16du="http://schemas.microsoft.com/office/word/2023/wordml/word16du" mc:Ignorable="w14 w15 w16se w16cid w16 w16cex w16sdtdh w16sdtfl w16du">
   <w:docDefaults>
     <w:rPrDefault>
       <w:rPr>
-        <w:rFonts w:ascii="Calibri" w:hAnsi="Calibri" w:eastAsia="Calibri" w:cs="" w:asciiTheme="minorHAnsi" w:cstheme="minorBidi" w:eastAsiaTheme="minorHAnsi" w:hAnsiTheme="minorHAnsi"/>
+        <w:rFonts w:asciiTheme="minorHAnsi" w:eastAsiaTheme="minorHAnsi" w:hAnsiTheme="minorHAnsi" w:cstheme="minorBidi"/>
         <w:sz w:val="22"/>
         <w:szCs w:val="22"/>
         <w:lang w:val="en-US" w:eastAsia="en-US" w:bidi="ar-SA"/>
@@ -8125,21 +7726,21 @@
     </w:rPrDefault>
     <w:pPrDefault>
       <w:pPr>
-        <w:suppressAutoHyphens w:val="true"/>
+        <w:suppressAutoHyphens/>
       </w:pPr>
     </w:pPrDefault>
   </w:docDefaults>
   <w:latentStyles w:defLockedState="0" w:defUIPriority="99" w:defSemiHidden="0" w:defUnhideWhenUsed="0" w:defQFormat="0" w:count="376">
     <w:lsdException w:name="Normal" w:uiPriority="0" w:qFormat="1"/>
     <w:lsdException w:name="heading 1" w:uiPriority="9" w:qFormat="1"/>
-    <w:lsdException w:name="heading 2" w:uiPriority="9" w:semiHidden="1" w:unhideWhenUsed="1" w:qFormat="1"/>
-    <w:lsdException w:name="heading 3" w:uiPriority="9" w:semiHidden="1" w:unhideWhenUsed="1" w:qFormat="1"/>
-    <w:lsdException w:name="heading 4" w:uiPriority="9" w:semiHidden="1" w:unhideWhenUsed="1" w:qFormat="1"/>
-    <w:lsdException w:name="heading 5" w:uiPriority="9" w:semiHidden="1" w:unhideWhenUsed="1" w:qFormat="1"/>
-    <w:lsdException w:name="heading 6" w:uiPriority="9" w:semiHidden="1" w:unhideWhenUsed="1" w:qFormat="1"/>
-    <w:lsdException w:name="heading 7" w:uiPriority="9" w:semiHidden="1" w:unhideWhenUsed="1" w:qFormat="1"/>
-    <w:lsdException w:name="heading 8" w:uiPriority="9" w:semiHidden="1" w:unhideWhenUsed="1" w:qFormat="1"/>
-    <w:lsdException w:name="heading 9" w:uiPriority="9" w:semiHidden="1" w:unhideWhenUsed="1" w:qFormat="1"/>
+    <w:lsdException w:name="heading 2" w:semiHidden="1" w:uiPriority="9" w:unhideWhenUsed="1" w:qFormat="1"/>
+    <w:lsdException w:name="heading 3" w:semiHidden="1" w:uiPriority="9" w:unhideWhenUsed="1" w:qFormat="1"/>
+    <w:lsdException w:name="heading 4" w:semiHidden="1" w:uiPriority="9" w:unhideWhenUsed="1" w:qFormat="1"/>
+    <w:lsdException w:name="heading 5" w:semiHidden="1" w:uiPriority="9" w:unhideWhenUsed="1" w:qFormat="1"/>
+    <w:lsdException w:name="heading 6" w:semiHidden="1" w:uiPriority="9" w:unhideWhenUsed="1" w:qFormat="1"/>
+    <w:lsdException w:name="heading 7" w:semiHidden="1" w:uiPriority="9" w:unhideWhenUsed="1" w:qFormat="1"/>
+    <w:lsdException w:name="heading 8" w:semiHidden="1" w:uiPriority="9" w:unhideWhenUsed="1" w:qFormat="1"/>
+    <w:lsdException w:name="heading 9" w:semiHidden="1" w:uiPriority="9" w:unhideWhenUsed="1" w:qFormat="1"/>
     <w:lsdException w:name="index 1" w:semiHidden="1" w:unhideWhenUsed="1"/>
     <w:lsdException w:name="index 2" w:semiHidden="1" w:unhideWhenUsed="1"/>
     <w:lsdException w:name="index 3" w:semiHidden="1" w:unhideWhenUsed="1"/>
@@ -8149,22 +7750,22 @@
     <w:lsdException w:name="index 7" w:semiHidden="1" w:unhideWhenUsed="1"/>
     <w:lsdException w:name="index 8" w:semiHidden="1" w:unhideWhenUsed="1"/>
     <w:lsdException w:name="index 9" w:semiHidden="1" w:unhideWhenUsed="1"/>
-    <w:lsdException w:name="toc 1" w:uiPriority="39" w:semiHidden="1" w:unhideWhenUsed="1"/>
-    <w:lsdException w:name="toc 2" w:uiPriority="39" w:semiHidden="1" w:unhideWhenUsed="1"/>
-    <w:lsdException w:name="toc 3" w:uiPriority="39" w:semiHidden="1" w:unhideWhenUsed="1"/>
-    <w:lsdException w:name="toc 4" w:uiPriority="39" w:semiHidden="1" w:unhideWhenUsed="1"/>
-    <w:lsdException w:name="toc 5" w:uiPriority="39" w:semiHidden="1" w:unhideWhenUsed="1"/>
-    <w:lsdException w:name="toc 6" w:uiPriority="39" w:semiHidden="1" w:unhideWhenUsed="1"/>
-    <w:lsdException w:name="toc 7" w:uiPriority="39" w:semiHidden="1" w:unhideWhenUsed="1"/>
-    <w:lsdException w:name="toc 8" w:uiPriority="39" w:semiHidden="1" w:unhideWhenUsed="1"/>
-    <w:lsdException w:name="toc 9" w:uiPriority="39" w:semiHidden="1" w:unhideWhenUsed="1"/>
+    <w:lsdException w:name="toc 1" w:semiHidden="1" w:uiPriority="39" w:unhideWhenUsed="1"/>
+    <w:lsdException w:name="toc 2" w:semiHidden="1" w:uiPriority="39" w:unhideWhenUsed="1"/>
+    <w:lsdException w:name="toc 3" w:semiHidden="1" w:uiPriority="39" w:unhideWhenUsed="1"/>
+    <w:lsdException w:name="toc 4" w:semiHidden="1" w:uiPriority="39" w:unhideWhenUsed="1"/>
+    <w:lsdException w:name="toc 5" w:semiHidden="1" w:uiPriority="39" w:unhideWhenUsed="1"/>
+    <w:lsdException w:name="toc 6" w:semiHidden="1" w:uiPriority="39" w:unhideWhenUsed="1"/>
+    <w:lsdException w:name="toc 7" w:semiHidden="1" w:uiPriority="39" w:unhideWhenUsed="1"/>
+    <w:lsdException w:name="toc 8" w:semiHidden="1" w:uiPriority="39" w:unhideWhenUsed="1"/>
+    <w:lsdException w:name="toc 9" w:semiHidden="1" w:uiPriority="39" w:unhideWhenUsed="1"/>
     <w:lsdException w:name="Normal Indent" w:semiHidden="1" w:unhideWhenUsed="1"/>
     <w:lsdException w:name="footnote text" w:semiHidden="1" w:unhideWhenUsed="1"/>
     <w:lsdException w:name="annotation text" w:semiHidden="1" w:unhideWhenUsed="1"/>
     <w:lsdException w:name="header" w:semiHidden="1" w:unhideWhenUsed="1"/>
     <w:lsdException w:name="footer" w:semiHidden="1" w:unhideWhenUsed="1"/>
     <w:lsdException w:name="index heading" w:semiHidden="1" w:unhideWhenUsed="1"/>
-    <w:lsdException w:name="caption" w:uiPriority="35" w:semiHidden="1" w:unhideWhenUsed="1" w:qFormat="1"/>
+    <w:lsdException w:name="caption" w:semiHidden="1" w:uiPriority="35" w:unhideWhenUsed="1" w:qFormat="1"/>
     <w:lsdException w:name="table of figures" w:semiHidden="1" w:unhideWhenUsed="1"/>
     <w:lsdException w:name="envelope address" w:semiHidden="1" w:unhideWhenUsed="1"/>
     <w:lsdException w:name="envelope return" w:semiHidden="1" w:unhideWhenUsed="1"/>
@@ -8195,7 +7796,7 @@
     <w:lsdException w:name="Title" w:uiPriority="10" w:qFormat="1"/>
     <w:lsdException w:name="Closing" w:semiHidden="1" w:unhideWhenUsed="1"/>
     <w:lsdException w:name="Signature" w:semiHidden="1" w:unhideWhenUsed="1"/>
-    <w:lsdException w:name="Default Paragraph Font" w:uiPriority="1" w:semiHidden="1" w:unhideWhenUsed="1"/>
+    <w:lsdException w:name="Default Paragraph Font" w:semiHidden="1" w:uiPriority="1" w:unhideWhenUsed="1"/>
     <w:lsdException w:name="Body Text" w:semiHidden="1" w:unhideWhenUsed="1"/>
     <w:lsdException w:name="Body Text Indent" w:semiHidden="1" w:unhideWhenUsed="1"/>
     <w:lsdException w:name="List Continue" w:semiHidden="1" w:unhideWhenUsed="1"/>
@@ -8395,8 +7996,8 @@
     <w:lsdException w:name="Subtle Reference" w:uiPriority="31" w:qFormat="1"/>
     <w:lsdException w:name="Intense Reference" w:uiPriority="32" w:qFormat="1"/>
     <w:lsdException w:name="Book Title" w:uiPriority="33" w:qFormat="1"/>
-    <w:lsdException w:name="Bibliography" w:uiPriority="37" w:semiHidden="1" w:unhideWhenUsed="1"/>
-    <w:lsdException w:name="TOC Heading" w:uiPriority="39" w:semiHidden="1" w:unhideWhenUsed="1" w:qFormat="1"/>
+    <w:lsdException w:name="Bibliography" w:semiHidden="1" w:uiPriority="37" w:unhideWhenUsed="1"/>
+    <w:lsdException w:name="TOC Heading" w:semiHidden="1" w:uiPriority="39" w:unhideWhenUsed="1" w:qFormat="1"/>
     <w:lsdException w:name="Plain Table 1" w:uiPriority="41"/>
     <w:lsdException w:name="Plain Table 2" w:uiPriority="42"/>
     <w:lsdException w:name="Plain Table 3" w:uiPriority="43"/>
@@ -8507,24 +8108,16 @@
     <w:lsdException w:name="Unresolved Mention" w:semiHidden="1" w:unhideWhenUsed="1"/>
     <w:lsdException w:name="Smart Link" w:semiHidden="1" w:unhideWhenUsed="1"/>
   </w:latentStyles>
-  <w:style w:type="paragraph" w:styleId="Normal" w:default="1">
+  <w:style w:type="paragraph" w:default="1" w:styleId="Normal">
     <w:name w:val="Normal"/>
     <w:uiPriority w:val="1"/>
     <w:qFormat/>
     <w:pPr>
-      <w:widowControl w:val="false"/>
-      <w:suppressAutoHyphens w:val="true"/>
-      <w:bidi w:val="0"/>
-      <w:spacing w:before="0" w:after="0"/>
-      <w:jc w:val="start"/>
+      <w:widowControl w:val="0"/>
     </w:pPr>
     <w:rPr>
-      <w:rFonts w:ascii="Times New Roman" w:hAnsi="Times New Roman" w:eastAsia="Times New Roman" w:cs="Times New Roman"/>
-      <w:color w:val="auto"/>
-      <w:kern w:val="0"/>
-      <w:sz w:val="22"/>
-      <w:szCs w:val="22"/>
-      <w:lang w:val="ru-RU" w:eastAsia="en-US" w:bidi="ar-SA"/>
+      <w:rFonts w:ascii="Times New Roman" w:eastAsia="Times New Roman" w:hAnsi="Times New Roman" w:cs="Times New Roman"/>
+      <w:lang w:val="ru-RU"/>
     </w:rPr>
   </w:style>
   <w:style w:type="paragraph" w:styleId="Heading1">
@@ -8533,7 +8126,7 @@
     <w:uiPriority w:val="1"/>
     <w:qFormat/>
     <w:pPr>
-      <w:ind w:start="3"/>
+      <w:ind w:left="3"/>
       <w:jc w:val="center"/>
       <w:outlineLvl w:val="0"/>
     </w:pPr>
@@ -8550,7 +8143,7 @@
     <w:uiPriority w:val="1"/>
     <w:qFormat/>
     <w:pPr>
-      <w:ind w:hanging="708" w:start="853"/>
+      <w:ind w:left="853" w:hanging="708"/>
       <w:jc w:val="both"/>
       <w:outlineLvl w:val="1"/>
     </w:pPr>
@@ -8567,7 +8160,7 @@
     <w:uiPriority w:val="1"/>
     <w:qFormat/>
     <w:pPr>
-      <w:ind w:hanging="707" w:start="852"/>
+      <w:ind w:left="852" w:hanging="707"/>
       <w:outlineLvl w:val="2"/>
     </w:pPr>
     <w:rPr>
@@ -8577,36 +8170,55 @@
       <w:szCs w:val="24"/>
     </w:rPr>
   </w:style>
-  <w:style w:type="character" w:styleId="DefaultParagraphFont" w:default="1">
+  <w:style w:type="character" w:default="1" w:styleId="DefaultParagraphFont">
     <w:name w:val="Default Paragraph Font"/>
     <w:uiPriority w:val="1"/>
     <w:semiHidden/>
     <w:unhideWhenUsed/>
-    <w:qFormat/>
-    <w:rPr/>
   </w:style>
-  <w:style w:type="character" w:styleId="Style11" w:customStyle="1">
-    <w:name w:val="Нижний колонтитул Знак"/>
+  <w:style w:type="table" w:default="1" w:styleId="TableNormal">
+    <w:name w:val="Normal Table"/>
+    <w:uiPriority w:val="99"/>
+    <w:semiHidden/>
+    <w:unhideWhenUsed/>
+    <w:tblPr>
+      <w:tblInd w:w="0" w:type="dxa"/>
+      <w:tblCellMar>
+        <w:top w:w="0" w:type="dxa"/>
+        <w:left w:w="108" w:type="dxa"/>
+        <w:bottom w:w="0" w:type="dxa"/>
+        <w:right w:w="108" w:type="dxa"/>
+      </w:tblCellMar>
+    </w:tblPr>
+  </w:style>
+  <w:style w:type="numbering" w:default="1" w:styleId="NoList">
+    <w:name w:val="No List"/>
+    <w:uiPriority w:val="99"/>
+    <w:semiHidden/>
+    <w:unhideWhenUsed/>
+  </w:style>
+  <w:style w:type="character" w:customStyle="1" w:styleId="FooterChar">
+    <w:name w:val="Footer Char"/>
     <w:basedOn w:val="DefaultParagraphFont"/>
     <w:link w:val="Footer"/>
     <w:uiPriority w:val="99"/>
     <w:qFormat/>
-    <w:rsid w:val="00f61b75"/>
+    <w:rsid w:val="00F61B75"/>
     <w:rPr>
       <w:lang w:val="ru-RU"/>
     </w:rPr>
   </w:style>
-  <w:style w:type="paragraph" w:styleId="Heading" w:customStyle="1">
+  <w:style w:type="paragraph" w:customStyle="1" w:styleId="Heading">
     <w:name w:val="Heading"/>
     <w:basedOn w:val="Normal"/>
     <w:next w:val="BodyText"/>
     <w:qFormat/>
     <w:pPr>
-      <w:keepNext w:val="true"/>
+      <w:keepNext/>
       <w:spacing w:before="240" w:after="120"/>
     </w:pPr>
     <w:rPr>
-      <w:rFonts w:ascii="Liberation Sans" w:hAnsi="Liberation Sans" w:eastAsia="Arial Unicode MS" w:cs="Arial Unicode MS"/>
+      <w:rFonts w:ascii="Liberation Sans" w:eastAsia="Arial Unicode MS" w:hAnsi="Liberation Sans" w:cs="Arial Unicode MS"/>
       <w:sz w:val="28"/>
       <w:szCs w:val="28"/>
     </w:rPr>
@@ -8617,7 +8229,7 @@
     <w:uiPriority w:val="1"/>
     <w:qFormat/>
     <w:pPr>
-      <w:ind w:start="145"/>
+      <w:ind w:left="145"/>
     </w:pPr>
     <w:rPr>
       <w:sz w:val="24"/>
@@ -8627,7 +8239,6 @@
   <w:style w:type="paragraph" w:styleId="List">
     <w:name w:val="List"/>
     <w:basedOn w:val="BodyText"/>
-    <w:pPr/>
     <w:rPr>
       <w:rFonts w:cs="Arial Unicode MS"/>
     </w:rPr>
@@ -8648,7 +8259,7 @@
       <w:szCs w:val="24"/>
     </w:rPr>
   </w:style>
-  <w:style w:type="paragraph" w:styleId="Index" w:customStyle="1">
+  <w:style w:type="paragraph" w:customStyle="1" w:styleId="Index">
     <w:name w:val="Index"/>
     <w:basedOn w:val="Normal"/>
     <w:qFormat/>
@@ -8665,90 +8276,58 @@
     <w:uiPriority w:val="1"/>
     <w:qFormat/>
     <w:pPr>
-      <w:ind w:start="145"/>
+      <w:ind w:left="145"/>
       <w:jc w:val="both"/>
     </w:pPr>
-    <w:rPr/>
   </w:style>
-  <w:style w:type="paragraph" w:styleId="TableParagraph" w:customStyle="1">
+  <w:style w:type="paragraph" w:customStyle="1" w:styleId="TableParagraph">
     <w:name w:val="Table Paragraph"/>
     <w:basedOn w:val="Normal"/>
     <w:uiPriority w:val="1"/>
     <w:qFormat/>
     <w:pPr>
-      <w:ind w:start="110"/>
+      <w:ind w:left="110"/>
     </w:pPr>
-    <w:rPr/>
   </w:style>
-  <w:style w:type="paragraph" w:styleId="HeaderandFooter" w:customStyle="1">
+  <w:style w:type="paragraph" w:customStyle="1" w:styleId="HeaderandFooter">
     <w:name w:val="Header and Footer"/>
     <w:basedOn w:val="Normal"/>
     <w:qFormat/>
-    <w:pPr/>
-    <w:rPr/>
   </w:style>
   <w:style w:type="paragraph" w:styleId="Footer">
     <w:name w:val="footer"/>
     <w:basedOn w:val="Normal"/>
-    <w:link w:val="Style11"/>
+    <w:link w:val="FooterChar"/>
     <w:uiPriority w:val="99"/>
     <w:unhideWhenUsed/>
-    <w:rsid w:val="00f61b75"/>
+    <w:rsid w:val="00F61B75"/>
     <w:pPr>
       <w:widowControl/>
       <w:tabs>
-        <w:tab w:val="clear" w:pos="720"/>
-        <w:tab w:val="center" w:pos="4677" w:leader="none"/>
-        <w:tab w:val="right" w:pos="9355" w:leader="none"/>
+        <w:tab w:val="center" w:pos="4677"/>
+        <w:tab w:val="right" w:pos="9355"/>
       </w:tabs>
     </w:pPr>
     <w:rPr>
-      <w:rFonts w:ascii="Calibri" w:hAnsi="Calibri" w:eastAsia="Calibri" w:cs="" w:asciiTheme="minorHAnsi" w:cstheme="minorBidi" w:eastAsiaTheme="minorHAnsi" w:hAnsiTheme="minorHAnsi"/>
+      <w:rFonts w:asciiTheme="minorHAnsi" w:eastAsiaTheme="minorHAnsi" w:hAnsiTheme="minorHAnsi" w:cstheme="minorBidi"/>
     </w:rPr>
   </w:style>
   <w:style w:type="paragraph" w:styleId="Header">
     <w:name w:val="header"/>
     <w:basedOn w:val="HeaderandFooter"/>
-    <w:pPr/>
-    <w:rPr/>
   </w:style>
-  <w:style w:type="paragraph" w:styleId="FrameContents" w:customStyle="1">
+  <w:style w:type="paragraph" w:customStyle="1" w:styleId="FrameContents">
     <w:name w:val="Frame Contents"/>
     <w:basedOn w:val="Normal"/>
     <w:qFormat/>
-    <w:pPr/>
-    <w:rPr/>
   </w:style>
-  <w:style w:type="paragraph" w:styleId="FrameContentsuser" w:customStyle="1">
+  <w:style w:type="paragraph" w:customStyle="1" w:styleId="FrameContentsuser">
     <w:name w:val="Frame Contents (user)"/>
     <w:basedOn w:val="Normal"/>
     <w:qFormat/>
-    <w:pPr/>
-    <w:rPr/>
   </w:style>
-  <w:style w:type="numbering" w:styleId="NoList" w:default="1">
-    <w:name w:val="No List"/>
-    <w:uiPriority w:val="99"/>
-    <w:semiHidden/>
-    <w:unhideWhenUsed/>
-    <w:qFormat/>
-  </w:style>
-  <w:style w:type="table" w:default="1" w:styleId="a1">
-    <w:name w:val="Normal Table"/>
-    <w:uiPriority w:val="99"/>
-    <w:semiHidden/>
-    <w:unhideWhenUsed/>
-    <w:tblPr>
-      <w:tblCellMar>
-        <w:top w:w="0" w:type="dxa"/>
-        <w:left w:w="108" w:type="dxa"/>
-        <w:bottom w:w="0" w:type="dxa"/>
-        <w:right w:w="108" w:type="dxa"/>
-      </w:tblCellMar>
-    </w:tblPr>
-  </w:style>
-  <w:style w:type="table" w:customStyle="1" w:styleId="TableNormal">
-    <w:name w:val="Table Normal"/>
+  <w:style w:type="table" w:customStyle="1" w:styleId="TableNormal1">
+    <w:name w:val="Table Normal1"/>
     <w:uiPriority w:val="2"/>
     <w:semiHidden/>
     <w:unhideWhenUsed/>
@@ -8766,41 +8345,41 @@
 </file>
 
 <file path=word/theme/theme1.xml><?xml version="1.0" encoding="utf-8"?>
-<a:theme xmlns:a="http://schemas.openxmlformats.org/drawingml/2006/main" xmlns:r="http://schemas.openxmlformats.org/officeDocument/2006/relationships" name="Office Theme">
+<a:theme xmlns:a="http://schemas.openxmlformats.org/drawingml/2006/main" name="Office Theme">
   <a:themeElements>
     <a:clrScheme name="Office">
       <a:dk1>
         <a:srgbClr val="000000"/>
       </a:dk1>
       <a:lt1>
-        <a:srgbClr val="ffffff"/>
+        <a:srgbClr val="FFFFFF"/>
       </a:lt1>
       <a:dk2>
-        <a:srgbClr val="1f497d"/>
+        <a:srgbClr val="1F497D"/>
       </a:dk2>
       <a:lt2>
-        <a:srgbClr val="eeece1"/>
+        <a:srgbClr val="EEECE1"/>
       </a:lt2>
       <a:accent1>
-        <a:srgbClr val="4f81bd"/>
+        <a:srgbClr val="4F81BD"/>
       </a:accent1>
       <a:accent2>
-        <a:srgbClr val="c0504d"/>
+        <a:srgbClr val="C0504D"/>
       </a:accent2>
       <a:accent3>
-        <a:srgbClr val="9bbb59"/>
+        <a:srgbClr val="9BBB59"/>
       </a:accent3>
       <a:accent4>
-        <a:srgbClr val="8064a2"/>
+        <a:srgbClr val="8064A2"/>
       </a:accent4>
       <a:accent5>
-        <a:srgbClr val="4bacc6"/>
+        <a:srgbClr val="4BACC6"/>
       </a:accent5>
       <a:accent6>
-        <a:srgbClr val="f79646"/>
+        <a:srgbClr val="F79646"/>
       </a:accent6>
       <a:hlink>
-        <a:srgbClr val="0000ff"/>
+        <a:srgbClr val="0000FF"/>
       </a:hlink>
       <a:folHlink>
         <a:srgbClr val="800080"/>
@@ -8808,12 +8387,12 @@
     </a:clrScheme>
     <a:fontScheme name="Office">
       <a:majorFont>
-        <a:latin typeface="Cambria" pitchFamily="0" charset="1"/>
+        <a:latin typeface="Cambria"/>
         <a:ea typeface=""/>
         <a:cs typeface=""/>
       </a:majorFont>
       <a:minorFont>
-        <a:latin typeface="Calibri" pitchFamily="0" charset="1"/>
+        <a:latin typeface="Calibri"/>
         <a:ea typeface=""/>
         <a:cs typeface=""/>
       </a:minorFont>
@@ -8842,7 +8421,7 @@
             </a:gs>
           </a:gsLst>
           <a:lin ang="16200000" scaled="1"/>
-          <a:tileRect l="0" t="0" r="0" b="0"/>
+          <a:tileRect/>
         </a:gradFill>
         <a:gradFill>
           <a:gsLst>
@@ -8863,7 +8442,7 @@
             </a:gs>
           </a:gsLst>
           <a:lin ang="16200000" scaled="0"/>
-          <a:tileRect l="0" t="0" r="0" b="0"/>
+          <a:tileRect/>
         </a:gradFill>
       </a:fillStyleLst>
       <a:lnStyleLst>
@@ -8914,7 +8493,7 @@
           <a:path path="circle">
             <a:fillToRect l="50000" t="-80000" r="50000" b="180000"/>
           </a:path>
-          <a:tileRect l="0" t="0" r="0" b="0"/>
+          <a:tileRect/>
         </a:gradFill>
         <a:gradFill>
           <a:gsLst>
@@ -8932,10 +8511,12 @@
           <a:path path="circle">
             <a:fillToRect l="50000" t="50000" r="50000" b="50000"/>
           </a:path>
-          <a:tileRect l="0" t="0" r="0" b="0"/>
+          <a:tileRect/>
         </a:gradFill>
       </a:bgFillStyleLst>
     </a:fmtScheme>
   </a:themeElements>
+  <a:objectDefaults/>
+  <a:extraClrSchemeLst/>
 </a:theme>
 </file>